--- a/examples/autoencoder/doc/autoenc_lstm_ed.docx
+++ b/examples/autoencoder/doc/autoenc_lstm_ed.docx
@@ -1357,52 +1357,52 @@
         <w:rPr>
           <w:rStyle w:val="VerbatimChar"/>
         </w:rPr>
-        <w:t xml:space="preserve">## [1,] 0.7424179</w:t>
-      </w:r>
-      <w:r>
-        <w:br/>
-      </w:r>
-      <w:r>
-        <w:rPr>
-          <w:rStyle w:val="VerbatimChar"/>
-        </w:rPr>
-        <w:t xml:space="preserve">## [2,] 0.8168209</w:t>
-      </w:r>
-      <w:r>
-        <w:br/>
-      </w:r>
-      <w:r>
-        <w:rPr>
-          <w:rStyle w:val="VerbatimChar"/>
-        </w:rPr>
-        <w:t xml:space="preserve">## [3,] 0.8740139</w:t>
-      </w:r>
-      <w:r>
-        <w:br/>
-      </w:r>
-      <w:r>
-        <w:rPr>
-          <w:rStyle w:val="VerbatimChar"/>
-        </w:rPr>
-        <w:t xml:space="preserve">## [4,] 0.9216437</w:t>
-      </w:r>
-      <w:r>
-        <w:br/>
-      </w:r>
-      <w:r>
-        <w:rPr>
-          <w:rStyle w:val="VerbatimChar"/>
-        </w:rPr>
-        <w:t xml:space="preserve">## [5,] 0.9615713</w:t>
-      </w:r>
-      <w:r>
-        <w:br/>
-      </w:r>
-      <w:r>
-        <w:rPr>
-          <w:rStyle w:val="VerbatimChar"/>
-        </w:rPr>
-        <w:t xml:space="preserve">## [6,] 0.9878759</w:t>
+        <w:t xml:space="preserve">## [1,] 0.7377923</w:t>
+      </w:r>
+      <w:r>
+        <w:br/>
+      </w:r>
+      <w:r>
+        <w:rPr>
+          <w:rStyle w:val="VerbatimChar"/>
+        </w:rPr>
+        <w:t xml:space="preserve">## [2,] 0.8128593</w:t>
+      </w:r>
+      <w:r>
+        <w:br/>
+      </w:r>
+      <w:r>
+        <w:rPr>
+          <w:rStyle w:val="VerbatimChar"/>
+        </w:rPr>
+        <w:t xml:space="preserve">## [3,] 0.8710832</w:t>
+      </w:r>
+      <w:r>
+        <w:br/>
+      </w:r>
+      <w:r>
+        <w:rPr>
+          <w:rStyle w:val="VerbatimChar"/>
+        </w:rPr>
+        <w:t xml:space="preserve">## [4,] 0.9199792</w:t>
+      </w:r>
+      <w:r>
+        <w:br/>
+      </w:r>
+      <w:r>
+        <w:rPr>
+          <w:rStyle w:val="VerbatimChar"/>
+        </w:rPr>
+        <w:t xml:space="preserve">## [5,] 0.9611053</w:t>
+      </w:r>
+      <w:r>
+        <w:br/>
+      </w:r>
+      <w:r>
+        <w:rPr>
+          <w:rStyle w:val="VerbatimChar"/>
+        </w:rPr>
+        <w:t xml:space="preserve">## [6,] 0.9881912</w:t>
       </w:r>
       <w:r>
         <w:br/>
@@ -1447,52 +1447,52 @@
         <w:rPr>
           <w:rStyle w:val="VerbatimChar"/>
         </w:rPr>
-        <w:t xml:space="preserve">## [1,] 0.8649633</w:t>
-      </w:r>
-      <w:r>
-        <w:br/>
-      </w:r>
-      <w:r>
-        <w:rPr>
-          <w:rStyle w:val="VerbatimChar"/>
-        </w:rPr>
-        <w:t xml:space="preserve">## [2,] 0.9261578</w:t>
-      </w:r>
-      <w:r>
-        <w:br/>
-      </w:r>
-      <w:r>
-        <w:rPr>
-          <w:rStyle w:val="VerbatimChar"/>
-        </w:rPr>
-        <w:t xml:space="preserve">## [3,] 0.9608392</w:t>
-      </w:r>
-      <w:r>
-        <w:br/>
-      </w:r>
-      <w:r>
-        <w:rPr>
-          <w:rStyle w:val="VerbatimChar"/>
-        </w:rPr>
-        <w:t xml:space="preserve">## [4,] 0.9714433</w:t>
-      </w:r>
-      <w:r>
-        <w:br/>
-      </w:r>
-      <w:r>
-        <w:rPr>
-          <w:rStyle w:val="VerbatimChar"/>
-        </w:rPr>
-        <w:t xml:space="preserve">## [5,] 0.9576708</w:t>
-      </w:r>
-      <w:r>
-        <w:br/>
-      </w:r>
-      <w:r>
-        <w:rPr>
-          <w:rStyle w:val="VerbatimChar"/>
-        </w:rPr>
-        <w:t xml:space="preserve">## [6,] 0.9213040</w:t>
+        <w:t xml:space="preserve">## [1,] 0.8623747</w:t>
+      </w:r>
+      <w:r>
+        <w:br/>
+      </w:r>
+      <w:r>
+        <w:rPr>
+          <w:rStyle w:val="VerbatimChar"/>
+        </w:rPr>
+        <w:t xml:space="preserve">## [2,] 0.9240005</w:t>
+      </w:r>
+      <w:r>
+        <w:br/>
+      </w:r>
+      <w:r>
+        <w:rPr>
+          <w:rStyle w:val="VerbatimChar"/>
+        </w:rPr>
+        <w:t xml:space="preserve">## [3,] 0.9590415</w:t>
+      </w:r>
+      <w:r>
+        <w:br/>
+      </w:r>
+      <w:r>
+        <w:rPr>
+          <w:rStyle w:val="VerbatimChar"/>
+        </w:rPr>
+        <w:t xml:space="preserve">## [4,] 0.9698944</w:t>
+      </w:r>
+      <w:r>
+        <w:br/>
+      </w:r>
+      <w:r>
+        <w:rPr>
+          <w:rStyle w:val="VerbatimChar"/>
+        </w:rPr>
+        <w:t xml:space="preserve">## [5,] 0.9564019</w:t>
+      </w:r>
+      <w:r>
+        <w:br/>
+      </w:r>
+      <w:r>
+        <w:rPr>
+          <w:rStyle w:val="VerbatimChar"/>
+        </w:rPr>
+        <w:t xml:space="preserve">## [6,] 0.9205318</w:t>
       </w:r>
       <w:r>
         <w:br/>
@@ -1537,52 +1537,52 @@
         <w:rPr>
           <w:rStyle w:val="VerbatimChar"/>
         </w:rPr>
-        <w:t xml:space="preserve">## [1,] 0.9029353</w:t>
-      </w:r>
-      <w:r>
-        <w:br/>
-      </w:r>
-      <w:r>
-        <w:rPr>
-          <w:rStyle w:val="VerbatimChar"/>
-        </w:rPr>
-        <w:t xml:space="preserve">## [2,] 0.9578715</w:t>
-      </w:r>
-      <w:r>
-        <w:br/>
-      </w:r>
-      <w:r>
-        <w:rPr>
-          <w:rStyle w:val="VerbatimChar"/>
-        </w:rPr>
-        <w:t xml:space="preserve">## [3,] 0.9852169</w:t>
-      </w:r>
-      <w:r>
-        <w:br/>
-      </w:r>
-      <w:r>
-        <w:rPr>
-          <w:rStyle w:val="VerbatimChar"/>
-        </w:rPr>
-        <w:t xml:space="preserve">## [4,] 0.9866294</w:t>
-      </w:r>
-      <w:r>
-        <w:br/>
-      </w:r>
-      <w:r>
-        <w:rPr>
-          <w:rStyle w:val="VerbatimChar"/>
-        </w:rPr>
-        <w:t xml:space="preserve">## [5,] 0.9616935</w:t>
-      </w:r>
-      <w:r>
-        <w:br/>
-      </w:r>
-      <w:r>
-        <w:rPr>
-          <w:rStyle w:val="VerbatimChar"/>
-        </w:rPr>
-        <w:t xml:space="preserve">## [6,] 0.9131606</w:t>
+        <w:t xml:space="preserve">## [1,] 0.8998346</w:t>
+      </w:r>
+      <w:r>
+        <w:br/>
+      </w:r>
+      <w:r>
+        <w:rPr>
+          <w:rStyle w:val="VerbatimChar"/>
+        </w:rPr>
+        <w:t xml:space="preserve">## [2,] 0.9551347</w:t>
+      </w:r>
+      <w:r>
+        <w:br/>
+      </w:r>
+      <w:r>
+        <w:rPr>
+          <w:rStyle w:val="VerbatimChar"/>
+        </w:rPr>
+        <w:t xml:space="preserve">## [3,] 0.9827783</w:t>
+      </w:r>
+      <w:r>
+        <w:br/>
+      </w:r>
+      <w:r>
+        <w:rPr>
+          <w:rStyle w:val="VerbatimChar"/>
+        </w:rPr>
+        <w:t xml:space="preserve">## [4,] 0.9844490</w:t>
+      </w:r>
+      <w:r>
+        <w:br/>
+      </w:r>
+      <w:r>
+        <w:rPr>
+          <w:rStyle w:val="VerbatimChar"/>
+        </w:rPr>
+        <w:t xml:space="preserve">## [5,] 0.9599518</w:t>
+      </w:r>
+      <w:r>
+        <w:br/>
+      </w:r>
+      <w:r>
+        <w:rPr>
+          <w:rStyle w:val="VerbatimChar"/>
+        </w:rPr>
+        <w:t xml:space="preserve">## [6,] 0.9122278</w:t>
       </w:r>
       <w:r>
         <w:br/>
@@ -1627,52 +1627,52 @@
         <w:rPr>
           <w:rStyle w:val="VerbatimChar"/>
         </w:rPr>
-        <w:t xml:space="preserve">## [1,] 0.9684657</w:t>
-      </w:r>
-      <w:r>
-        <w:br/>
-      </w:r>
-      <w:r>
-        <w:rPr>
-          <w:rStyle w:val="VerbatimChar"/>
-        </w:rPr>
-        <w:t xml:space="preserve">## [2,] 0.9950426</w:t>
-      </w:r>
-      <w:r>
-        <w:br/>
-      </w:r>
-      <w:r>
-        <w:rPr>
-          <w:rStyle w:val="VerbatimChar"/>
-        </w:rPr>
-        <w:t xml:space="preserve">## [3,] 0.9932125</w:t>
-      </w:r>
-      <w:r>
-        <w:br/>
-      </w:r>
-      <w:r>
-        <w:rPr>
-          <w:rStyle w:val="VerbatimChar"/>
-        </w:rPr>
-        <w:t xml:space="preserve">## [4,] 0.9613122</w:t>
-      </w:r>
-      <w:r>
-        <w:br/>
-      </w:r>
-      <w:r>
-        <w:rPr>
-          <w:rStyle w:val="VerbatimChar"/>
-        </w:rPr>
-        <w:t xml:space="preserve">## [5,] 0.8983266</w:t>
-      </w:r>
-      <w:r>
-        <w:br/>
-      </w:r>
-      <w:r>
-        <w:rPr>
-          <w:rStyle w:val="VerbatimChar"/>
-        </w:rPr>
-        <w:t xml:space="preserve">## [6,] 0.8106574</w:t>
+        <w:t xml:space="preserve">## [1,] 0.9669083</w:t>
+      </w:r>
+      <w:r>
+        <w:br/>
+      </w:r>
+      <w:r>
+        <w:rPr>
+          <w:rStyle w:val="VerbatimChar"/>
+        </w:rPr>
+        <w:t xml:space="preserve">## [2,] 0.9932436</w:t>
+      </w:r>
+      <w:r>
+        <w:br/>
+      </w:r>
+      <w:r>
+        <w:rPr>
+          <w:rStyle w:val="VerbatimChar"/>
+        </w:rPr>
+        <w:t xml:space="preserve">## [3,] 0.9909449</w:t>
+      </w:r>
+      <w:r>
+        <w:br/>
+      </w:r>
+      <w:r>
+        <w:rPr>
+          <w:rStyle w:val="VerbatimChar"/>
+        </w:rPr>
+        <w:t xml:space="preserve">## [4,] 0.9584809</w:t>
+      </w:r>
+      <w:r>
+        <w:br/>
+      </w:r>
+      <w:r>
+        <w:rPr>
+          <w:rStyle w:val="VerbatimChar"/>
+        </w:rPr>
+        <w:t xml:space="preserve">## [5,] 0.8952907</w:t>
+      </w:r>
+      <w:r>
+        <w:br/>
+      </w:r>
+      <w:r>
+        <w:rPr>
+          <w:rStyle w:val="VerbatimChar"/>
+        </w:rPr>
+        <w:t xml:space="preserve">## [6,] 0.8081818</w:t>
       </w:r>
       <w:r>
         <w:br/>
@@ -1717,52 +1717,52 @@
         <w:rPr>
           <w:rStyle w:val="VerbatimChar"/>
         </w:rPr>
-        <w:t xml:space="preserve">## [1,] 0.9948473</w:t>
-      </w:r>
-      <w:r>
-        <w:br/>
-      </w:r>
-      <w:r>
-        <w:rPr>
-          <w:rStyle w:val="VerbatimChar"/>
-        </w:rPr>
-        <w:t xml:space="preserve">## [2,] 0.9977193</w:t>
-      </w:r>
-      <w:r>
-        <w:br/>
-      </w:r>
-      <w:r>
-        <w:rPr>
-          <w:rStyle w:val="VerbatimChar"/>
-        </w:rPr>
-        <w:t xml:space="preserve">## [3,] 0.9718332</w:t>
-      </w:r>
-      <w:r>
-        <w:br/>
-      </w:r>
-      <w:r>
-        <w:rPr>
-          <w:rStyle w:val="VerbatimChar"/>
-        </w:rPr>
-        <w:t xml:space="preserve">## [4,] 0.9120282</w:t>
-      </w:r>
-      <w:r>
-        <w:br/>
-      </w:r>
-      <w:r>
-        <w:rPr>
-          <w:rStyle w:val="VerbatimChar"/>
-        </w:rPr>
-        <w:t xml:space="preserve">## [5,] 0.8163146</w:t>
-      </w:r>
-      <w:r>
-        <w:br/>
-      </w:r>
-      <w:r>
-        <w:rPr>
-          <w:rStyle w:val="VerbatimChar"/>
-        </w:rPr>
-        <w:t xml:space="preserve">## [6,] 0.6950880</w:t>
+        <w:t xml:space="preserve">## [1,] 0.9942876</w:t>
+      </w:r>
+      <w:r>
+        <w:br/>
+      </w:r>
+      <w:r>
+        <w:rPr>
+          <w:rStyle w:val="VerbatimChar"/>
+        </w:rPr>
+        <w:t xml:space="preserve">## [2,] 0.9967946</w:t>
+      </w:r>
+      <w:r>
+        <w:br/>
+      </w:r>
+      <w:r>
+        <w:rPr>
+          <w:rStyle w:val="VerbatimChar"/>
+        </w:rPr>
+        <w:t xml:space="preserve">## [3,] 0.9700994</w:t>
+      </w:r>
+      <w:r>
+        <w:br/>
+      </w:r>
+      <w:r>
+        <w:rPr>
+          <w:rStyle w:val="VerbatimChar"/>
+        </w:rPr>
+        <w:t xml:space="preserve">## [4,] 0.9092772</w:t>
+      </w:r>
+      <w:r>
+        <w:br/>
+      </w:r>
+      <w:r>
+        <w:rPr>
+          <w:rStyle w:val="VerbatimChar"/>
+        </w:rPr>
+        <w:t xml:space="preserve">## [5,] 0.8130276</w:t>
+      </w:r>
+      <w:r>
+        <w:br/>
+      </w:r>
+      <w:r>
+        <w:rPr>
+          <w:rStyle w:val="VerbatimChar"/>
+        </w:rPr>
+        <w:t xml:space="preserve">## [6,] 0.6923826</w:t>
       </w:r>
     </w:p>
     <w:p>
@@ -2207,43 +2207,43 @@
         <w:rPr>
           <w:rStyle w:val="VerbatimChar"/>
         </w:rPr>
-        <w:t xml:space="preserve">## [1] "t4 R2 test: 0.89185161029878 MAPE: 0.0340430022607442"</w:t>
-      </w:r>
-      <w:r>
-        <w:br/>
-      </w:r>
-      <w:r>
-        <w:rPr>
-          <w:rStyle w:val="VerbatimChar"/>
-        </w:rPr>
-        <w:t xml:space="preserve">## [1] "t3 R2 test: 0.969108587710967 MAPE: 0.0274867812830433"</w:t>
-      </w:r>
-      <w:r>
-        <w:br/>
-      </w:r>
-      <w:r>
-        <w:rPr>
-          <w:rStyle w:val="VerbatimChar"/>
-        </w:rPr>
-        <w:t xml:space="preserve">## [1] "t2 R2 test: 0.994832854827159 MAPE: 0.0440546755916645"</w:t>
-      </w:r>
-      <w:r>
-        <w:br/>
-      </w:r>
-      <w:r>
-        <w:rPr>
-          <w:rStyle w:val="VerbatimChar"/>
-        </w:rPr>
-        <w:t xml:space="preserve">## [1] "t1 R2 test: 0.999696333250644 MAPE: 0.0108907894772594"</w:t>
-      </w:r>
-      <w:r>
-        <w:br/>
-      </w:r>
-      <w:r>
-        <w:rPr>
-          <w:rStyle w:val="VerbatimChar"/>
-        </w:rPr>
-        <w:t xml:space="preserve">## [1] "t0 R2 test: 0.999295107093618 MAPE: 0.0199503500383435"</w:t>
+        <w:t xml:space="preserve">## [1] "t4 R2 test: 0.884629366481279 MAPE: 0.034808484904563"</w:t>
+      </w:r>
+      <w:r>
+        <w:br/>
+      </w:r>
+      <w:r>
+        <w:rPr>
+          <w:rStyle w:val="VerbatimChar"/>
+        </w:rPr>
+        <w:t xml:space="preserve">## [1] "t3 R2 test: 0.970804188124449 MAPE: 0.0275912272924846"</w:t>
+      </w:r>
+      <w:r>
+        <w:br/>
+      </w:r>
+      <w:r>
+        <w:rPr>
+          <w:rStyle w:val="VerbatimChar"/>
+        </w:rPr>
+        <w:t xml:space="preserve">## [1] "t2 R2 test: 0.993972472915945 MAPE: 0.0452897082276659"</w:t>
+      </w:r>
+      <w:r>
+        <w:br/>
+      </w:r>
+      <w:r>
+        <w:rPr>
+          <w:rStyle w:val="VerbatimChar"/>
+        </w:rPr>
+        <w:t xml:space="preserve">## [1] "t1 R2 test: 0.999641656981797 MAPE: 0.0116268080905361"</w:t>
+      </w:r>
+      <w:r>
+        <w:br/>
+      </w:r>
+      <w:r>
+        <w:rPr>
+          <w:rStyle w:val="VerbatimChar"/>
+        </w:rPr>
+        <w:t xml:space="preserve">## [1] "t0 R2 test: 0.999330926614098 MAPE: 0.0200703928163659"</w:t>
       </w:r>
     </w:p>
     <w:p>
@@ -2331,7 +2331,7 @@
         <w:rPr>
           <w:rStyle w:val="VerbatimChar"/>
         </w:rPr>
-        <w:t xml:space="preserve">## [1] "Means R2 test: 0.970956898636234 MAPE: 0.027285119730211"</w:t>
+        <w:t xml:space="preserve">## [1] "Means R2 test: 0.969675722223513 MAPE: 0.0278773242663231"</w:t>
       </w:r>
     </w:p>
     <w:bookmarkStart w:id="23" w:name="method"/>
@@ -2375,7 +2375,11 @@
     </w:p>
     <w:bookmarkEnd w:id="24"/>
     <w:bookmarkEnd w:id="25"/>
-    <w:sectPr/>
+    <w:sectPr>
+      <w:footnotePr>
+        <w:numRestart w:val="eachSect"/>
+      </w:footnotePr>
+    </w:sectPr>
   </w:body>
 </w:document>
 </file>
@@ -2653,8 +2657,6 @@
     </w:pPr>
     <w:rPr>
       <w:rFonts w:asciiTheme="majorHAnsi" w:cstheme="majorBidi" w:eastAsiaTheme="majorEastAsia" w:hAnsiTheme="majorHAnsi"/>
-      <w:spacing w:val="-10"/>
-      <w:kern w:val="28"/>
       <w:sz w:val="56"/>
       <w:szCs w:val="56"/>
     </w:rPr>
@@ -2667,15 +2669,13 @@
     <w:rsid w:val="00A10FD9"/>
     <w:rPr>
       <w:rFonts w:asciiTheme="majorHAnsi" w:cstheme="majorBidi" w:eastAsiaTheme="majorEastAsia" w:hAnsiTheme="majorHAnsi"/>
-      <w:spacing w:val="-10"/>
-      <w:kern w:val="28"/>
       <w:sz w:val="56"/>
       <w:szCs w:val="56"/>
     </w:rPr>
   </w:style>
   <w:style w:styleId="Subtitle" w:type="paragraph">
     <w:name w:val="Subtitle"/>
-    <w:basedOn w:val="Normal"/>
+    <w:basedOn w:val="Title"/>
     <w:next w:val="BodyText"/>
     <w:link w:val="SubtitleChar"/>
     <w:uiPriority w:val="11"/>
@@ -2688,7 +2688,6 @@
     </w:pPr>
     <w:rPr>
       <w:rFonts w:cstheme="majorBidi" w:eastAsiaTheme="majorEastAsia"/>
-      <w:color w:themeColor="text1" w:themeTint="A6" w:val="595959"/>
       <w:spacing w:val="15"/>
       <w:sz w:val="28"/>
       <w:szCs w:val="28"/>
@@ -2710,23 +2709,31 @@
   </w:style>
   <w:style w:customStyle="1" w:styleId="Author" w:type="paragraph">
     <w:name w:val="Author"/>
+    <w:basedOn w:val="Title"/>
     <w:next w:val="BodyText"/>
     <w:qFormat/>
     <w:pPr>
       <w:keepNext/>
       <w:keepLines/>
-      <w:jc w:val="center"/>
     </w:pPr>
+    <w:rPr>
+      <w:sz w:val="24"/>
+      <w:szCs w:val="24"/>
+    </w:rPr>
   </w:style>
   <w:style w:styleId="Date" w:type="paragraph">
     <w:name w:val="Date"/>
+    <w:basedOn w:val="Title"/>
     <w:next w:val="BodyText"/>
     <w:qFormat/>
     <w:pPr>
       <w:keepNext/>
       <w:keepLines/>
-      <w:jc w:val="center"/>
     </w:pPr>
+    <w:rPr>
+      <w:sz w:val="24"/>
+      <w:szCs w:val="24"/>
+    </w:rPr>
   </w:style>
   <w:style w:customStyle="1" w:styleId="AbstractTitle" w:type="paragraph">
     <w:name w:val="Abstract Title"/>
@@ -2741,7 +2748,6 @@
     </w:pPr>
     <w:rPr>
       <w:b/>
-      <w:color w:val="345A8A"/>
       <w:sz w:val="20"/>
       <w:szCs w:val="20"/>
     </w:rPr>

--- a/examples/autoencoder/doc/autoenc_lstm_ed.docx
+++ b/examples/autoencoder/doc/autoenc_lstm_ed.docx
@@ -1357,52 +1357,52 @@
         <w:rPr>
           <w:rStyle w:val="VerbatimChar"/>
         </w:rPr>
-        <w:t xml:space="preserve">## [1,] 0.7377923</w:t>
-      </w:r>
-      <w:r>
-        <w:br/>
-      </w:r>
-      <w:r>
-        <w:rPr>
-          <w:rStyle w:val="VerbatimChar"/>
-        </w:rPr>
-        <w:t xml:space="preserve">## [2,] 0.8128593</w:t>
-      </w:r>
-      <w:r>
-        <w:br/>
-      </w:r>
-      <w:r>
-        <w:rPr>
-          <w:rStyle w:val="VerbatimChar"/>
-        </w:rPr>
-        <w:t xml:space="preserve">## [3,] 0.8710832</w:t>
-      </w:r>
-      <w:r>
-        <w:br/>
-      </w:r>
-      <w:r>
-        <w:rPr>
-          <w:rStyle w:val="VerbatimChar"/>
-        </w:rPr>
-        <w:t xml:space="preserve">## [4,] 0.9199792</w:t>
-      </w:r>
-      <w:r>
-        <w:br/>
-      </w:r>
-      <w:r>
-        <w:rPr>
-          <w:rStyle w:val="VerbatimChar"/>
-        </w:rPr>
-        <w:t xml:space="preserve">## [5,] 0.9611053</w:t>
-      </w:r>
-      <w:r>
-        <w:br/>
-      </w:r>
-      <w:r>
-        <w:rPr>
-          <w:rStyle w:val="VerbatimChar"/>
-        </w:rPr>
-        <w:t xml:space="preserve">## [6,] 0.9881912</w:t>
+        <w:t xml:space="preserve">## [1,] 0.7938911</w:t>
+      </w:r>
+      <w:r>
+        <w:br/>
+      </w:r>
+      <w:r>
+        <w:rPr>
+          <w:rStyle w:val="VerbatimChar"/>
+        </w:rPr>
+        <w:t xml:space="preserve">## [2,] 0.8534876</w:t>
+      </w:r>
+      <w:r>
+        <w:br/>
+      </w:r>
+      <w:r>
+        <w:rPr>
+          <w:rStyle w:val="VerbatimChar"/>
+        </w:rPr>
+        <w:t xml:space="preserve">## [3,] 0.8859087</w:t>
+      </w:r>
+      <w:r>
+        <w:br/>
+      </w:r>
+      <w:r>
+        <w:rPr>
+          <w:rStyle w:val="VerbatimChar"/>
+        </w:rPr>
+        <w:t xml:space="preserve">## [4,] 0.8993360</w:t>
+      </w:r>
+      <w:r>
+        <w:br/>
+      </w:r>
+      <w:r>
+        <w:rPr>
+          <w:rStyle w:val="VerbatimChar"/>
+        </w:rPr>
+        <w:t xml:space="preserve">## [5,] 0.8986475</w:t>
+      </w:r>
+      <w:r>
+        <w:br/>
+      </w:r>
+      <w:r>
+        <w:rPr>
+          <w:rStyle w:val="VerbatimChar"/>
+        </w:rPr>
+        <w:t xml:space="preserve">## [6,] 0.8858759</w:t>
       </w:r>
       <w:r>
         <w:br/>
@@ -1447,52 +1447,52 @@
         <w:rPr>
           <w:rStyle w:val="VerbatimChar"/>
         </w:rPr>
-        <w:t xml:space="preserve">## [1,] 0.8623747</w:t>
-      </w:r>
-      <w:r>
-        <w:br/>
-      </w:r>
-      <w:r>
-        <w:rPr>
-          <w:rStyle w:val="VerbatimChar"/>
-        </w:rPr>
-        <w:t xml:space="preserve">## [2,] 0.9240005</w:t>
-      </w:r>
-      <w:r>
-        <w:br/>
-      </w:r>
-      <w:r>
-        <w:rPr>
-          <w:rStyle w:val="VerbatimChar"/>
-        </w:rPr>
-        <w:t xml:space="preserve">## [3,] 0.9590415</w:t>
-      </w:r>
-      <w:r>
-        <w:br/>
-      </w:r>
-      <w:r>
-        <w:rPr>
-          <w:rStyle w:val="VerbatimChar"/>
-        </w:rPr>
-        <w:t xml:space="preserve">## [4,] 0.9698944</w:t>
-      </w:r>
-      <w:r>
-        <w:br/>
-      </w:r>
-      <w:r>
-        <w:rPr>
-          <w:rStyle w:val="VerbatimChar"/>
-        </w:rPr>
-        <w:t xml:space="preserve">## [5,] 0.9564019</w:t>
-      </w:r>
-      <w:r>
-        <w:br/>
-      </w:r>
-      <w:r>
-        <w:rPr>
-          <w:rStyle w:val="VerbatimChar"/>
-        </w:rPr>
-        <w:t xml:space="preserve">## [6,] 0.9205318</w:t>
+        <w:t xml:space="preserve">## [1,] 0.9068171</w:t>
+      </w:r>
+      <w:r>
+        <w:br/>
+      </w:r>
+      <w:r>
+        <w:rPr>
+          <w:rStyle w:val="VerbatimChar"/>
+        </w:rPr>
+        <w:t xml:space="preserve">## [2,] 0.9569675</w:t>
+      </w:r>
+      <w:r>
+        <w:br/>
+      </w:r>
+      <w:r>
+        <w:rPr>
+          <w:rStyle w:val="VerbatimChar"/>
+        </w:rPr>
+        <w:t xml:space="preserve">## [3,] 0.9795054</w:t>
+      </w:r>
+      <w:r>
+        <w:br/>
+      </w:r>
+      <w:r>
+        <w:rPr>
+          <w:rStyle w:val="VerbatimChar"/>
+        </w:rPr>
+        <w:t xml:space="preserve">## [4,] 0.9796963</w:t>
+      </w:r>
+      <w:r>
+        <w:br/>
+      </w:r>
+      <w:r>
+        <w:rPr>
+          <w:rStyle w:val="VerbatimChar"/>
+        </w:rPr>
+        <w:t xml:space="preserve">## [5,] 0.9591334</w:t>
+      </w:r>
+      <w:r>
+        <w:br/>
+      </w:r>
+      <w:r>
+        <w:rPr>
+          <w:rStyle w:val="VerbatimChar"/>
+        </w:rPr>
+        <w:t xml:space="preserve">## [6,] 0.9164025</w:t>
       </w:r>
       <w:r>
         <w:br/>
@@ -1537,52 +1537,52 @@
         <w:rPr>
           <w:rStyle w:val="VerbatimChar"/>
         </w:rPr>
-        <w:t xml:space="preserve">## [1,] 0.8998346</w:t>
-      </w:r>
-      <w:r>
-        <w:br/>
-      </w:r>
-      <w:r>
-        <w:rPr>
-          <w:rStyle w:val="VerbatimChar"/>
-        </w:rPr>
-        <w:t xml:space="preserve">## [2,] 0.9551347</w:t>
-      </w:r>
-      <w:r>
-        <w:br/>
-      </w:r>
-      <w:r>
-        <w:rPr>
-          <w:rStyle w:val="VerbatimChar"/>
-        </w:rPr>
-        <w:t xml:space="preserve">## [3,] 0.9827783</w:t>
-      </w:r>
-      <w:r>
-        <w:br/>
-      </w:r>
-      <w:r>
-        <w:rPr>
-          <w:rStyle w:val="VerbatimChar"/>
-        </w:rPr>
-        <w:t xml:space="preserve">## [4,] 0.9844490</w:t>
-      </w:r>
-      <w:r>
-        <w:br/>
-      </w:r>
-      <w:r>
-        <w:rPr>
-          <w:rStyle w:val="VerbatimChar"/>
-        </w:rPr>
-        <w:t xml:space="preserve">## [5,] 0.9599518</w:t>
-      </w:r>
-      <w:r>
-        <w:br/>
-      </w:r>
-      <w:r>
-        <w:rPr>
-          <w:rStyle w:val="VerbatimChar"/>
-        </w:rPr>
-        <w:t xml:space="preserve">## [6,] 0.9122278</w:t>
+        <w:t xml:space="preserve">## [1,] 0.8913540</w:t>
+      </w:r>
+      <w:r>
+        <w:br/>
+      </w:r>
+      <w:r>
+        <w:rPr>
+          <w:rStyle w:val="VerbatimChar"/>
+        </w:rPr>
+        <w:t xml:space="preserve">## [2,] 0.9293638</w:t>
+      </w:r>
+      <w:r>
+        <w:br/>
+      </w:r>
+      <w:r>
+        <w:rPr>
+          <w:rStyle w:val="VerbatimChar"/>
+        </w:rPr>
+        <w:t xml:space="preserve">## [3,] 0.9438593</w:t>
+      </w:r>
+      <w:r>
+        <w:br/>
+      </w:r>
+      <w:r>
+        <w:rPr>
+          <w:rStyle w:val="VerbatimChar"/>
+        </w:rPr>
+        <w:t xml:space="preserve">## [4,] 0.9383069</w:t>
+      </w:r>
+      <w:r>
+        <w:br/>
+      </w:r>
+      <w:r>
+        <w:rPr>
+          <w:rStyle w:val="VerbatimChar"/>
+        </w:rPr>
+        <w:t xml:space="preserve">## [5,] 0.9125193</w:t>
+      </w:r>
+      <w:r>
+        <w:br/>
+      </w:r>
+      <w:r>
+        <w:rPr>
+          <w:rStyle w:val="VerbatimChar"/>
+        </w:rPr>
+        <w:t xml:space="preserve">## [6,] 0.8633234</w:t>
       </w:r>
       <w:r>
         <w:br/>
@@ -1627,52 +1627,52 @@
         <w:rPr>
           <w:rStyle w:val="VerbatimChar"/>
         </w:rPr>
-        <w:t xml:space="preserve">## [1,] 0.9669083</w:t>
-      </w:r>
-      <w:r>
-        <w:br/>
-      </w:r>
-      <w:r>
-        <w:rPr>
-          <w:rStyle w:val="VerbatimChar"/>
-        </w:rPr>
-        <w:t xml:space="preserve">## [2,] 0.9932436</w:t>
-      </w:r>
-      <w:r>
-        <w:br/>
-      </w:r>
-      <w:r>
-        <w:rPr>
-          <w:rStyle w:val="VerbatimChar"/>
-        </w:rPr>
-        <w:t xml:space="preserve">## [3,] 0.9909449</w:t>
-      </w:r>
-      <w:r>
-        <w:br/>
-      </w:r>
-      <w:r>
-        <w:rPr>
-          <w:rStyle w:val="VerbatimChar"/>
-        </w:rPr>
-        <w:t xml:space="preserve">## [4,] 0.9584809</w:t>
-      </w:r>
-      <w:r>
-        <w:br/>
-      </w:r>
-      <w:r>
-        <w:rPr>
-          <w:rStyle w:val="VerbatimChar"/>
-        </w:rPr>
-        <w:t xml:space="preserve">## [5,] 0.8952907</w:t>
-      </w:r>
-      <w:r>
-        <w:br/>
-      </w:r>
-      <w:r>
-        <w:rPr>
-          <w:rStyle w:val="VerbatimChar"/>
-        </w:rPr>
-        <w:t xml:space="preserve">## [6,] 0.8081818</w:t>
+        <w:t xml:space="preserve">## [1,] 0.9103631</w:t>
+      </w:r>
+      <w:r>
+        <w:br/>
+      </w:r>
+      <w:r>
+        <w:rPr>
+          <w:rStyle w:val="VerbatimChar"/>
+        </w:rPr>
+        <w:t xml:space="preserve">## [2,] 0.9388263</w:t>
+      </w:r>
+      <w:r>
+        <w:br/>
+      </w:r>
+      <w:r>
+        <w:rPr>
+          <w:rStyle w:val="VerbatimChar"/>
+        </w:rPr>
+        <w:t xml:space="preserve">## [3,] 0.9468317</w:t>
+      </w:r>
+      <w:r>
+        <w:br/>
+      </w:r>
+      <w:r>
+        <w:rPr>
+          <w:rStyle w:val="VerbatimChar"/>
+        </w:rPr>
+        <w:t xml:space="preserve">## [4,] 0.9359837</w:t>
+      </w:r>
+      <w:r>
+        <w:br/>
+      </w:r>
+      <w:r>
+        <w:rPr>
+          <w:rStyle w:val="VerbatimChar"/>
+        </w:rPr>
+        <w:t xml:space="preserve">## [5,] 0.9046350</w:t>
+      </w:r>
+      <w:r>
+        <w:br/>
+      </w:r>
+      <w:r>
+        <w:rPr>
+          <w:rStyle w:val="VerbatimChar"/>
+        </w:rPr>
+        <w:t xml:space="preserve">## [6,] 0.8485538</w:t>
       </w:r>
       <w:r>
         <w:br/>
@@ -1717,52 +1717,52 @@
         <w:rPr>
           <w:rStyle w:val="VerbatimChar"/>
         </w:rPr>
-        <w:t xml:space="preserve">## [1,] 0.9942876</w:t>
-      </w:r>
-      <w:r>
-        <w:br/>
-      </w:r>
-      <w:r>
-        <w:rPr>
-          <w:rStyle w:val="VerbatimChar"/>
-        </w:rPr>
-        <w:t xml:space="preserve">## [2,] 0.9967946</w:t>
-      </w:r>
-      <w:r>
-        <w:br/>
-      </w:r>
-      <w:r>
-        <w:rPr>
-          <w:rStyle w:val="VerbatimChar"/>
-        </w:rPr>
-        <w:t xml:space="preserve">## [3,] 0.9700994</w:t>
-      </w:r>
-      <w:r>
-        <w:br/>
-      </w:r>
-      <w:r>
-        <w:rPr>
-          <w:rStyle w:val="VerbatimChar"/>
-        </w:rPr>
-        <w:t xml:space="preserve">## [4,] 0.9092772</w:t>
-      </w:r>
-      <w:r>
-        <w:br/>
-      </w:r>
-      <w:r>
-        <w:rPr>
-          <w:rStyle w:val="VerbatimChar"/>
-        </w:rPr>
-        <w:t xml:space="preserve">## [5,] 0.8130276</w:t>
-      </w:r>
-      <w:r>
-        <w:br/>
-      </w:r>
-      <w:r>
-        <w:rPr>
-          <w:rStyle w:val="VerbatimChar"/>
-        </w:rPr>
-        <w:t xml:space="preserve">## [6,] 0.6923826</w:t>
+        <w:t xml:space="preserve">## [1,] 0.9089446</w:t>
+      </w:r>
+      <w:r>
+        <w:br/>
+      </w:r>
+      <w:r>
+        <w:rPr>
+          <w:rStyle w:val="VerbatimChar"/>
+        </w:rPr>
+        <w:t xml:space="preserve">## [2,] 0.9349619</w:t>
+      </w:r>
+      <w:r>
+        <w:br/>
+      </w:r>
+      <w:r>
+        <w:rPr>
+          <w:rStyle w:val="VerbatimChar"/>
+        </w:rPr>
+        <w:t xml:space="preserve">## [3,] 0.9403993</w:t>
+      </w:r>
+      <w:r>
+        <w:br/>
+      </w:r>
+      <w:r>
+        <w:rPr>
+          <w:rStyle w:val="VerbatimChar"/>
+        </w:rPr>
+        <w:t xml:space="preserve">## [4,] 0.9262608</w:t>
+      </w:r>
+      <w:r>
+        <w:br/>
+      </w:r>
+      <w:r>
+        <w:rPr>
+          <w:rStyle w:val="VerbatimChar"/>
+        </w:rPr>
+        <w:t xml:space="preserve">## [5,] 0.8900328</w:t>
+      </w:r>
+      <w:r>
+        <w:br/>
+      </w:r>
+      <w:r>
+        <w:rPr>
+          <w:rStyle w:val="VerbatimChar"/>
+        </w:rPr>
+        <w:t xml:space="preserve">## [6,] 0.8264094</w:t>
       </w:r>
     </w:p>
     <w:p>
@@ -2207,43 +2207,43 @@
         <w:rPr>
           <w:rStyle w:val="VerbatimChar"/>
         </w:rPr>
-        <w:t xml:space="preserve">## [1] "t4 R2 test: 0.884629366481279 MAPE: 0.034808484904563"</w:t>
-      </w:r>
-      <w:r>
-        <w:br/>
-      </w:r>
-      <w:r>
-        <w:rPr>
-          <w:rStyle w:val="VerbatimChar"/>
-        </w:rPr>
-        <w:t xml:space="preserve">## [1] "t3 R2 test: 0.970804188124449 MAPE: 0.0275912272924846"</w:t>
-      </w:r>
-      <w:r>
-        <w:br/>
-      </w:r>
-      <w:r>
-        <w:rPr>
-          <w:rStyle w:val="VerbatimChar"/>
-        </w:rPr>
-        <w:t xml:space="preserve">## [1] "t2 R2 test: 0.993972472915945 MAPE: 0.0452897082276659"</w:t>
-      </w:r>
-      <w:r>
-        <w:br/>
-      </w:r>
-      <w:r>
-        <w:rPr>
-          <w:rStyle w:val="VerbatimChar"/>
-        </w:rPr>
-        <w:t xml:space="preserve">## [1] "t1 R2 test: 0.999641656981797 MAPE: 0.0116268080905361"</w:t>
-      </w:r>
-      <w:r>
-        <w:br/>
-      </w:r>
-      <w:r>
-        <w:rPr>
-          <w:rStyle w:val="VerbatimChar"/>
-        </w:rPr>
-        <w:t xml:space="preserve">## [1] "t0 R2 test: 0.999330926614098 MAPE: 0.0200703928163659"</w:t>
+        <w:t xml:space="preserve">## [1] "t4 R2 test: 0.726342534871807 MAPE: 0.0780018323012884"</w:t>
+      </w:r>
+      <w:r>
+        <w:br/>
+      </w:r>
+      <w:r>
+        <w:rPr>
+          <w:rStyle w:val="VerbatimChar"/>
+        </w:rPr>
+        <w:t xml:space="preserve">## [1] "t3 R2 test: 0.914187673485209 MAPE: 0.0625676437987308"</w:t>
+      </w:r>
+      <w:r>
+        <w:br/>
+      </w:r>
+      <w:r>
+        <w:rPr>
+          <w:rStyle w:val="VerbatimChar"/>
+        </w:rPr>
+        <w:t xml:space="preserve">## [1] "t2 R2 test: 0.996171755703344 MAPE: 0.0450540935763882"</w:t>
+      </w:r>
+      <w:r>
+        <w:br/>
+      </w:r>
+      <w:r>
+        <w:rPr>
+          <w:rStyle w:val="VerbatimChar"/>
+        </w:rPr>
+        <w:t xml:space="preserve">## [1] "t1 R2 test: 0.980155683728721 MAPE: 0.0716386298788092"</w:t>
+      </w:r>
+      <w:r>
+        <w:br/>
+      </w:r>
+      <w:r>
+        <w:rPr>
+          <w:rStyle w:val="VerbatimChar"/>
+        </w:rPr>
+        <w:t xml:space="preserve">## [1] "t0 R2 test: 0.941867416599378 MAPE: 0.178698869592085"</w:t>
       </w:r>
     </w:p>
     <w:p>
@@ -2331,7 +2331,7 @@
         <w:rPr>
           <w:rStyle w:val="VerbatimChar"/>
         </w:rPr>
-        <w:t xml:space="preserve">## [1] "Means R2 test: 0.969675722223513 MAPE: 0.0278773242663231"</w:t>
+        <w:t xml:space="preserve">## [1] "Means R2 test: 0.911745012877692 MAPE: 0.0871922138294602"</w:t>
       </w:r>
     </w:p>
     <w:bookmarkStart w:id="23" w:name="method"/>

--- a/examples/autoencoder/doc/autoenc_lstm_ed.docx
+++ b/examples/autoencoder/doc/autoenc_lstm_ed.docx
@@ -1357,52 +1357,52 @@
         <w:rPr>
           <w:rStyle w:val="VerbatimChar"/>
         </w:rPr>
-        <w:t xml:space="preserve">## [1,] 0.7938911</w:t>
-      </w:r>
-      <w:r>
-        <w:br/>
-      </w:r>
-      <w:r>
-        <w:rPr>
-          <w:rStyle w:val="VerbatimChar"/>
-        </w:rPr>
-        <w:t xml:space="preserve">## [2,] 0.8534876</w:t>
-      </w:r>
-      <w:r>
-        <w:br/>
-      </w:r>
-      <w:r>
-        <w:rPr>
-          <w:rStyle w:val="VerbatimChar"/>
-        </w:rPr>
-        <w:t xml:space="preserve">## [3,] 0.8859087</w:t>
-      </w:r>
-      <w:r>
-        <w:br/>
-      </w:r>
-      <w:r>
-        <w:rPr>
-          <w:rStyle w:val="VerbatimChar"/>
-        </w:rPr>
-        <w:t xml:space="preserve">## [4,] 0.8993360</w:t>
-      </w:r>
-      <w:r>
-        <w:br/>
-      </w:r>
-      <w:r>
-        <w:rPr>
-          <w:rStyle w:val="VerbatimChar"/>
-        </w:rPr>
-        <w:t xml:space="preserve">## [5,] 0.8986475</w:t>
-      </w:r>
-      <w:r>
-        <w:br/>
-      </w:r>
-      <w:r>
-        <w:rPr>
-          <w:rStyle w:val="VerbatimChar"/>
-        </w:rPr>
-        <w:t xml:space="preserve">## [6,] 0.8858759</w:t>
+        <w:t xml:space="preserve">## [1,] 0.7913973</w:t>
+      </w:r>
+      <w:r>
+        <w:br/>
+      </w:r>
+      <w:r>
+        <w:rPr>
+          <w:rStyle w:val="VerbatimChar"/>
+        </w:rPr>
+        <w:t xml:space="preserve">## [2,] 0.8530211</w:t>
+      </w:r>
+      <w:r>
+        <w:br/>
+      </w:r>
+      <w:r>
+        <w:rPr>
+          <w:rStyle w:val="VerbatimChar"/>
+        </w:rPr>
+        <w:t xml:space="preserve">## [3,] 0.8864596</w:t>
+      </w:r>
+      <w:r>
+        <w:br/>
+      </w:r>
+      <w:r>
+        <w:rPr>
+          <w:rStyle w:val="VerbatimChar"/>
+        </w:rPr>
+        <w:t xml:space="preserve">## [4,] 0.9004577</w:t>
+      </w:r>
+      <w:r>
+        <w:br/>
+      </w:r>
+      <w:r>
+        <w:rPr>
+          <w:rStyle w:val="VerbatimChar"/>
+        </w:rPr>
+        <w:t xml:space="preserve">## [5,] 0.9003200</w:t>
+      </w:r>
+      <w:r>
+        <w:br/>
+      </w:r>
+      <w:r>
+        <w:rPr>
+          <w:rStyle w:val="VerbatimChar"/>
+        </w:rPr>
+        <w:t xml:space="preserve">## [6,] 0.8884081</w:t>
       </w:r>
       <w:r>
         <w:br/>
@@ -1447,52 +1447,52 @@
         <w:rPr>
           <w:rStyle w:val="VerbatimChar"/>
         </w:rPr>
-        <w:t xml:space="preserve">## [1,] 0.9068171</w:t>
-      </w:r>
-      <w:r>
-        <w:br/>
-      </w:r>
-      <w:r>
-        <w:rPr>
-          <w:rStyle w:val="VerbatimChar"/>
-        </w:rPr>
-        <w:t xml:space="preserve">## [2,] 0.9569675</w:t>
-      </w:r>
-      <w:r>
-        <w:br/>
-      </w:r>
-      <w:r>
-        <w:rPr>
-          <w:rStyle w:val="VerbatimChar"/>
-        </w:rPr>
-        <w:t xml:space="preserve">## [3,] 0.9795054</w:t>
-      </w:r>
-      <w:r>
-        <w:br/>
-      </w:r>
-      <w:r>
-        <w:rPr>
-          <w:rStyle w:val="VerbatimChar"/>
-        </w:rPr>
-        <w:t xml:space="preserve">## [4,] 0.9796963</w:t>
-      </w:r>
-      <w:r>
-        <w:br/>
-      </w:r>
-      <w:r>
-        <w:rPr>
-          <w:rStyle w:val="VerbatimChar"/>
-        </w:rPr>
-        <w:t xml:space="preserve">## [5,] 0.9591334</w:t>
-      </w:r>
-      <w:r>
-        <w:br/>
-      </w:r>
-      <w:r>
-        <w:rPr>
-          <w:rStyle w:val="VerbatimChar"/>
-        </w:rPr>
-        <w:t xml:space="preserve">## [6,] 0.9164025</w:t>
+        <w:t xml:space="preserve">## [1,] 0.9053457</w:t>
+      </w:r>
+      <w:r>
+        <w:br/>
+      </w:r>
+      <w:r>
+        <w:rPr>
+          <w:rStyle w:val="VerbatimChar"/>
+        </w:rPr>
+        <w:t xml:space="preserve">## [2,] 0.9561508</w:t>
+      </w:r>
+      <w:r>
+        <w:br/>
+      </w:r>
+      <w:r>
+        <w:rPr>
+          <w:rStyle w:val="VerbatimChar"/>
+        </w:rPr>
+        <w:t xml:space="preserve">## [3,] 0.9786318</w:t>
+      </w:r>
+      <w:r>
+        <w:br/>
+      </w:r>
+      <w:r>
+        <w:rPr>
+          <w:rStyle w:val="VerbatimChar"/>
+        </w:rPr>
+        <w:t xml:space="preserve">## [4,] 0.9782942</w:t>
+      </w:r>
+      <w:r>
+        <w:br/>
+      </w:r>
+      <w:r>
+        <w:rPr>
+          <w:rStyle w:val="VerbatimChar"/>
+        </w:rPr>
+        <w:t xml:space="preserve">## [5,] 0.9569194</w:t>
+      </w:r>
+      <w:r>
+        <w:br/>
+      </w:r>
+      <w:r>
+        <w:rPr>
+          <w:rStyle w:val="VerbatimChar"/>
+        </w:rPr>
+        <w:t xml:space="preserve">## [6,] 0.9133664</w:t>
       </w:r>
       <w:r>
         <w:br/>
@@ -1537,52 +1537,52 @@
         <w:rPr>
           <w:rStyle w:val="VerbatimChar"/>
         </w:rPr>
-        <w:t xml:space="preserve">## [1,] 0.8913540</w:t>
-      </w:r>
-      <w:r>
-        <w:br/>
-      </w:r>
-      <w:r>
-        <w:rPr>
-          <w:rStyle w:val="VerbatimChar"/>
-        </w:rPr>
-        <w:t xml:space="preserve">## [2,] 0.9293638</w:t>
-      </w:r>
-      <w:r>
-        <w:br/>
-      </w:r>
-      <w:r>
-        <w:rPr>
-          <w:rStyle w:val="VerbatimChar"/>
-        </w:rPr>
-        <w:t xml:space="preserve">## [3,] 0.9438593</w:t>
-      </w:r>
-      <w:r>
-        <w:br/>
-      </w:r>
-      <w:r>
-        <w:rPr>
-          <w:rStyle w:val="VerbatimChar"/>
-        </w:rPr>
-        <w:t xml:space="preserve">## [4,] 0.9383069</w:t>
-      </w:r>
-      <w:r>
-        <w:br/>
-      </w:r>
-      <w:r>
-        <w:rPr>
-          <w:rStyle w:val="VerbatimChar"/>
-        </w:rPr>
-        <w:t xml:space="preserve">## [5,] 0.9125193</w:t>
-      </w:r>
-      <w:r>
-        <w:br/>
-      </w:r>
-      <w:r>
-        <w:rPr>
-          <w:rStyle w:val="VerbatimChar"/>
-        </w:rPr>
-        <w:t xml:space="preserve">## [6,] 0.8633234</w:t>
+        <w:t xml:space="preserve">## [1,] 0.8923647</w:t>
+      </w:r>
+      <w:r>
+        <w:br/>
+      </w:r>
+      <w:r>
+        <w:rPr>
+          <w:rStyle w:val="VerbatimChar"/>
+        </w:rPr>
+        <w:t xml:space="preserve">## [2,] 0.9308191</w:t>
+      </w:r>
+      <w:r>
+        <w:br/>
+      </w:r>
+      <w:r>
+        <w:rPr>
+          <w:rStyle w:val="VerbatimChar"/>
+        </w:rPr>
+        <w:t xml:space="preserve">## [3,] 0.9449808</w:t>
+      </w:r>
+      <w:r>
+        <w:br/>
+      </w:r>
+      <w:r>
+        <w:rPr>
+          <w:rStyle w:val="VerbatimChar"/>
+        </w:rPr>
+        <w:t xml:space="preserve">## [4,] 0.9384562</w:t>
+      </w:r>
+      <w:r>
+        <w:br/>
+      </w:r>
+      <w:r>
+        <w:rPr>
+          <w:rStyle w:val="VerbatimChar"/>
+        </w:rPr>
+        <w:t xml:space="preserve">## [5,] 0.9111041</w:t>
+      </w:r>
+      <w:r>
+        <w:br/>
+      </w:r>
+      <w:r>
+        <w:rPr>
+          <w:rStyle w:val="VerbatimChar"/>
+        </w:rPr>
+        <w:t xml:space="preserve">## [6,] 0.8599047</w:t>
       </w:r>
       <w:r>
         <w:br/>
@@ -1627,52 +1627,52 @@
         <w:rPr>
           <w:rStyle w:val="VerbatimChar"/>
         </w:rPr>
-        <w:t xml:space="preserve">## [1,] 0.9103631</w:t>
-      </w:r>
-      <w:r>
-        <w:br/>
-      </w:r>
-      <w:r>
-        <w:rPr>
-          <w:rStyle w:val="VerbatimChar"/>
-        </w:rPr>
-        <w:t xml:space="preserve">## [2,] 0.9388263</w:t>
-      </w:r>
-      <w:r>
-        <w:br/>
-      </w:r>
-      <w:r>
-        <w:rPr>
-          <w:rStyle w:val="VerbatimChar"/>
-        </w:rPr>
-        <w:t xml:space="preserve">## [3,] 0.9468317</w:t>
-      </w:r>
-      <w:r>
-        <w:br/>
-      </w:r>
-      <w:r>
-        <w:rPr>
-          <w:rStyle w:val="VerbatimChar"/>
-        </w:rPr>
-        <w:t xml:space="preserve">## [4,] 0.9359837</w:t>
-      </w:r>
-      <w:r>
-        <w:br/>
-      </w:r>
-      <w:r>
-        <w:rPr>
-          <w:rStyle w:val="VerbatimChar"/>
-        </w:rPr>
-        <w:t xml:space="preserve">## [5,] 0.9046350</w:t>
-      </w:r>
-      <w:r>
-        <w:br/>
-      </w:r>
-      <w:r>
-        <w:rPr>
-          <w:rStyle w:val="VerbatimChar"/>
-        </w:rPr>
-        <w:t xml:space="preserve">## [6,] 0.8485538</w:t>
+        <w:t xml:space="preserve">## [1,] 0.9103712</w:t>
+      </w:r>
+      <w:r>
+        <w:br/>
+      </w:r>
+      <w:r>
+        <w:rPr>
+          <w:rStyle w:val="VerbatimChar"/>
+        </w:rPr>
+        <w:t xml:space="preserve">## [2,] 0.9385869</w:t>
+      </w:r>
+      <w:r>
+        <w:br/>
+      </w:r>
+      <w:r>
+        <w:rPr>
+          <w:rStyle w:val="VerbatimChar"/>
+        </w:rPr>
+        <w:t xml:space="preserve">## [3,] 0.9457900</w:t>
+      </w:r>
+      <w:r>
+        <w:br/>
+      </w:r>
+      <w:r>
+        <w:rPr>
+          <w:rStyle w:val="VerbatimChar"/>
+        </w:rPr>
+        <w:t xml:space="preserve">## [4,] 0.9335495</w:t>
+      </w:r>
+      <w:r>
+        <w:br/>
+      </w:r>
+      <w:r>
+        <w:rPr>
+          <w:rStyle w:val="VerbatimChar"/>
+        </w:rPr>
+        <w:t xml:space="preserve">## [5,] 0.9001386</w:t>
+      </w:r>
+      <w:r>
+        <w:br/>
+      </w:r>
+      <w:r>
+        <w:rPr>
+          <w:rStyle w:val="VerbatimChar"/>
+        </w:rPr>
+        <w:t xml:space="preserve">## [6,] 0.8414154</w:t>
       </w:r>
       <w:r>
         <w:br/>
@@ -1717,52 +1717,52 @@
         <w:rPr>
           <w:rStyle w:val="VerbatimChar"/>
         </w:rPr>
-        <w:t xml:space="preserve">## [1,] 0.9089446</w:t>
-      </w:r>
-      <w:r>
-        <w:br/>
-      </w:r>
-      <w:r>
-        <w:rPr>
-          <w:rStyle w:val="VerbatimChar"/>
-        </w:rPr>
-        <w:t xml:space="preserve">## [2,] 0.9349619</w:t>
-      </w:r>
-      <w:r>
-        <w:br/>
-      </w:r>
-      <w:r>
-        <w:rPr>
-          <w:rStyle w:val="VerbatimChar"/>
-        </w:rPr>
-        <w:t xml:space="preserve">## [3,] 0.9403993</w:t>
-      </w:r>
-      <w:r>
-        <w:br/>
-      </w:r>
-      <w:r>
-        <w:rPr>
-          <w:rStyle w:val="VerbatimChar"/>
-        </w:rPr>
-        <w:t xml:space="preserve">## [4,] 0.9262608</w:t>
-      </w:r>
-      <w:r>
-        <w:br/>
-      </w:r>
-      <w:r>
-        <w:rPr>
-          <w:rStyle w:val="VerbatimChar"/>
-        </w:rPr>
-        <w:t xml:space="preserve">## [5,] 0.8900328</w:t>
-      </w:r>
-      <w:r>
-        <w:br/>
-      </w:r>
-      <w:r>
-        <w:rPr>
-          <w:rStyle w:val="VerbatimChar"/>
-        </w:rPr>
-        <w:t xml:space="preserve">## [6,] 0.8264094</w:t>
+        <w:t xml:space="preserve">## [1,] 0.9115269</w:t>
+      </w:r>
+      <w:r>
+        <w:br/>
+      </w:r>
+      <w:r>
+        <w:rPr>
+          <w:rStyle w:val="VerbatimChar"/>
+        </w:rPr>
+        <w:t xml:space="preserve">## [2,] 0.9370815</w:t>
+      </w:r>
+      <w:r>
+        <w:br/>
+      </w:r>
+      <w:r>
+        <w:rPr>
+          <w:rStyle w:val="VerbatimChar"/>
+        </w:rPr>
+        <w:t xml:space="preserve">## [3,] 0.9415055</w:t>
+      </w:r>
+      <w:r>
+        <w:br/>
+      </w:r>
+      <w:r>
+        <w:rPr>
+          <w:rStyle w:val="VerbatimChar"/>
+        </w:rPr>
+        <w:t xml:space="preserve">## [4,] 0.9257125</w:t>
+      </w:r>
+      <w:r>
+        <w:br/>
+      </w:r>
+      <w:r>
+        <w:rPr>
+          <w:rStyle w:val="VerbatimChar"/>
+        </w:rPr>
+        <w:t xml:space="preserve">## [5,] 0.8870516</w:t>
+      </w:r>
+      <w:r>
+        <w:br/>
+      </w:r>
+      <w:r>
+        <w:rPr>
+          <w:rStyle w:val="VerbatimChar"/>
+        </w:rPr>
+        <w:t xml:space="preserve">## [6,] 0.8202864</w:t>
       </w:r>
     </w:p>
     <w:p>
@@ -2207,43 +2207,43 @@
         <w:rPr>
           <w:rStyle w:val="VerbatimChar"/>
         </w:rPr>
-        <w:t xml:space="preserve">## [1] "t4 R2 test: 0.726342534871807 MAPE: 0.0780018323012884"</w:t>
-      </w:r>
-      <w:r>
-        <w:br/>
-      </w:r>
-      <w:r>
-        <w:rPr>
-          <w:rStyle w:val="VerbatimChar"/>
-        </w:rPr>
-        <w:t xml:space="preserve">## [1] "t3 R2 test: 0.914187673485209 MAPE: 0.0625676437987308"</w:t>
-      </w:r>
-      <w:r>
-        <w:br/>
-      </w:r>
-      <w:r>
-        <w:rPr>
-          <w:rStyle w:val="VerbatimChar"/>
-        </w:rPr>
-        <w:t xml:space="preserve">## [1] "t2 R2 test: 0.996171755703344 MAPE: 0.0450540935763882"</w:t>
-      </w:r>
-      <w:r>
-        <w:br/>
-      </w:r>
-      <w:r>
-        <w:rPr>
-          <w:rStyle w:val="VerbatimChar"/>
-        </w:rPr>
-        <w:t xml:space="preserve">## [1] "t1 R2 test: 0.980155683728721 MAPE: 0.0716386298788092"</w:t>
-      </w:r>
-      <w:r>
-        <w:br/>
-      </w:r>
-      <w:r>
-        <w:rPr>
-          <w:rStyle w:val="VerbatimChar"/>
-        </w:rPr>
-        <w:t xml:space="preserve">## [1] "t0 R2 test: 0.941867416599378 MAPE: 0.178698869592085"</w:t>
+        <w:t xml:space="preserve">## [1] "t4 R2 test: 0.756885221160229 MAPE: 0.0735668280846876"</w:t>
+      </w:r>
+      <w:r>
+        <w:br/>
+      </w:r>
+      <w:r>
+        <w:rPr>
+          <w:rStyle w:val="VerbatimChar"/>
+        </w:rPr>
+        <w:t xml:space="preserve">## [1] "t3 R2 test: 0.91205870408125 MAPE: 0.0630311541510427"</w:t>
+      </w:r>
+      <w:r>
+        <w:br/>
+      </w:r>
+      <w:r>
+        <w:rPr>
+          <w:rStyle w:val="VerbatimChar"/>
+        </w:rPr>
+        <w:t xml:space="preserve">## [1] "t2 R2 test: 0.996623588370946 MAPE: 0.0479387637972459"</w:t>
+      </w:r>
+      <w:r>
+        <w:br/>
+      </w:r>
+      <w:r>
+        <w:rPr>
+          <w:rStyle w:val="VerbatimChar"/>
+        </w:rPr>
+        <w:t xml:space="preserve">## [1] "t1 R2 test: 0.983845765746552 MAPE: 0.0629002926413088"</w:t>
+      </w:r>
+      <w:r>
+        <w:br/>
+      </w:r>
+      <w:r>
+        <w:rPr>
+          <w:rStyle w:val="VerbatimChar"/>
+        </w:rPr>
+        <w:t xml:space="preserve">## [1] "t0 R2 test: 0.948210544524615 MAPE: 0.166740170082956"</w:t>
       </w:r>
     </w:p>
     <w:p>
@@ -2331,7 +2331,7 @@
         <w:rPr>
           <w:rStyle w:val="VerbatimChar"/>
         </w:rPr>
-        <w:t xml:space="preserve">## [1] "Means R2 test: 0.911745012877692 MAPE: 0.0871922138294602"</w:t>
+        <w:t xml:space="preserve">## [1] "Means R2 test: 0.919524764776718 MAPE: 0.0828354417514482"</w:t>
       </w:r>
     </w:p>
     <w:bookmarkStart w:id="23" w:name="method"/>

--- a/examples/autoencoder/doc/autoenc_lstm_ed.docx
+++ b/examples/autoencoder/doc/autoenc_lstm_ed.docx
@@ -1357,52 +1357,52 @@
         <w:rPr>
           <w:rStyle w:val="VerbatimChar"/>
         </w:rPr>
-        <w:t xml:space="preserve">## [1,] 0.7913973</w:t>
-      </w:r>
-      <w:r>
-        <w:br/>
-      </w:r>
-      <w:r>
-        <w:rPr>
-          <w:rStyle w:val="VerbatimChar"/>
-        </w:rPr>
-        <w:t xml:space="preserve">## [2,] 0.8530211</w:t>
-      </w:r>
-      <w:r>
-        <w:br/>
-      </w:r>
-      <w:r>
-        <w:rPr>
-          <w:rStyle w:val="VerbatimChar"/>
-        </w:rPr>
-        <w:t xml:space="preserve">## [3,] 0.8864596</w:t>
-      </w:r>
-      <w:r>
-        <w:br/>
-      </w:r>
-      <w:r>
-        <w:rPr>
-          <w:rStyle w:val="VerbatimChar"/>
-        </w:rPr>
-        <w:t xml:space="preserve">## [4,] 0.9004577</w:t>
-      </w:r>
-      <w:r>
-        <w:br/>
-      </w:r>
-      <w:r>
-        <w:rPr>
-          <w:rStyle w:val="VerbatimChar"/>
-        </w:rPr>
-        <w:t xml:space="preserve">## [5,] 0.9003200</w:t>
-      </w:r>
-      <w:r>
-        <w:br/>
-      </w:r>
-      <w:r>
-        <w:rPr>
-          <w:rStyle w:val="VerbatimChar"/>
-        </w:rPr>
-        <w:t xml:space="preserve">## [6,] 0.8884081</w:t>
+        <w:t xml:space="preserve">## [1,] 0.7910988</w:t>
+      </w:r>
+      <w:r>
+        <w:br/>
+      </w:r>
+      <w:r>
+        <w:rPr>
+          <w:rStyle w:val="VerbatimChar"/>
+        </w:rPr>
+        <w:t xml:space="preserve">## [2,] 0.8516535</w:t>
+      </w:r>
+      <w:r>
+        <w:br/>
+      </w:r>
+      <w:r>
+        <w:rPr>
+          <w:rStyle w:val="VerbatimChar"/>
+        </w:rPr>
+        <w:t xml:space="preserve">## [3,] 0.8847788</w:t>
+      </w:r>
+      <w:r>
+        <w:br/>
+      </w:r>
+      <w:r>
+        <w:rPr>
+          <w:rStyle w:val="VerbatimChar"/>
+        </w:rPr>
+        <w:t xml:space="preserve">## [4,] 0.8986093</w:t>
+      </w:r>
+      <w:r>
+        <w:br/>
+      </w:r>
+      <w:r>
+        <w:rPr>
+          <w:rStyle w:val="VerbatimChar"/>
+        </w:rPr>
+        <w:t xml:space="preserve">## [5,] 0.8979926</w:t>
+      </w:r>
+      <w:r>
+        <w:br/>
+      </w:r>
+      <w:r>
+        <w:rPr>
+          <w:rStyle w:val="VerbatimChar"/>
+        </w:rPr>
+        <w:t xml:space="preserve">## [6,] 0.8848739</w:t>
       </w:r>
       <w:r>
         <w:br/>
@@ -1447,52 +1447,52 @@
         <w:rPr>
           <w:rStyle w:val="VerbatimChar"/>
         </w:rPr>
-        <w:t xml:space="preserve">## [1,] 0.9053457</w:t>
-      </w:r>
-      <w:r>
-        <w:br/>
-      </w:r>
-      <w:r>
-        <w:rPr>
-          <w:rStyle w:val="VerbatimChar"/>
-        </w:rPr>
-        <w:t xml:space="preserve">## [2,] 0.9561508</w:t>
-      </w:r>
-      <w:r>
-        <w:br/>
-      </w:r>
-      <w:r>
-        <w:rPr>
-          <w:rStyle w:val="VerbatimChar"/>
-        </w:rPr>
-        <w:t xml:space="preserve">## [3,] 0.9786318</w:t>
-      </w:r>
-      <w:r>
-        <w:br/>
-      </w:r>
-      <w:r>
-        <w:rPr>
-          <w:rStyle w:val="VerbatimChar"/>
-        </w:rPr>
-        <w:t xml:space="preserve">## [4,] 0.9782942</w:t>
-      </w:r>
-      <w:r>
-        <w:br/>
-      </w:r>
-      <w:r>
-        <w:rPr>
-          <w:rStyle w:val="VerbatimChar"/>
-        </w:rPr>
-        <w:t xml:space="preserve">## [5,] 0.9569194</w:t>
-      </w:r>
-      <w:r>
-        <w:br/>
-      </w:r>
-      <w:r>
-        <w:rPr>
-          <w:rStyle w:val="VerbatimChar"/>
-        </w:rPr>
-        <w:t xml:space="preserve">## [6,] 0.9133664</w:t>
+        <w:t xml:space="preserve">## [1,] 0.9037050</w:t>
+      </w:r>
+      <w:r>
+        <w:br/>
+      </w:r>
+      <w:r>
+        <w:rPr>
+          <w:rStyle w:val="VerbatimChar"/>
+        </w:rPr>
+        <w:t xml:space="preserve">## [2,] 0.9546502</w:t>
+      </w:r>
+      <w:r>
+        <w:br/>
+      </w:r>
+      <w:r>
+        <w:rPr>
+          <w:rStyle w:val="VerbatimChar"/>
+        </w:rPr>
+        <w:t xml:space="preserve">## [3,] 0.9779658</w:t>
+      </w:r>
+      <w:r>
+        <w:br/>
+      </w:r>
+      <w:r>
+        <w:rPr>
+          <w:rStyle w:val="VerbatimChar"/>
+        </w:rPr>
+        <w:t xml:space="preserve">## [4,] 0.9789020</w:t>
+      </w:r>
+      <w:r>
+        <w:br/>
+      </w:r>
+      <w:r>
+        <w:rPr>
+          <w:rStyle w:val="VerbatimChar"/>
+        </w:rPr>
+        <w:t xml:space="preserve">## [5,] 0.9590820</w:t>
+      </w:r>
+      <w:r>
+        <w:br/>
+      </w:r>
+      <w:r>
+        <w:rPr>
+          <w:rStyle w:val="VerbatimChar"/>
+        </w:rPr>
+        <w:t xml:space="preserve">## [6,] 0.9170247</w:t>
       </w:r>
       <w:r>
         <w:br/>
@@ -1537,52 +1537,52 @@
         <w:rPr>
           <w:rStyle w:val="VerbatimChar"/>
         </w:rPr>
-        <w:t xml:space="preserve">## [1,] 0.8923647</w:t>
-      </w:r>
-      <w:r>
-        <w:br/>
-      </w:r>
-      <w:r>
-        <w:rPr>
-          <w:rStyle w:val="VerbatimChar"/>
-        </w:rPr>
-        <w:t xml:space="preserve">## [2,] 0.9308191</w:t>
-      </w:r>
-      <w:r>
-        <w:br/>
-      </w:r>
-      <w:r>
-        <w:rPr>
-          <w:rStyle w:val="VerbatimChar"/>
-        </w:rPr>
-        <w:t xml:space="preserve">## [3,] 0.9449808</w:t>
-      </w:r>
-      <w:r>
-        <w:br/>
-      </w:r>
-      <w:r>
-        <w:rPr>
-          <w:rStyle w:val="VerbatimChar"/>
-        </w:rPr>
-        <w:t xml:space="preserve">## [4,] 0.9384562</w:t>
-      </w:r>
-      <w:r>
-        <w:br/>
-      </w:r>
-      <w:r>
-        <w:rPr>
-          <w:rStyle w:val="VerbatimChar"/>
-        </w:rPr>
-        <w:t xml:space="preserve">## [5,] 0.9111041</w:t>
-      </w:r>
-      <w:r>
-        <w:br/>
-      </w:r>
-      <w:r>
-        <w:rPr>
-          <w:rStyle w:val="VerbatimChar"/>
-        </w:rPr>
-        <w:t xml:space="preserve">## [6,] 0.8599047</w:t>
+        <w:t xml:space="preserve">## [1,] 0.8873889</w:t>
+      </w:r>
+      <w:r>
+        <w:br/>
+      </w:r>
+      <w:r>
+        <w:rPr>
+          <w:rStyle w:val="VerbatimChar"/>
+        </w:rPr>
+        <w:t xml:space="preserve">## [2,] 0.9261593</w:t>
+      </w:r>
+      <w:r>
+        <w:br/>
+      </w:r>
+      <w:r>
+        <w:rPr>
+          <w:rStyle w:val="VerbatimChar"/>
+        </w:rPr>
+        <w:t xml:space="preserve">## [3,] 0.9415080</w:t>
+      </w:r>
+      <w:r>
+        <w:br/>
+      </w:r>
+      <w:r>
+        <w:rPr>
+          <w:rStyle w:val="VerbatimChar"/>
+        </w:rPr>
+        <w:t xml:space="preserve">## [4,] 0.9369651</w:t>
+      </w:r>
+      <w:r>
+        <w:br/>
+      </w:r>
+      <w:r>
+        <w:rPr>
+          <w:rStyle w:val="VerbatimChar"/>
+        </w:rPr>
+        <w:t xml:space="preserve">## [5,] 0.9124769</w:t>
+      </w:r>
+      <w:r>
+        <w:br/>
+      </w:r>
+      <w:r>
+        <w:rPr>
+          <w:rStyle w:val="VerbatimChar"/>
+        </w:rPr>
+        <w:t xml:space="preserve">## [6,] 0.8649111</w:t>
       </w:r>
       <w:r>
         <w:br/>
@@ -1627,52 +1627,52 @@
         <w:rPr>
           <w:rStyle w:val="VerbatimChar"/>
         </w:rPr>
-        <w:t xml:space="preserve">## [1,] 0.9103712</w:t>
-      </w:r>
-      <w:r>
-        <w:br/>
-      </w:r>
-      <w:r>
-        <w:rPr>
-          <w:rStyle w:val="VerbatimChar"/>
-        </w:rPr>
-        <w:t xml:space="preserve">## [2,] 0.9385869</w:t>
-      </w:r>
-      <w:r>
-        <w:br/>
-      </w:r>
-      <w:r>
-        <w:rPr>
-          <w:rStyle w:val="VerbatimChar"/>
-        </w:rPr>
-        <w:t xml:space="preserve">## [3,] 0.9457900</w:t>
-      </w:r>
-      <w:r>
-        <w:br/>
-      </w:r>
-      <w:r>
-        <w:rPr>
-          <w:rStyle w:val="VerbatimChar"/>
-        </w:rPr>
-        <w:t xml:space="preserve">## [4,] 0.9335495</w:t>
-      </w:r>
-      <w:r>
-        <w:br/>
-      </w:r>
-      <w:r>
-        <w:rPr>
-          <w:rStyle w:val="VerbatimChar"/>
-        </w:rPr>
-        <w:t xml:space="preserve">## [5,] 0.9001386</w:t>
-      </w:r>
-      <w:r>
-        <w:br/>
-      </w:r>
-      <w:r>
-        <w:rPr>
-          <w:rStyle w:val="VerbatimChar"/>
-        </w:rPr>
-        <w:t xml:space="preserve">## [6,] 0.8414154</w:t>
+        <w:t xml:space="preserve">## [1,] 0.9064468</w:t>
+      </w:r>
+      <w:r>
+        <w:br/>
+      </w:r>
+      <w:r>
+        <w:rPr>
+          <w:rStyle w:val="VerbatimChar"/>
+        </w:rPr>
+        <w:t xml:space="preserve">## [2,] 0.9356217</w:t>
+      </w:r>
+      <w:r>
+        <w:br/>
+      </w:r>
+      <w:r>
+        <w:rPr>
+          <w:rStyle w:val="VerbatimChar"/>
+        </w:rPr>
+        <w:t xml:space="preserve">## [3,] 0.9445009</w:t>
+      </w:r>
+      <w:r>
+        <w:br/>
+      </w:r>
+      <w:r>
+        <w:rPr>
+          <w:rStyle w:val="VerbatimChar"/>
+        </w:rPr>
+        <w:t xml:space="preserve">## [4,] 0.9347786</w:t>
+      </w:r>
+      <w:r>
+        <w:br/>
+      </w:r>
+      <w:r>
+        <w:rPr>
+          <w:rStyle w:val="VerbatimChar"/>
+        </w:rPr>
+        <w:t xml:space="preserve">## [5,] 0.9049746</w:t>
+      </w:r>
+      <w:r>
+        <w:br/>
+      </w:r>
+      <w:r>
+        <w:rPr>
+          <w:rStyle w:val="VerbatimChar"/>
+        </w:rPr>
+        <w:t xml:space="preserve">## [6,] 0.8509293</w:t>
       </w:r>
       <w:r>
         <w:br/>
@@ -1717,52 +1717,52 @@
         <w:rPr>
           <w:rStyle w:val="VerbatimChar"/>
         </w:rPr>
-        <w:t xml:space="preserve">## [1,] 0.9115269</w:t>
-      </w:r>
-      <w:r>
-        <w:br/>
-      </w:r>
-      <w:r>
-        <w:rPr>
-          <w:rStyle w:val="VerbatimChar"/>
-        </w:rPr>
-        <w:t xml:space="preserve">## [2,] 0.9370815</w:t>
-      </w:r>
-      <w:r>
-        <w:br/>
-      </w:r>
-      <w:r>
-        <w:rPr>
-          <w:rStyle w:val="VerbatimChar"/>
-        </w:rPr>
-        <w:t xml:space="preserve">## [3,] 0.9415055</w:t>
-      </w:r>
-      <w:r>
-        <w:br/>
-      </w:r>
-      <w:r>
-        <w:rPr>
-          <w:rStyle w:val="VerbatimChar"/>
-        </w:rPr>
-        <w:t xml:space="preserve">## [4,] 0.9257125</w:t>
-      </w:r>
-      <w:r>
-        <w:br/>
-      </w:r>
-      <w:r>
-        <w:rPr>
-          <w:rStyle w:val="VerbatimChar"/>
-        </w:rPr>
-        <w:t xml:space="preserve">## [5,] 0.8870516</w:t>
-      </w:r>
-      <w:r>
-        <w:br/>
-      </w:r>
-      <w:r>
-        <w:rPr>
-          <w:rStyle w:val="VerbatimChar"/>
-        </w:rPr>
-        <w:t xml:space="preserve">## [6,] 0.8202864</w:t>
+        <w:t xml:space="preserve">## [1,] 0.9047953</w:t>
+      </w:r>
+      <w:r>
+        <w:br/>
+      </w:r>
+      <w:r>
+        <w:rPr>
+          <w:rStyle w:val="VerbatimChar"/>
+        </w:rPr>
+        <w:t xml:space="preserve">## [2,] 0.9315060</w:t>
+      </w:r>
+      <w:r>
+        <w:br/>
+      </w:r>
+      <w:r>
+        <w:rPr>
+          <w:rStyle w:val="VerbatimChar"/>
+        </w:rPr>
+        <w:t xml:space="preserve">## [3,] 0.9378541</w:t>
+      </w:r>
+      <w:r>
+        <w:br/>
+      </w:r>
+      <w:r>
+        <w:rPr>
+          <w:rStyle w:val="VerbatimChar"/>
+        </w:rPr>
+        <w:t xml:space="preserve">## [4,] 0.9249560</w:t>
+      </w:r>
+      <w:r>
+        <w:br/>
+      </w:r>
+      <w:r>
+        <w:rPr>
+          <w:rStyle w:val="VerbatimChar"/>
+        </w:rPr>
+        <w:t xml:space="preserve">## [5,] 0.8904970</w:t>
+      </w:r>
+      <w:r>
+        <w:br/>
+      </w:r>
+      <w:r>
+        <w:rPr>
+          <w:rStyle w:val="VerbatimChar"/>
+        </w:rPr>
+        <w:t xml:space="preserve">## [6,] 0.8292649</w:t>
       </w:r>
     </w:p>
     <w:p>
@@ -2207,43 +2207,43 @@
         <w:rPr>
           <w:rStyle w:val="VerbatimChar"/>
         </w:rPr>
-        <w:t xml:space="preserve">## [1] "t4 R2 test: 0.756885221160229 MAPE: 0.0735668280846876"</w:t>
-      </w:r>
-      <w:r>
-        <w:br/>
-      </w:r>
-      <w:r>
-        <w:rPr>
-          <w:rStyle w:val="VerbatimChar"/>
-        </w:rPr>
-        <w:t xml:space="preserve">## [1] "t3 R2 test: 0.91205870408125 MAPE: 0.0630311541510427"</w:t>
-      </w:r>
-      <w:r>
-        <w:br/>
-      </w:r>
-      <w:r>
-        <w:rPr>
-          <w:rStyle w:val="VerbatimChar"/>
-        </w:rPr>
-        <w:t xml:space="preserve">## [1] "t2 R2 test: 0.996623588370946 MAPE: 0.0479387637972459"</w:t>
-      </w:r>
-      <w:r>
-        <w:br/>
-      </w:r>
-      <w:r>
-        <w:rPr>
-          <w:rStyle w:val="VerbatimChar"/>
-        </w:rPr>
-        <w:t xml:space="preserve">## [1] "t1 R2 test: 0.983845765746552 MAPE: 0.0629002926413088"</w:t>
-      </w:r>
-      <w:r>
-        <w:br/>
-      </w:r>
-      <w:r>
-        <w:rPr>
-          <w:rStyle w:val="VerbatimChar"/>
-        </w:rPr>
-        <w:t xml:space="preserve">## [1] "t0 R2 test: 0.948210544524615 MAPE: 0.166740170082956"</w:t>
+        <w:t xml:space="preserve">## [1] "t4 R2 test: 0.723716811586248 MAPE: 0.0800049002930627"</w:t>
+      </w:r>
+      <w:r>
+        <w:br/>
+      </w:r>
+      <w:r>
+        <w:rPr>
+          <w:rStyle w:val="VerbatimChar"/>
+        </w:rPr>
+        <w:t xml:space="preserve">## [1] "t3 R2 test: 0.918345817650757 MAPE: 0.062761177982892"</w:t>
+      </w:r>
+      <w:r>
+        <w:br/>
+      </w:r>
+      <w:r>
+        <w:rPr>
+          <w:rStyle w:val="VerbatimChar"/>
+        </w:rPr>
+        <w:t xml:space="preserve">## [1] "t2 R2 test: 0.995716116954042 MAPE: 0.0444929704275878"</w:t>
+      </w:r>
+      <w:r>
+        <w:br/>
+      </w:r>
+      <w:r>
+        <w:rPr>
+          <w:rStyle w:val="VerbatimChar"/>
+        </w:rPr>
+        <w:t xml:space="preserve">## [1] "t1 R2 test: 0.976634796149676 MAPE: 0.0766337143149979"</w:t>
+      </w:r>
+      <w:r>
+        <w:br/>
+      </w:r>
+      <w:r>
+        <w:rPr>
+          <w:rStyle w:val="VerbatimChar"/>
+        </w:rPr>
+        <w:t xml:space="preserve">## [1] "t0 R2 test: 0.936331241321974 MAPE: 0.186001317757927"</w:t>
       </w:r>
     </w:p>
     <w:p>
@@ -2331,7 +2331,7 @@
         <w:rPr>
           <w:rStyle w:val="VerbatimChar"/>
         </w:rPr>
-        <w:t xml:space="preserve">## [1] "Means R2 test: 0.919524764776718 MAPE: 0.0828354417514482"</w:t>
+        <w:t xml:space="preserve">## [1] "Means R2 test: 0.91014895673254 MAPE: 0.0899788161552934"</w:t>
       </w:r>
     </w:p>
     <w:bookmarkStart w:id="23" w:name="method"/>

--- a/examples/autoencoder/doc/autoenc_lstm_ed.docx
+++ b/examples/autoencoder/doc/autoenc_lstm_ed.docx
@@ -1357,52 +1357,52 @@
         <w:rPr>
           <w:rStyle w:val="VerbatimChar"/>
         </w:rPr>
-        <w:t xml:space="preserve">## [1,] 0.7910988</w:t>
-      </w:r>
-      <w:r>
-        <w:br/>
-      </w:r>
-      <w:r>
-        <w:rPr>
-          <w:rStyle w:val="VerbatimChar"/>
-        </w:rPr>
-        <w:t xml:space="preserve">## [2,] 0.8516535</w:t>
-      </w:r>
-      <w:r>
-        <w:br/>
-      </w:r>
-      <w:r>
-        <w:rPr>
-          <w:rStyle w:val="VerbatimChar"/>
-        </w:rPr>
-        <w:t xml:space="preserve">## [3,] 0.8847788</w:t>
-      </w:r>
-      <w:r>
-        <w:br/>
-      </w:r>
-      <w:r>
-        <w:rPr>
-          <w:rStyle w:val="VerbatimChar"/>
-        </w:rPr>
-        <w:t xml:space="preserve">## [4,] 0.8986093</w:t>
-      </w:r>
-      <w:r>
-        <w:br/>
-      </w:r>
-      <w:r>
-        <w:rPr>
-          <w:rStyle w:val="VerbatimChar"/>
-        </w:rPr>
-        <w:t xml:space="preserve">## [5,] 0.8979926</w:t>
-      </w:r>
-      <w:r>
-        <w:br/>
-      </w:r>
-      <w:r>
-        <w:rPr>
-          <w:rStyle w:val="VerbatimChar"/>
-        </w:rPr>
-        <w:t xml:space="preserve">## [6,] 0.8848739</w:t>
+        <w:t xml:space="preserve">## [1,] 0.7940254</w:t>
+      </w:r>
+      <w:r>
+        <w:br/>
+      </w:r>
+      <w:r>
+        <w:rPr>
+          <w:rStyle w:val="VerbatimChar"/>
+        </w:rPr>
+        <w:t xml:space="preserve">## [2,] 0.8539941</w:t>
+      </w:r>
+      <w:r>
+        <w:br/>
+      </w:r>
+      <w:r>
+        <w:rPr>
+          <w:rStyle w:val="VerbatimChar"/>
+        </w:rPr>
+        <w:t xml:space="preserve">## [3,] 0.8866345</w:t>
+      </w:r>
+      <w:r>
+        <w:br/>
+      </w:r>
+      <w:r>
+        <w:rPr>
+          <w:rStyle w:val="VerbatimChar"/>
+        </w:rPr>
+        <w:t xml:space="preserve">## [4,] 0.9000468</w:t>
+      </w:r>
+      <w:r>
+        <w:br/>
+      </w:r>
+      <w:r>
+        <w:rPr>
+          <w:rStyle w:val="VerbatimChar"/>
+        </w:rPr>
+        <w:t xml:space="preserve">## [5,] 0.8990340</w:t>
+      </w:r>
+      <w:r>
+        <w:br/>
+      </w:r>
+      <w:r>
+        <w:rPr>
+          <w:rStyle w:val="VerbatimChar"/>
+        </w:rPr>
+        <w:t xml:space="preserve">## [6,] 0.8855173</w:t>
       </w:r>
       <w:r>
         <w:br/>
@@ -1447,52 +1447,52 @@
         <w:rPr>
           <w:rStyle w:val="VerbatimChar"/>
         </w:rPr>
-        <w:t xml:space="preserve">## [1,] 0.9037050</w:t>
-      </w:r>
-      <w:r>
-        <w:br/>
-      </w:r>
-      <w:r>
-        <w:rPr>
-          <w:rStyle w:val="VerbatimChar"/>
-        </w:rPr>
-        <w:t xml:space="preserve">## [2,] 0.9546502</w:t>
-      </w:r>
-      <w:r>
-        <w:br/>
-      </w:r>
-      <w:r>
-        <w:rPr>
-          <w:rStyle w:val="VerbatimChar"/>
-        </w:rPr>
-        <w:t xml:space="preserve">## [3,] 0.9779658</w:t>
-      </w:r>
-      <w:r>
-        <w:br/>
-      </w:r>
-      <w:r>
-        <w:rPr>
-          <w:rStyle w:val="VerbatimChar"/>
-        </w:rPr>
-        <w:t xml:space="preserve">## [4,] 0.9789020</w:t>
-      </w:r>
-      <w:r>
-        <w:br/>
-      </w:r>
-      <w:r>
-        <w:rPr>
-          <w:rStyle w:val="VerbatimChar"/>
-        </w:rPr>
-        <w:t xml:space="preserve">## [5,] 0.9590820</w:t>
-      </w:r>
-      <w:r>
-        <w:br/>
-      </w:r>
-      <w:r>
-        <w:rPr>
-          <w:rStyle w:val="VerbatimChar"/>
-        </w:rPr>
-        <w:t xml:space="preserve">## [6,] 0.9170247</w:t>
+        <w:t xml:space="preserve">## [1,] 0.9054273</w:t>
+      </w:r>
+      <w:r>
+        <w:br/>
+      </w:r>
+      <w:r>
+        <w:rPr>
+          <w:rStyle w:val="VerbatimChar"/>
+        </w:rPr>
+        <w:t xml:space="preserve">## [2,] 0.9559656</w:t>
+      </w:r>
+      <w:r>
+        <w:br/>
+      </w:r>
+      <w:r>
+        <w:rPr>
+          <w:rStyle w:val="VerbatimChar"/>
+        </w:rPr>
+        <w:t xml:space="preserve">## [3,] 0.9788380</w:t>
+      </w:r>
+      <w:r>
+        <w:br/>
+      </w:r>
+      <w:r>
+        <w:rPr>
+          <w:rStyle w:val="VerbatimChar"/>
+        </w:rPr>
+        <w:t xml:space="preserve">## [4,] 0.9792859</w:t>
+      </w:r>
+      <w:r>
+        <w:br/>
+      </w:r>
+      <w:r>
+        <w:rPr>
+          <w:rStyle w:val="VerbatimChar"/>
+        </w:rPr>
+        <w:t xml:space="preserve">## [5,] 0.9589067</w:t>
+      </w:r>
+      <w:r>
+        <w:br/>
+      </w:r>
+      <w:r>
+        <w:rPr>
+          <w:rStyle w:val="VerbatimChar"/>
+        </w:rPr>
+        <w:t xml:space="preserve">## [6,] 0.9162514</w:t>
       </w:r>
       <w:r>
         <w:br/>
@@ -1537,52 +1537,52 @@
         <w:rPr>
           <w:rStyle w:val="VerbatimChar"/>
         </w:rPr>
-        <w:t xml:space="preserve">## [1,] 0.8873889</w:t>
-      </w:r>
-      <w:r>
-        <w:br/>
-      </w:r>
-      <w:r>
-        <w:rPr>
-          <w:rStyle w:val="VerbatimChar"/>
-        </w:rPr>
-        <w:t xml:space="preserve">## [2,] 0.9261593</w:t>
-      </w:r>
-      <w:r>
-        <w:br/>
-      </w:r>
-      <w:r>
-        <w:rPr>
-          <w:rStyle w:val="VerbatimChar"/>
-        </w:rPr>
-        <w:t xml:space="preserve">## [3,] 0.9415080</w:t>
-      </w:r>
-      <w:r>
-        <w:br/>
-      </w:r>
-      <w:r>
-        <w:rPr>
-          <w:rStyle w:val="VerbatimChar"/>
-        </w:rPr>
-        <w:t xml:space="preserve">## [4,] 0.9369651</w:t>
-      </w:r>
-      <w:r>
-        <w:br/>
-      </w:r>
-      <w:r>
-        <w:rPr>
-          <w:rStyle w:val="VerbatimChar"/>
-        </w:rPr>
-        <w:t xml:space="preserve">## [5,] 0.9124769</w:t>
-      </w:r>
-      <w:r>
-        <w:br/>
-      </w:r>
-      <w:r>
-        <w:rPr>
-          <w:rStyle w:val="VerbatimChar"/>
-        </w:rPr>
-        <w:t xml:space="preserve">## [6,] 0.8649111</w:t>
+        <w:t xml:space="preserve">## [1,] 0.8903491</w:t>
+      </w:r>
+      <w:r>
+        <w:br/>
+      </w:r>
+      <w:r>
+        <w:rPr>
+          <w:rStyle w:val="VerbatimChar"/>
+        </w:rPr>
+        <w:t xml:space="preserve">## [2,] 0.9287759</w:t>
+      </w:r>
+      <w:r>
+        <w:br/>
+      </w:r>
+      <w:r>
+        <w:rPr>
+          <w:rStyle w:val="VerbatimChar"/>
+        </w:rPr>
+        <w:t xml:space="preserve">## [3,] 0.9437342</w:t>
+      </w:r>
+      <w:r>
+        <w:br/>
+      </w:r>
+      <w:r>
+        <w:rPr>
+          <w:rStyle w:val="VerbatimChar"/>
+        </w:rPr>
+        <w:t xml:space="preserve">## [4,] 0.9387238</w:t>
+      </w:r>
+      <w:r>
+        <w:br/>
+      </w:r>
+      <w:r>
+        <w:rPr>
+          <w:rStyle w:val="VerbatimChar"/>
+        </w:rPr>
+        <w:t xml:space="preserve">## [5,] 0.9136531</w:t>
+      </w:r>
+      <w:r>
+        <w:br/>
+      </w:r>
+      <w:r>
+        <w:rPr>
+          <w:rStyle w:val="VerbatimChar"/>
+        </w:rPr>
+        <w:t xml:space="preserve">## [6,] 0.8654267</w:t>
       </w:r>
       <w:r>
         <w:br/>
@@ -1627,52 +1627,52 @@
         <w:rPr>
           <w:rStyle w:val="VerbatimChar"/>
         </w:rPr>
-        <w:t xml:space="preserve">## [1,] 0.9064468</w:t>
-      </w:r>
-      <w:r>
-        <w:br/>
-      </w:r>
-      <w:r>
-        <w:rPr>
-          <w:rStyle w:val="VerbatimChar"/>
-        </w:rPr>
-        <w:t xml:space="preserve">## [2,] 0.9356217</w:t>
-      </w:r>
-      <w:r>
-        <w:br/>
-      </w:r>
-      <w:r>
-        <w:rPr>
-          <w:rStyle w:val="VerbatimChar"/>
-        </w:rPr>
-        <w:t xml:space="preserve">## [3,] 0.9445009</w:t>
-      </w:r>
-      <w:r>
-        <w:br/>
-      </w:r>
-      <w:r>
-        <w:rPr>
-          <w:rStyle w:val="VerbatimChar"/>
-        </w:rPr>
-        <w:t xml:space="preserve">## [4,] 0.9347786</w:t>
-      </w:r>
-      <w:r>
-        <w:br/>
-      </w:r>
-      <w:r>
-        <w:rPr>
-          <w:rStyle w:val="VerbatimChar"/>
-        </w:rPr>
-        <w:t xml:space="preserve">## [5,] 0.9049746</w:t>
-      </w:r>
-      <w:r>
-        <w:br/>
-      </w:r>
-      <w:r>
-        <w:rPr>
-          <w:rStyle w:val="VerbatimChar"/>
-        </w:rPr>
-        <w:t xml:space="preserve">## [6,] 0.8509293</w:t>
+        <w:t xml:space="preserve">## [1,] 0.9086949</w:t>
+      </w:r>
+      <w:r>
+        <w:br/>
+      </w:r>
+      <w:r>
+        <w:rPr>
+          <w:rStyle w:val="VerbatimChar"/>
+        </w:rPr>
+        <w:t xml:space="preserve">## [2,] 0.9373595</w:t>
+      </w:r>
+      <w:r>
+        <w:br/>
+      </w:r>
+      <w:r>
+        <w:rPr>
+          <w:rStyle w:val="VerbatimChar"/>
+        </w:rPr>
+        <w:t xml:space="preserve">## [3,] 0.9457504</w:t>
+      </w:r>
+      <w:r>
+        <w:br/>
+      </w:r>
+      <w:r>
+        <w:rPr>
+          <w:rStyle w:val="VerbatimChar"/>
+        </w:rPr>
+        <w:t xml:space="preserve">## [4,] 0.9355084</w:t>
+      </w:r>
+      <w:r>
+        <w:br/>
+      </w:r>
+      <w:r>
+        <w:rPr>
+          <w:rStyle w:val="VerbatimChar"/>
+        </w:rPr>
+        <w:t xml:space="preserve">## [5,] 0.9051039</w:t>
+      </w:r>
+      <w:r>
+        <w:br/>
+      </w:r>
+      <w:r>
+        <w:rPr>
+          <w:rStyle w:val="VerbatimChar"/>
+        </w:rPr>
+        <w:t xml:space="preserve">## [6,] 0.8504217</w:t>
       </w:r>
       <w:r>
         <w:br/>
@@ -1717,52 +1717,52 @@
         <w:rPr>
           <w:rStyle w:val="VerbatimChar"/>
         </w:rPr>
-        <w:t xml:space="preserve">## [1,] 0.9047953</w:t>
-      </w:r>
-      <w:r>
-        <w:br/>
-      </w:r>
-      <w:r>
-        <w:rPr>
-          <w:rStyle w:val="VerbatimChar"/>
-        </w:rPr>
-        <w:t xml:space="preserve">## [2,] 0.9315060</w:t>
-      </w:r>
-      <w:r>
-        <w:br/>
-      </w:r>
-      <w:r>
-        <w:rPr>
-          <w:rStyle w:val="VerbatimChar"/>
-        </w:rPr>
-        <w:t xml:space="preserve">## [3,] 0.9378541</w:t>
-      </w:r>
-      <w:r>
-        <w:br/>
-      </w:r>
-      <w:r>
-        <w:rPr>
-          <w:rStyle w:val="VerbatimChar"/>
-        </w:rPr>
-        <w:t xml:space="preserve">## [4,] 0.9249560</w:t>
-      </w:r>
-      <w:r>
-        <w:br/>
-      </w:r>
-      <w:r>
-        <w:rPr>
-          <w:rStyle w:val="VerbatimChar"/>
-        </w:rPr>
-        <w:t xml:space="preserve">## [5,] 0.8904970</w:t>
-      </w:r>
-      <w:r>
-        <w:br/>
-      </w:r>
-      <w:r>
-        <w:rPr>
-          <w:rStyle w:val="VerbatimChar"/>
-        </w:rPr>
-        <w:t xml:space="preserve">## [6,] 0.8292649</w:t>
+        <w:t xml:space="preserve">## [1,] 0.9092110</w:t>
+      </w:r>
+      <w:r>
+        <w:br/>
+      </w:r>
+      <w:r>
+        <w:rPr>
+          <w:rStyle w:val="VerbatimChar"/>
+        </w:rPr>
+        <w:t xml:space="preserve">## [2,] 0.9355993</w:t>
+      </w:r>
+      <w:r>
+        <w:br/>
+      </w:r>
+      <w:r>
+        <w:rPr>
+          <w:rStyle w:val="VerbatimChar"/>
+        </w:rPr>
+        <w:t xml:space="preserve">## [3,] 0.9415352</w:t>
+      </w:r>
+      <w:r>
+        <w:br/>
+      </w:r>
+      <w:r>
+        <w:rPr>
+          <w:rStyle w:val="VerbatimChar"/>
+        </w:rPr>
+        <w:t xml:space="preserve">## [4,] 0.9280941</w:t>
+      </w:r>
+      <w:r>
+        <w:br/>
+      </w:r>
+      <w:r>
+        <w:rPr>
+          <w:rStyle w:val="VerbatimChar"/>
+        </w:rPr>
+        <w:t xml:space="preserve">## [5,] 0.8929121</w:t>
+      </w:r>
+      <w:r>
+        <w:br/>
+      </w:r>
+      <w:r>
+        <w:rPr>
+          <w:rStyle w:val="VerbatimChar"/>
+        </w:rPr>
+        <w:t xml:space="preserve">## [6,] 0.8308215</w:t>
       </w:r>
     </w:p>
     <w:p>
@@ -2207,43 +2207,43 @@
         <w:rPr>
           <w:rStyle w:val="VerbatimChar"/>
         </w:rPr>
-        <w:t xml:space="preserve">## [1] "t4 R2 test: 0.723716811586248 MAPE: 0.0800049002930627"</w:t>
-      </w:r>
-      <w:r>
-        <w:br/>
-      </w:r>
-      <w:r>
-        <w:rPr>
-          <w:rStyle w:val="VerbatimChar"/>
-        </w:rPr>
-        <w:t xml:space="preserve">## [1] "t3 R2 test: 0.918345817650757 MAPE: 0.062761177982892"</w:t>
-      </w:r>
-      <w:r>
-        <w:br/>
-      </w:r>
-      <w:r>
-        <w:rPr>
-          <w:rStyle w:val="VerbatimChar"/>
-        </w:rPr>
-        <w:t xml:space="preserve">## [1] "t2 R2 test: 0.995716116954042 MAPE: 0.0444929704275878"</w:t>
-      </w:r>
-      <w:r>
-        <w:br/>
-      </w:r>
-      <w:r>
-        <w:rPr>
-          <w:rStyle w:val="VerbatimChar"/>
-        </w:rPr>
-        <w:t xml:space="preserve">## [1] "t1 R2 test: 0.976634796149676 MAPE: 0.0766337143149979"</w:t>
-      </w:r>
-      <w:r>
-        <w:br/>
-      </w:r>
-      <w:r>
-        <w:rPr>
-          <w:rStyle w:val="VerbatimChar"/>
-        </w:rPr>
-        <w:t xml:space="preserve">## [1] "t0 R2 test: 0.936331241321974 MAPE: 0.186001317757927"</w:t>
+        <w:t xml:space="preserve">## [1] "t4 R2 test: 0.712163726101176 MAPE: 0.0803514485424764"</w:t>
+      </w:r>
+      <w:r>
+        <w:br/>
+      </w:r>
+      <w:r>
+        <w:rPr>
+          <w:rStyle w:val="VerbatimChar"/>
+        </w:rPr>
+        <w:t xml:space="preserve">## [1] "t3 R2 test: 0.915615395584702 MAPE: 0.0639217776518523"</w:t>
+      </w:r>
+      <w:r>
+        <w:br/>
+      </w:r>
+      <w:r>
+        <w:rPr>
+          <w:rStyle w:val="VerbatimChar"/>
+        </w:rPr>
+        <w:t xml:space="preserve">## [1] "t2 R2 test: 0.995882675670792 MAPE: 0.0430663575838488"</w:t>
+      </w:r>
+      <w:r>
+        <w:br/>
+      </w:r>
+      <w:r>
+        <w:rPr>
+          <w:rStyle w:val="VerbatimChar"/>
+        </w:rPr>
+        <w:t xml:space="preserve">## [1] "t1 R2 test: 0.978209579712879 MAPE: 0.0761006091422519"</w:t>
+      </w:r>
+      <w:r>
+        <w:br/>
+      </w:r>
+      <w:r>
+        <w:rPr>
+          <w:rStyle w:val="VerbatimChar"/>
+        </w:rPr>
+        <w:t xml:space="preserve">## [1] "t0 R2 test: 0.938631336942517 MAPE: 0.18729563503459"</w:t>
       </w:r>
     </w:p>
     <w:p>
@@ -2331,7 +2331,7 @@
         <w:rPr>
           <w:rStyle w:val="VerbatimChar"/>
         </w:rPr>
-        <w:t xml:space="preserve">## [1] "Means R2 test: 0.91014895673254 MAPE: 0.0899788161552934"</w:t>
+        <w:t xml:space="preserve">## [1] "Means R2 test: 0.908100542802413 MAPE: 0.0901471655910039"</w:t>
       </w:r>
     </w:p>
     <w:bookmarkStart w:id="23" w:name="method"/>

--- a/examples/autoencoder/doc/autoenc_lstm_ed.docx
+++ b/examples/autoencoder/doc/autoenc_lstm_ed.docx
@@ -1357,52 +1357,52 @@
         <w:rPr>
           <w:rStyle w:val="VerbatimChar"/>
         </w:rPr>
-        <w:t xml:space="preserve">## [1,] 0.7940254</w:t>
-      </w:r>
-      <w:r>
-        <w:br/>
-      </w:r>
-      <w:r>
-        <w:rPr>
-          <w:rStyle w:val="VerbatimChar"/>
-        </w:rPr>
-        <w:t xml:space="preserve">## [2,] 0.8539941</w:t>
-      </w:r>
-      <w:r>
-        <w:br/>
-      </w:r>
-      <w:r>
-        <w:rPr>
-          <w:rStyle w:val="VerbatimChar"/>
-        </w:rPr>
-        <w:t xml:space="preserve">## [3,] 0.8866345</w:t>
-      </w:r>
-      <w:r>
-        <w:br/>
-      </w:r>
-      <w:r>
-        <w:rPr>
-          <w:rStyle w:val="VerbatimChar"/>
-        </w:rPr>
-        <w:t xml:space="preserve">## [4,] 0.9000468</w:t>
-      </w:r>
-      <w:r>
-        <w:br/>
-      </w:r>
-      <w:r>
-        <w:rPr>
-          <w:rStyle w:val="VerbatimChar"/>
-        </w:rPr>
-        <w:t xml:space="preserve">## [5,] 0.8990340</w:t>
-      </w:r>
-      <w:r>
-        <w:br/>
-      </w:r>
-      <w:r>
-        <w:rPr>
-          <w:rStyle w:val="VerbatimChar"/>
-        </w:rPr>
-        <w:t xml:space="preserve">## [6,] 0.8855173</w:t>
+        <w:t xml:space="preserve">## [1,] 0.7989429</w:t>
+      </w:r>
+      <w:r>
+        <w:br/>
+      </w:r>
+      <w:r>
+        <w:rPr>
+          <w:rStyle w:val="VerbatimChar"/>
+        </w:rPr>
+        <w:t xml:space="preserve">## [2,] 0.8573374</w:t>
+      </w:r>
+      <w:r>
+        <w:br/>
+      </w:r>
+      <w:r>
+        <w:rPr>
+          <w:rStyle w:val="VerbatimChar"/>
+        </w:rPr>
+        <w:t xml:space="preserve">## [3,] 0.8890411</w:t>
+      </w:r>
+      <w:r>
+        <w:br/>
+      </w:r>
+      <w:r>
+        <w:rPr>
+          <w:rStyle w:val="VerbatimChar"/>
+        </w:rPr>
+        <w:t xml:space="preserve">## [4,] 0.9019816</w:t>
+      </w:r>
+      <w:r>
+        <w:br/>
+      </w:r>
+      <w:r>
+        <w:rPr>
+          <w:rStyle w:val="VerbatimChar"/>
+        </w:rPr>
+        <w:t xml:space="preserve">## [5,] 0.9008117</w:t>
+      </w:r>
+      <w:r>
+        <w:br/>
+      </w:r>
+      <w:r>
+        <w:rPr>
+          <w:rStyle w:val="VerbatimChar"/>
+        </w:rPr>
+        <w:t xml:space="preserve">## [6,] 0.8873665</w:t>
       </w:r>
       <w:r>
         <w:br/>
@@ -1447,52 +1447,52 @@
         <w:rPr>
           <w:rStyle w:val="VerbatimChar"/>
         </w:rPr>
-        <w:t xml:space="preserve">## [1,] 0.9054273</w:t>
-      </w:r>
-      <w:r>
-        <w:br/>
-      </w:r>
-      <w:r>
-        <w:rPr>
-          <w:rStyle w:val="VerbatimChar"/>
-        </w:rPr>
-        <w:t xml:space="preserve">## [2,] 0.9559656</w:t>
-      </w:r>
-      <w:r>
-        <w:br/>
-      </w:r>
-      <w:r>
-        <w:rPr>
-          <w:rStyle w:val="VerbatimChar"/>
-        </w:rPr>
-        <w:t xml:space="preserve">## [3,] 0.9788380</w:t>
-      </w:r>
-      <w:r>
-        <w:br/>
-      </w:r>
-      <w:r>
-        <w:rPr>
-          <w:rStyle w:val="VerbatimChar"/>
-        </w:rPr>
-        <w:t xml:space="preserve">## [4,] 0.9792859</w:t>
-      </w:r>
-      <w:r>
-        <w:br/>
-      </w:r>
-      <w:r>
-        <w:rPr>
-          <w:rStyle w:val="VerbatimChar"/>
-        </w:rPr>
-        <w:t xml:space="preserve">## [5,] 0.9589067</w:t>
-      </w:r>
-      <w:r>
-        <w:br/>
-      </w:r>
-      <w:r>
-        <w:rPr>
-          <w:rStyle w:val="VerbatimChar"/>
-        </w:rPr>
-        <w:t xml:space="preserve">## [6,] 0.9162514</w:t>
+        <w:t xml:space="preserve">## [1,] 0.9110806</w:t>
+      </w:r>
+      <w:r>
+        <w:br/>
+      </w:r>
+      <w:r>
+        <w:rPr>
+          <w:rStyle w:val="VerbatimChar"/>
+        </w:rPr>
+        <w:t xml:space="preserve">## [2,] 0.9605469</w:t>
+      </w:r>
+      <w:r>
+        <w:br/>
+      </w:r>
+      <w:r>
+        <w:rPr>
+          <w:rStyle w:val="VerbatimChar"/>
+        </w:rPr>
+        <w:t xml:space="preserve">## [3,] 0.9828280</w:t>
+      </w:r>
+      <w:r>
+        <w:br/>
+      </w:r>
+      <w:r>
+        <w:rPr>
+          <w:rStyle w:val="VerbatimChar"/>
+        </w:rPr>
+        <w:t xml:space="preserve">## [4,] 0.9830991</w:t>
+      </w:r>
+      <w:r>
+        <w:br/>
+      </w:r>
+      <w:r>
+        <w:rPr>
+          <w:rStyle w:val="VerbatimChar"/>
+        </w:rPr>
+        <w:t xml:space="preserve">## [5,] 0.9628749</w:t>
+      </w:r>
+      <w:r>
+        <w:br/>
+      </w:r>
+      <w:r>
+        <w:rPr>
+          <w:rStyle w:val="VerbatimChar"/>
+        </w:rPr>
+        <w:t xml:space="preserve">## [6,] 0.9206141</w:t>
       </w:r>
       <w:r>
         <w:br/>
@@ -1537,52 +1537,52 @@
         <w:rPr>
           <w:rStyle w:val="VerbatimChar"/>
         </w:rPr>
-        <w:t xml:space="preserve">## [1,] 0.8903491</w:t>
-      </w:r>
-      <w:r>
-        <w:br/>
-      </w:r>
-      <w:r>
-        <w:rPr>
-          <w:rStyle w:val="VerbatimChar"/>
-        </w:rPr>
-        <w:t xml:space="preserve">## [2,] 0.9287759</w:t>
-      </w:r>
-      <w:r>
-        <w:br/>
-      </w:r>
-      <w:r>
-        <w:rPr>
-          <w:rStyle w:val="VerbatimChar"/>
-        </w:rPr>
-        <w:t xml:space="preserve">## [3,] 0.9437342</w:t>
-      </w:r>
-      <w:r>
-        <w:br/>
-      </w:r>
-      <w:r>
-        <w:rPr>
-          <w:rStyle w:val="VerbatimChar"/>
-        </w:rPr>
-        <w:t xml:space="preserve">## [4,] 0.9387238</w:t>
-      </w:r>
-      <w:r>
-        <w:br/>
-      </w:r>
-      <w:r>
-        <w:rPr>
-          <w:rStyle w:val="VerbatimChar"/>
-        </w:rPr>
-        <w:t xml:space="preserve">## [5,] 0.9136531</w:t>
-      </w:r>
-      <w:r>
-        <w:br/>
-      </w:r>
-      <w:r>
-        <w:rPr>
-          <w:rStyle w:val="VerbatimChar"/>
-        </w:rPr>
-        <w:t xml:space="preserve">## [6,] 0.8654267</w:t>
+        <w:t xml:space="preserve">## [1,] 0.8918391</w:t>
+      </w:r>
+      <w:r>
+        <w:br/>
+      </w:r>
+      <w:r>
+        <w:rPr>
+          <w:rStyle w:val="VerbatimChar"/>
+        </w:rPr>
+        <w:t xml:space="preserve">## [2,] 0.9293154</w:t>
+      </w:r>
+      <w:r>
+        <w:br/>
+      </w:r>
+      <w:r>
+        <w:rPr>
+          <w:rStyle w:val="VerbatimChar"/>
+        </w:rPr>
+        <w:t xml:space="preserve">## [3,] 0.9437892</w:t>
+      </w:r>
+      <w:r>
+        <w:br/>
+      </w:r>
+      <w:r>
+        <w:rPr>
+          <w:rStyle w:val="VerbatimChar"/>
+        </w:rPr>
+        <w:t xml:space="preserve">## [4,] 0.9386917</w:t>
+      </w:r>
+      <w:r>
+        <w:br/>
+      </w:r>
+      <w:r>
+        <w:rPr>
+          <w:rStyle w:val="VerbatimChar"/>
+        </w:rPr>
+        <w:t xml:space="preserve">## [5,] 0.9138660</w:t>
+      </w:r>
+      <w:r>
+        <w:br/>
+      </w:r>
+      <w:r>
+        <w:rPr>
+          <w:rStyle w:val="VerbatimChar"/>
+        </w:rPr>
+        <w:t xml:space="preserve">## [6,] 0.8661374</w:t>
       </w:r>
       <w:r>
         <w:br/>
@@ -1627,52 +1627,52 @@
         <w:rPr>
           <w:rStyle w:val="VerbatimChar"/>
         </w:rPr>
-        <w:t xml:space="preserve">## [1,] 0.9086949</w:t>
-      </w:r>
-      <w:r>
-        <w:br/>
-      </w:r>
-      <w:r>
-        <w:rPr>
-          <w:rStyle w:val="VerbatimChar"/>
-        </w:rPr>
-        <w:t xml:space="preserve">## [2,] 0.9373595</w:t>
-      </w:r>
-      <w:r>
-        <w:br/>
-      </w:r>
-      <w:r>
-        <w:rPr>
-          <w:rStyle w:val="VerbatimChar"/>
-        </w:rPr>
-        <w:t xml:space="preserve">## [3,] 0.9457504</w:t>
-      </w:r>
-      <w:r>
-        <w:br/>
-      </w:r>
-      <w:r>
-        <w:rPr>
-          <w:rStyle w:val="VerbatimChar"/>
-        </w:rPr>
-        <w:t xml:space="preserve">## [4,] 0.9355084</w:t>
-      </w:r>
-      <w:r>
-        <w:br/>
-      </w:r>
-      <w:r>
-        <w:rPr>
-          <w:rStyle w:val="VerbatimChar"/>
-        </w:rPr>
-        <w:t xml:space="preserve">## [5,] 0.9051039</w:t>
-      </w:r>
-      <w:r>
-        <w:br/>
-      </w:r>
-      <w:r>
-        <w:rPr>
-          <w:rStyle w:val="VerbatimChar"/>
-        </w:rPr>
-        <w:t xml:space="preserve">## [6,] 0.8504217</w:t>
+        <w:t xml:space="preserve">## [1,] 0.9092640</w:t>
+      </w:r>
+      <w:r>
+        <w:br/>
+      </w:r>
+      <w:r>
+        <w:rPr>
+          <w:rStyle w:val="VerbatimChar"/>
+        </w:rPr>
+        <w:t xml:space="preserve">## [2,] 0.9375620</w:t>
+      </w:r>
+      <w:r>
+        <w:br/>
+      </w:r>
+      <w:r>
+        <w:rPr>
+          <w:rStyle w:val="VerbatimChar"/>
+        </w:rPr>
+        <w:t xml:space="preserve">## [3,] 0.9458276</w:t>
+      </w:r>
+      <w:r>
+        <w:br/>
+      </w:r>
+      <w:r>
+        <w:rPr>
+          <w:rStyle w:val="VerbatimChar"/>
+        </w:rPr>
+        <w:t xml:space="preserve">## [4,] 0.9357274</w:t>
+      </w:r>
+      <w:r>
+        <w:br/>
+      </w:r>
+      <w:r>
+        <w:rPr>
+          <w:rStyle w:val="VerbatimChar"/>
+        </w:rPr>
+        <w:t xml:space="preserve">## [5,] 0.9057326</w:t>
+      </w:r>
+      <w:r>
+        <w:br/>
+      </w:r>
+      <w:r>
+        <w:rPr>
+          <w:rStyle w:val="VerbatimChar"/>
+        </w:rPr>
+        <w:t xml:space="preserve">## [6,] 0.8516767</w:t>
       </w:r>
       <w:r>
         <w:br/>
@@ -1717,52 +1717,52 @@
         <w:rPr>
           <w:rStyle w:val="VerbatimChar"/>
         </w:rPr>
-        <w:t xml:space="preserve">## [1,] 0.9092110</w:t>
-      </w:r>
-      <w:r>
-        <w:br/>
-      </w:r>
-      <w:r>
-        <w:rPr>
-          <w:rStyle w:val="VerbatimChar"/>
-        </w:rPr>
-        <w:t xml:space="preserve">## [2,] 0.9355993</w:t>
-      </w:r>
-      <w:r>
-        <w:br/>
-      </w:r>
-      <w:r>
-        <w:rPr>
-          <w:rStyle w:val="VerbatimChar"/>
-        </w:rPr>
-        <w:t xml:space="preserve">## [3,] 0.9415352</w:t>
-      </w:r>
-      <w:r>
-        <w:br/>
-      </w:r>
-      <w:r>
-        <w:rPr>
-          <w:rStyle w:val="VerbatimChar"/>
-        </w:rPr>
-        <w:t xml:space="preserve">## [4,] 0.9280941</w:t>
-      </w:r>
-      <w:r>
-        <w:br/>
-      </w:r>
-      <w:r>
-        <w:rPr>
-          <w:rStyle w:val="VerbatimChar"/>
-        </w:rPr>
-        <w:t xml:space="preserve">## [5,] 0.8929121</w:t>
-      </w:r>
-      <w:r>
-        <w:br/>
-      </w:r>
-      <w:r>
-        <w:rPr>
-          <w:rStyle w:val="VerbatimChar"/>
-        </w:rPr>
-        <w:t xml:space="preserve">## [6,] 0.8308215</w:t>
+        <w:t xml:space="preserve">## [1,] 0.9071558</w:t>
+      </w:r>
+      <w:r>
+        <w:br/>
+      </w:r>
+      <w:r>
+        <w:rPr>
+          <w:rStyle w:val="VerbatimChar"/>
+        </w:rPr>
+        <w:t xml:space="preserve">## [2,] 0.9331184</w:t>
+      </w:r>
+      <w:r>
+        <w:br/>
+      </w:r>
+      <w:r>
+        <w:rPr>
+          <w:rStyle w:val="VerbatimChar"/>
+        </w:rPr>
+        <w:t xml:space="preserve">## [3,] 0.9389370</w:t>
+      </w:r>
+      <w:r>
+        <w:br/>
+      </w:r>
+      <w:r>
+        <w:rPr>
+          <w:rStyle w:val="VerbatimChar"/>
+        </w:rPr>
+        <w:t xml:space="preserve">## [4,] 0.9257099</w:t>
+      </w:r>
+      <w:r>
+        <w:br/>
+      </w:r>
+      <w:r>
+        <w:rPr>
+          <w:rStyle w:val="VerbatimChar"/>
+        </w:rPr>
+        <w:t xml:space="preserve">## [5,] 0.8910845</w:t>
+      </w:r>
+      <w:r>
+        <w:br/>
+      </w:r>
+      <w:r>
+        <w:rPr>
+          <w:rStyle w:val="VerbatimChar"/>
+        </w:rPr>
+        <w:t xml:space="preserve">## [6,] 0.8298504</w:t>
       </w:r>
     </w:p>
     <w:p>
@@ -2207,43 +2207,43 @@
         <w:rPr>
           <w:rStyle w:val="VerbatimChar"/>
         </w:rPr>
-        <w:t xml:space="preserve">## [1] "t4 R2 test: 0.712163726101176 MAPE: 0.0803514485424764"</w:t>
-      </w:r>
-      <w:r>
-        <w:br/>
-      </w:r>
-      <w:r>
-        <w:rPr>
-          <w:rStyle w:val="VerbatimChar"/>
-        </w:rPr>
-        <w:t xml:space="preserve">## [1] "t3 R2 test: 0.915615395584702 MAPE: 0.0639217776518523"</w:t>
-      </w:r>
-      <w:r>
-        <w:br/>
-      </w:r>
-      <w:r>
-        <w:rPr>
-          <w:rStyle w:val="VerbatimChar"/>
-        </w:rPr>
-        <w:t xml:space="preserve">## [1] "t2 R2 test: 0.995882675670792 MAPE: 0.0430663575838488"</w:t>
-      </w:r>
-      <w:r>
-        <w:br/>
-      </w:r>
-      <w:r>
-        <w:rPr>
-          <w:rStyle w:val="VerbatimChar"/>
-        </w:rPr>
-        <w:t xml:space="preserve">## [1] "t1 R2 test: 0.978209579712879 MAPE: 0.0761006091422519"</w:t>
-      </w:r>
-      <w:r>
-        <w:br/>
-      </w:r>
-      <w:r>
-        <w:rPr>
-          <w:rStyle w:val="VerbatimChar"/>
-        </w:rPr>
-        <w:t xml:space="preserve">## [1] "t0 R2 test: 0.938631336942517 MAPE: 0.18729563503459"</w:t>
+        <w:t xml:space="preserve">## [1] "t4 R2 test: 0.704932650736031 MAPE: 0.0789724077908845"</w:t>
+      </w:r>
+      <w:r>
+        <w:br/>
+      </w:r>
+      <w:r>
+        <w:rPr>
+          <w:rStyle w:val="VerbatimChar"/>
+        </w:rPr>
+        <w:t xml:space="preserve">## [1] "t3 R2 test: 0.914348717511827 MAPE: 0.0612411461063713"</w:t>
+      </w:r>
+      <w:r>
+        <w:br/>
+      </w:r>
+      <w:r>
+        <w:rPr>
+          <w:rStyle w:val="VerbatimChar"/>
+        </w:rPr>
+        <w:t xml:space="preserve">## [1] "t2 R2 test: 0.995621715371083 MAPE: 0.0415433229357838"</w:t>
+      </w:r>
+      <w:r>
+        <w:br/>
+      </w:r>
+      <w:r>
+        <w:rPr>
+          <w:rStyle w:val="VerbatimChar"/>
+        </w:rPr>
+        <w:t xml:space="preserve">## [1] "t1 R2 test: 0.97762908805292 MAPE: 0.077925187054149"</w:t>
+      </w:r>
+      <w:r>
+        <w:br/>
+      </w:r>
+      <w:r>
+        <w:rPr>
+          <w:rStyle w:val="VerbatimChar"/>
+        </w:rPr>
+        <w:t xml:space="preserve">## [1] "t0 R2 test: 0.937715114087285 MAPE: 0.188102096602558"</w:t>
       </w:r>
     </w:p>
     <w:p>
@@ -2331,7 +2331,7 @@
         <w:rPr>
           <w:rStyle w:val="VerbatimChar"/>
         </w:rPr>
-        <w:t xml:space="preserve">## [1] "Means R2 test: 0.908100542802413 MAPE: 0.0901471655910039"</w:t>
+        <w:t xml:space="preserve">## [1] "Means R2 test: 0.906049457151829 MAPE: 0.0895568320979493"</w:t>
       </w:r>
     </w:p>
     <w:bookmarkStart w:id="23" w:name="method"/>

--- a/examples/autoencoder/doc/autoenc_lstm_ed.docx
+++ b/examples/autoencoder/doc/autoenc_lstm_ed.docx
@@ -2,7 +2,7 @@
 <file path=word/document.xml><?xml version="1.0" encoding="utf-8"?>
 <w:document xmlns:w="http://schemas.openxmlformats.org/wordprocessingml/2006/main" xmlns:m="http://schemas.openxmlformats.org/officeDocument/2006/math" xmlns:r="http://schemas.openxmlformats.org/officeDocument/2006/relationships" xmlns:o="urn:schemas-microsoft-com:office:office" xmlns:v="urn:schemas-microsoft-com:vml" xmlns:w10="urn:schemas-microsoft-com:office:word" xmlns:a="http://schemas.openxmlformats.org/drawingml/2006/main" xmlns:pic="http://schemas.openxmlformats.org/drawingml/2006/picture" xmlns:wp="http://schemas.openxmlformats.org/drawingml/2006/wordprocessingDrawing">
   <w:body>
-    <w:bookmarkStart w:id="25" w:name="lstm-autoencoder-encode-decode"/>
+    <w:bookmarkStart w:id="14" w:name="lstm-autoencoder-encode-decode"/>
     <w:p>
       <w:pPr>
         <w:pStyle w:val="Heading2"/>
@@ -837,7 +837,7 @@
         <w:rPr>
           <w:rStyle w:val="CommentTok"/>
         </w:rPr>
-        <w:t xml:space="preserve"># Learning curves (train and validation loss per epoch)</w:t>
+        <w:t xml:space="preserve"># Learning curves</w:t>
       </w:r>
       <w:r>
         <w:br/>
@@ -895,27 +895,207 @@
       </w:r>
       <w:r>
         <w:rPr>
+          <w:rStyle w:val="FunctionTok"/>
+        </w:rPr>
+        <w:t xml:space="preserve">seq_along</w:t>
+      </w:r>
+      <w:r>
+        <w:rPr>
+          <w:rStyle w:val="NormalTok"/>
+        </w:rPr>
+        <w:t xml:space="preserve">(auto</w:t>
+      </w:r>
+      <w:r>
+        <w:rPr>
+          <w:rStyle w:val="SpecialCharTok"/>
+        </w:rPr>
+        <w:t xml:space="preserve">$</w:t>
+      </w:r>
+      <w:r>
+        <w:rPr>
+          <w:rStyle w:val="NormalTok"/>
+        </w:rPr>
+        <w:t xml:space="preserve">train_loss),</w:t>
+      </w:r>
+      <w:r>
+        <w:br/>
+      </w:r>
+      <w:r>
+        <w:rPr>
+          <w:rStyle w:val="NormalTok"/>
+        </w:rPr>
+        <w:t xml:space="preserve">  </w:t>
+      </w:r>
+      <w:r>
+        <w:rPr>
+          <w:rStyle w:val="AttributeTok"/>
+        </w:rPr>
+        <w:t xml:space="preserve">train_loss =</w:t>
+      </w:r>
+      <w:r>
+        <w:rPr>
+          <w:rStyle w:val="NormalTok"/>
+        </w:rPr>
+        <w:t xml:space="preserve"> auto</w:t>
+      </w:r>
+      <w:r>
+        <w:rPr>
+          <w:rStyle w:val="SpecialCharTok"/>
+        </w:rPr>
+        <w:t xml:space="preserve">$</w:t>
+      </w:r>
+      <w:r>
+        <w:rPr>
+          <w:rStyle w:val="NormalTok"/>
+        </w:rPr>
+        <w:t xml:space="preserve">train_loss</w:t>
+      </w:r>
+      <w:r>
+        <w:br/>
+      </w:r>
+      <w:r>
+        <w:rPr>
+          <w:rStyle w:val="NormalTok"/>
+        </w:rPr>
+        <w:t xml:space="preserve">)</w:t>
+      </w:r>
+      <w:r>
+        <w:br/>
+      </w:r>
+      <w:r>
+        <w:rPr>
+          <w:rStyle w:val="ControlFlowTok"/>
+        </w:rPr>
+        <w:t xml:space="preserve">if</w:t>
+      </w:r>
+      <w:r>
+        <w:rPr>
+          <w:rStyle w:val="NormalTok"/>
+        </w:rPr>
+        <w:t xml:space="preserve"> (</w:t>
+      </w:r>
+      <w:r>
+        <w:rPr>
+          <w:rStyle w:val="SpecialCharTok"/>
+        </w:rPr>
+        <w:t xml:space="preserve">!</w:t>
+      </w:r>
+      <w:r>
+        <w:rPr>
+          <w:rStyle w:val="FunctionTok"/>
+        </w:rPr>
+        <w:t xml:space="preserve">is.null</w:t>
+      </w:r>
+      <w:r>
+        <w:rPr>
+          <w:rStyle w:val="NormalTok"/>
+        </w:rPr>
+        <w:t xml:space="preserve">(auto</w:t>
+      </w:r>
+      <w:r>
+        <w:rPr>
+          <w:rStyle w:val="SpecialCharTok"/>
+        </w:rPr>
+        <w:t xml:space="preserve">$</w:t>
+      </w:r>
+      <w:r>
+        <w:rPr>
+          <w:rStyle w:val="NormalTok"/>
+        </w:rPr>
+        <w:t xml:space="preserve">val_loss) </w:t>
+      </w:r>
+      <w:r>
+        <w:rPr>
+          <w:rStyle w:val="SpecialCharTok"/>
+        </w:rPr>
+        <w:t xml:space="preserve">&amp;&amp;</w:t>
+      </w:r>
+      <w:r>
+        <w:rPr>
+          <w:rStyle w:val="NormalTok"/>
+        </w:rPr>
+        <w:t xml:space="preserve"> </w:t>
+      </w:r>
+      <w:r>
+        <w:rPr>
+          <w:rStyle w:val="FunctionTok"/>
+        </w:rPr>
+        <w:t xml:space="preserve">length</w:t>
+      </w:r>
+      <w:r>
+        <w:rPr>
+          <w:rStyle w:val="NormalTok"/>
+        </w:rPr>
+        <w:t xml:space="preserve">(auto</w:t>
+      </w:r>
+      <w:r>
+        <w:rPr>
+          <w:rStyle w:val="SpecialCharTok"/>
+        </w:rPr>
+        <w:t xml:space="preserve">$</w:t>
+      </w:r>
+      <w:r>
+        <w:rPr>
+          <w:rStyle w:val="NormalTok"/>
+        </w:rPr>
+        <w:t xml:space="preserve">val_loss) </w:t>
+      </w:r>
+      <w:r>
+        <w:rPr>
+          <w:rStyle w:val="SpecialCharTok"/>
+        </w:rPr>
+        <w:t xml:space="preserve">&gt;</w:t>
+      </w:r>
+      <w:r>
+        <w:rPr>
+          <w:rStyle w:val="NormalTok"/>
+        </w:rPr>
+        <w:t xml:space="preserve"> </w:t>
+      </w:r>
+      <w:r>
+        <w:rPr>
           <w:rStyle w:val="DecValTok"/>
         </w:rPr>
-        <w:t xml:space="preserve">1</w:t>
+        <w:t xml:space="preserve">0</w:t>
+      </w:r>
+      <w:r>
+        <w:rPr>
+          <w:rStyle w:val="NormalTok"/>
+        </w:rPr>
+        <w:t xml:space="preserve">) {</w:t>
+      </w:r>
+      <w:r>
+        <w:br/>
+      </w:r>
+      <w:r>
+        <w:rPr>
+          <w:rStyle w:val="NormalTok"/>
+        </w:rPr>
+        <w:t xml:space="preserve">  fit_loss</w:t>
       </w:r>
       <w:r>
         <w:rPr>
           <w:rStyle w:val="SpecialCharTok"/>
         </w:rPr>
-        <w:t xml:space="preserve">:</w:t>
-      </w:r>
-      <w:r>
-        <w:rPr>
-          <w:rStyle w:val="FunctionTok"/>
-        </w:rPr>
-        <w:t xml:space="preserve">length</w:t>
-      </w:r>
-      <w:r>
-        <w:rPr>
-          <w:rStyle w:val="NormalTok"/>
-        </w:rPr>
-        <w:t xml:space="preserve">(auto</w:t>
+        <w:t xml:space="preserve">$</w:t>
+      </w:r>
+      <w:r>
+        <w:rPr>
+          <w:rStyle w:val="NormalTok"/>
+        </w:rPr>
+        <w:t xml:space="preserve">val_loss </w:t>
+      </w:r>
+      <w:r>
+        <w:rPr>
+          <w:rStyle w:val="OtherTok"/>
+        </w:rPr>
+        <w:t xml:space="preserve">&lt;-</w:t>
+      </w:r>
+      <w:r>
+        <w:rPr>
+          <w:rStyle w:val="NormalTok"/>
+        </w:rPr>
+        <w:t xml:space="preserve"> auto</w:t>
       </w:r>
       <w:r>
         <w:rPr>
@@ -927,163 +1107,202 @@
         <w:rPr>
           <w:rStyle w:val="NormalTok"/>
         </w:rPr>
-        <w:t xml:space="preserve">train_loss),</w:t>
-      </w:r>
-      <w:r>
-        <w:br/>
-      </w:r>
-      <w:r>
-        <w:rPr>
-          <w:rStyle w:val="NormalTok"/>
-        </w:rPr>
-        <w:t xml:space="preserve">  </w:t>
+        <w:t xml:space="preserve">val_loss</w:t>
+      </w:r>
+      <w:r>
+        <w:br/>
+      </w:r>
+      <w:r>
+        <w:rPr>
+          <w:rStyle w:val="NormalTok"/>
+        </w:rPr>
+        <w:t xml:space="preserve">}</w:t>
+      </w:r>
+      <w:r>
+        <w:br/>
+      </w:r>
+      <w:r>
+        <w:rPr>
+          <w:rStyle w:val="NormalTok"/>
+        </w:rPr>
+        <w:t xml:space="preserve">colors </w:t>
+      </w:r>
+      <w:r>
+        <w:rPr>
+          <w:rStyle w:val="OtherTok"/>
+        </w:rPr>
+        <w:t xml:space="preserve">&lt;-</w:t>
+      </w:r>
+      <w:r>
+        <w:rPr>
+          <w:rStyle w:val="NormalTok"/>
+        </w:rPr>
+        <w:t xml:space="preserve"> </w:t>
+      </w:r>
+      <w:r>
+        <w:rPr>
+          <w:rStyle w:val="ControlFlowTok"/>
+        </w:rPr>
+        <w:t xml:space="preserve">if</w:t>
+      </w:r>
+      <w:r>
+        <w:rPr>
+          <w:rStyle w:val="NormalTok"/>
+        </w:rPr>
+        <w:t xml:space="preserve"> (</w:t>
+      </w:r>
+      <w:r>
+        <w:rPr>
+          <w:rStyle w:val="StringTok"/>
+        </w:rPr>
+        <w:t xml:space="preserve">"val_loss"</w:t>
+      </w:r>
+      <w:r>
+        <w:rPr>
+          <w:rStyle w:val="NormalTok"/>
+        </w:rPr>
+        <w:t xml:space="preserve"> </w:t>
+      </w:r>
+      <w:r>
+        <w:rPr>
+          <w:rStyle w:val="SpecialCharTok"/>
+        </w:rPr>
+        <w:t xml:space="preserve">%in%</w:t>
+      </w:r>
+      <w:r>
+        <w:rPr>
+          <w:rStyle w:val="NormalTok"/>
+        </w:rPr>
+        <w:t xml:space="preserve"> </w:t>
+      </w:r>
+      <w:r>
+        <w:rPr>
+          <w:rStyle w:val="FunctionTok"/>
+        </w:rPr>
+        <w:t xml:space="preserve">names</w:t>
+      </w:r>
+      <w:r>
+        <w:rPr>
+          <w:rStyle w:val="NormalTok"/>
+        </w:rPr>
+        <w:t xml:space="preserve">(fit_loss)) </w:t>
+      </w:r>
+      <w:r>
+        <w:rPr>
+          <w:rStyle w:val="FunctionTok"/>
+        </w:rPr>
+        <w:t xml:space="preserve">c</w:t>
+      </w:r>
+      <w:r>
+        <w:rPr>
+          <w:rStyle w:val="NormalTok"/>
+        </w:rPr>
+        <w:t xml:space="preserve">(</w:t>
+      </w:r>
+      <w:r>
+        <w:rPr>
+          <w:rStyle w:val="StringTok"/>
+        </w:rPr>
+        <w:t xml:space="preserve">"Blue"</w:t>
+      </w:r>
+      <w:r>
+        <w:rPr>
+          <w:rStyle w:val="NormalTok"/>
+        </w:rPr>
+        <w:t xml:space="preserve">, </w:t>
+      </w:r>
+      <w:r>
+        <w:rPr>
+          <w:rStyle w:val="StringTok"/>
+        </w:rPr>
+        <w:t xml:space="preserve">"Orange"</w:t>
+      </w:r>
+      <w:r>
+        <w:rPr>
+          <w:rStyle w:val="NormalTok"/>
+        </w:rPr>
+        <w:t xml:space="preserve">) </w:t>
+      </w:r>
+      <w:r>
+        <w:rPr>
+          <w:rStyle w:val="ControlFlowTok"/>
+        </w:rPr>
+        <w:t xml:space="preserve">else</w:t>
+      </w:r>
+      <w:r>
+        <w:rPr>
+          <w:rStyle w:val="NormalTok"/>
+        </w:rPr>
+        <w:t xml:space="preserve"> </w:t>
+      </w:r>
+      <w:r>
+        <w:rPr>
+          <w:rStyle w:val="FunctionTok"/>
+        </w:rPr>
+        <w:t xml:space="preserve">c</w:t>
+      </w:r>
+      <w:r>
+        <w:rPr>
+          <w:rStyle w:val="NormalTok"/>
+        </w:rPr>
+        <w:t xml:space="preserve">(</w:t>
+      </w:r>
+      <w:r>
+        <w:rPr>
+          <w:rStyle w:val="StringTok"/>
+        </w:rPr>
+        <w:t xml:space="preserve">"Blue"</w:t>
+      </w:r>
+      <w:r>
+        <w:rPr>
+          <w:rStyle w:val="NormalTok"/>
+        </w:rPr>
+        <w:t xml:space="preserve">)</w:t>
+      </w:r>
+      <w:r>
+        <w:br/>
+      </w:r>
+      <w:r>
+        <w:rPr>
+          <w:rStyle w:val="NormalTok"/>
+        </w:rPr>
+        <w:t xml:space="preserve">grf </w:t>
+      </w:r>
+      <w:r>
+        <w:rPr>
+          <w:rStyle w:val="OtherTok"/>
+        </w:rPr>
+        <w:t xml:space="preserve">&lt;-</w:t>
+      </w:r>
+      <w:r>
+        <w:rPr>
+          <w:rStyle w:val="NormalTok"/>
+        </w:rPr>
+        <w:t xml:space="preserve"> </w:t>
+      </w:r>
+      <w:r>
+        <w:rPr>
+          <w:rStyle w:val="FunctionTok"/>
+        </w:rPr>
+        <w:t xml:space="preserve">plot_series</w:t>
+      </w:r>
+      <w:r>
+        <w:rPr>
+          <w:rStyle w:val="NormalTok"/>
+        </w:rPr>
+        <w:t xml:space="preserve">(fit_loss, </w:t>
       </w:r>
       <w:r>
         <w:rPr>
           <w:rStyle w:val="AttributeTok"/>
         </w:rPr>
-        <w:t xml:space="preserve">train_loss =</w:t>
-      </w:r>
-      <w:r>
-        <w:rPr>
-          <w:rStyle w:val="NormalTok"/>
-        </w:rPr>
-        <w:t xml:space="preserve"> auto</w:t>
-      </w:r>
-      <w:r>
-        <w:rPr>
-          <w:rStyle w:val="SpecialCharTok"/>
-        </w:rPr>
-        <w:t xml:space="preserve">$</w:t>
-      </w:r>
-      <w:r>
-        <w:rPr>
-          <w:rStyle w:val="NormalTok"/>
-        </w:rPr>
-        <w:t xml:space="preserve">train_loss,</w:t>
-      </w:r>
-      <w:r>
-        <w:br/>
-      </w:r>
-      <w:r>
-        <w:rPr>
-          <w:rStyle w:val="NormalTok"/>
-        </w:rPr>
-        <w:t xml:space="preserve">  </w:t>
-      </w:r>
-      <w:r>
-        <w:rPr>
-          <w:rStyle w:val="AttributeTok"/>
-        </w:rPr>
-        <w:t xml:space="preserve">val_loss =</w:t>
-      </w:r>
-      <w:r>
-        <w:rPr>
-          <w:rStyle w:val="NormalTok"/>
-        </w:rPr>
-        <w:t xml:space="preserve"> auto</w:t>
-      </w:r>
-      <w:r>
-        <w:rPr>
-          <w:rStyle w:val="SpecialCharTok"/>
-        </w:rPr>
-        <w:t xml:space="preserve">$</w:t>
-      </w:r>
-      <w:r>
-        <w:rPr>
-          <w:rStyle w:val="NormalTok"/>
-        </w:rPr>
-        <w:t xml:space="preserve">val_loss</w:t>
-      </w:r>
-      <w:r>
-        <w:br/>
-      </w:r>
-      <w:r>
-        <w:rPr>
-          <w:rStyle w:val="NormalTok"/>
-        </w:rPr>
-        <w:t xml:space="preserve">)</w:t>
-      </w:r>
-      <w:r>
-        <w:br/>
-      </w:r>
-      <w:r>
-        <w:rPr>
-          <w:rStyle w:val="NormalTok"/>
-        </w:rPr>
-        <w:t xml:space="preserve">grf </w:t>
-      </w:r>
-      <w:r>
-        <w:rPr>
-          <w:rStyle w:val="OtherTok"/>
-        </w:rPr>
-        <w:t xml:space="preserve">&lt;-</w:t>
-      </w:r>
-      <w:r>
-        <w:rPr>
-          <w:rStyle w:val="NormalTok"/>
-        </w:rPr>
-        <w:t xml:space="preserve"> </w:t>
-      </w:r>
-      <w:r>
-        <w:rPr>
-          <w:rStyle w:val="FunctionTok"/>
-        </w:rPr>
-        <w:t xml:space="preserve">plot_series</w:t>
-      </w:r>
-      <w:r>
-        <w:rPr>
-          <w:rStyle w:val="NormalTok"/>
-        </w:rPr>
-        <w:t xml:space="preserve">(fit_loss, </w:t>
-      </w:r>
-      <w:r>
-        <w:rPr>
-          <w:rStyle w:val="AttributeTok"/>
-        </w:rPr>
         <w:t xml:space="preserve">colors =</w:t>
       </w:r>
       <w:r>
         <w:rPr>
           <w:rStyle w:val="NormalTok"/>
         </w:rPr>
-        <w:t xml:space="preserve"> </w:t>
-      </w:r>
-      <w:r>
-        <w:rPr>
-          <w:rStyle w:val="FunctionTok"/>
-        </w:rPr>
-        <w:t xml:space="preserve">c</w:t>
-      </w:r>
-      <w:r>
-        <w:rPr>
-          <w:rStyle w:val="NormalTok"/>
-        </w:rPr>
-        <w:t xml:space="preserve">(</w:t>
-      </w:r>
-      <w:r>
-        <w:rPr>
-          <w:rStyle w:val="StringTok"/>
-        </w:rPr>
-        <w:t xml:space="preserve">'Blue'</w:t>
-      </w:r>
-      <w:r>
-        <w:rPr>
-          <w:rStyle w:val="NormalTok"/>
-        </w:rPr>
-        <w:t xml:space="preserve">, </w:t>
-      </w:r>
-      <w:r>
-        <w:rPr>
-          <w:rStyle w:val="StringTok"/>
-        </w:rPr>
-        <w:t xml:space="preserve">'Orange'</w:t>
-      </w:r>
-      <w:r>
-        <w:rPr>
-          <w:rStyle w:val="NormalTok"/>
-        </w:rPr>
-        <w:t xml:space="preserve">))</w:t>
+        <w:t xml:space="preserve"> colors)</w:t>
       </w:r>
       <w:r>
         <w:br/>
@@ -1110,18 +1329,18 @@
           <wp:inline>
             <wp:extent cx="4620126" cy="3696101"/>
             <wp:effectExtent b="0" l="0" r="0" t="0"/>
-            <wp:docPr descr="" title="" id="21" name="Picture"/>
+            <wp:docPr descr="" title="" id="10" name="Picture"/>
             <a:graphic>
               <a:graphicData uri="http://schemas.openxmlformats.org/drawingml/2006/picture">
                 <pic:pic>
                   <pic:nvPicPr>
-                    <pic:cNvPr descr="/home/gpca/daltoolboxdp/examples/autoencoder/doc/autoenc_lstm_ed_files/figure-docx/unnamed-chunk-7-1.png" id="22" name="Picture"/>
+                    <pic:cNvPr descr="C:\Git\dal\daltoolboxdp\examples\autoencoder\doc\autoenc_lstm_ed_files/385662c63795a28c3b7975601833cdb6d68d9909.png" id="11" name="Picture"/>
                     <pic:cNvPicPr>
                       <a:picLocks noChangeArrowheads="1" noChangeAspect="1"/>
                     </pic:cNvPicPr>
                   </pic:nvPicPr>
                   <pic:blipFill>
-                    <a:blip r:embed="rId20"/>
+                    <a:blip r:embed="rId9"/>
                     <a:stretch>
                       <a:fillRect/>
                     </a:stretch>
@@ -1357,52 +1576,52 @@
         <w:rPr>
           <w:rStyle w:val="VerbatimChar"/>
         </w:rPr>
-        <w:t xml:space="preserve">## [1,] 0.7989429</w:t>
-      </w:r>
-      <w:r>
-        <w:br/>
-      </w:r>
-      <w:r>
-        <w:rPr>
-          <w:rStyle w:val="VerbatimChar"/>
-        </w:rPr>
-        <w:t xml:space="preserve">## [2,] 0.8573374</w:t>
-      </w:r>
-      <w:r>
-        <w:br/>
-      </w:r>
-      <w:r>
-        <w:rPr>
-          <w:rStyle w:val="VerbatimChar"/>
-        </w:rPr>
-        <w:t xml:space="preserve">## [3,] 0.8890411</w:t>
-      </w:r>
-      <w:r>
-        <w:br/>
-      </w:r>
-      <w:r>
-        <w:rPr>
-          <w:rStyle w:val="VerbatimChar"/>
-        </w:rPr>
-        <w:t xml:space="preserve">## [4,] 0.9019816</w:t>
-      </w:r>
-      <w:r>
-        <w:br/>
-      </w:r>
-      <w:r>
-        <w:rPr>
-          <w:rStyle w:val="VerbatimChar"/>
-        </w:rPr>
-        <w:t xml:space="preserve">## [5,] 0.9008117</w:t>
-      </w:r>
-      <w:r>
-        <w:br/>
-      </w:r>
-      <w:r>
-        <w:rPr>
-          <w:rStyle w:val="VerbatimChar"/>
-        </w:rPr>
-        <w:t xml:space="preserve">## [6,] 0.8873665</w:t>
+        <w:t xml:space="preserve">## [1,] 0.7744137</w:t>
+      </w:r>
+      <w:r>
+        <w:br/>
+      </w:r>
+      <w:r>
+        <w:rPr>
+          <w:rStyle w:val="VerbatimChar"/>
+        </w:rPr>
+        <w:t xml:space="preserve">## [2,] 0.8441548</w:t>
+      </w:r>
+      <w:r>
+        <w:br/>
+      </w:r>
+      <w:r>
+        <w:rPr>
+          <w:rStyle w:val="VerbatimChar"/>
+        </w:rPr>
+        <w:t xml:space="preserve">## [3,] 0.8858889</w:t>
+      </w:r>
+      <w:r>
+        <w:br/>
+      </w:r>
+      <w:r>
+        <w:rPr>
+          <w:rStyle w:val="VerbatimChar"/>
+        </w:rPr>
+        <w:t xml:space="preserve">## [4,] 0.9060367</w:t>
+      </w:r>
+      <w:r>
+        <w:br/>
+      </w:r>
+      <w:r>
+        <w:rPr>
+          <w:rStyle w:val="VerbatimChar"/>
+        </w:rPr>
+        <w:t xml:space="preserve">## [5,] 0.9099289</w:t>
+      </w:r>
+      <w:r>
+        <w:br/>
+      </w:r>
+      <w:r>
+        <w:rPr>
+          <w:rStyle w:val="VerbatimChar"/>
+        </w:rPr>
+        <w:t xml:space="preserve">## [6,] 0.9001518</w:t>
       </w:r>
       <w:r>
         <w:br/>
@@ -1447,52 +1666,52 @@
         <w:rPr>
           <w:rStyle w:val="VerbatimChar"/>
         </w:rPr>
-        <w:t xml:space="preserve">## [1,] 0.9110806</w:t>
-      </w:r>
-      <w:r>
-        <w:br/>
-      </w:r>
-      <w:r>
-        <w:rPr>
-          <w:rStyle w:val="VerbatimChar"/>
-        </w:rPr>
-        <w:t xml:space="preserve">## [2,] 0.9605469</w:t>
-      </w:r>
-      <w:r>
-        <w:br/>
-      </w:r>
-      <w:r>
-        <w:rPr>
-          <w:rStyle w:val="VerbatimChar"/>
-        </w:rPr>
-        <w:t xml:space="preserve">## [3,] 0.9828280</w:t>
-      </w:r>
-      <w:r>
-        <w:br/>
-      </w:r>
-      <w:r>
-        <w:rPr>
-          <w:rStyle w:val="VerbatimChar"/>
-        </w:rPr>
-        <w:t xml:space="preserve">## [4,] 0.9830991</w:t>
-      </w:r>
-      <w:r>
-        <w:br/>
-      </w:r>
-      <w:r>
-        <w:rPr>
-          <w:rStyle w:val="VerbatimChar"/>
-        </w:rPr>
-        <w:t xml:space="preserve">## [5,] 0.9628749</w:t>
-      </w:r>
-      <w:r>
-        <w:br/>
-      </w:r>
-      <w:r>
-        <w:rPr>
-          <w:rStyle w:val="VerbatimChar"/>
-        </w:rPr>
-        <w:t xml:space="preserve">## [6,] 0.9206141</w:t>
+        <w:t xml:space="preserve">## [1,] 0.8673224</w:t>
+      </w:r>
+      <w:r>
+        <w:br/>
+      </w:r>
+      <w:r>
+        <w:rPr>
+          <w:rStyle w:val="VerbatimChar"/>
+        </w:rPr>
+        <w:t xml:space="preserve">## [2,] 0.8992999</w:t>
+      </w:r>
+      <w:r>
+        <w:br/>
+      </w:r>
+      <w:r>
+        <w:rPr>
+          <w:rStyle w:val="VerbatimChar"/>
+        </w:rPr>
+        <w:t xml:space="preserve">## [3,] 0.9113175</w:t>
+      </w:r>
+      <w:r>
+        <w:br/>
+      </w:r>
+      <w:r>
+        <w:rPr>
+          <w:rStyle w:val="VerbatimChar"/>
+        </w:rPr>
+        <w:t xml:space="preserve">## [4,] 0.9052237</w:t>
+      </w:r>
+      <w:r>
+        <w:br/>
+      </w:r>
+      <w:r>
+        <w:rPr>
+          <w:rStyle w:val="VerbatimChar"/>
+        </w:rPr>
+        <w:t xml:space="preserve">## [5,] 0.8793273</w:t>
+      </w:r>
+      <w:r>
+        <w:br/>
+      </w:r>
+      <w:r>
+        <w:rPr>
+          <w:rStyle w:val="VerbatimChar"/>
+        </w:rPr>
+        <w:t xml:space="preserve">## [6,] 0.8275697</w:t>
       </w:r>
       <w:r>
         <w:br/>
@@ -1537,52 +1756,52 @@
         <w:rPr>
           <w:rStyle w:val="VerbatimChar"/>
         </w:rPr>
-        <w:t xml:space="preserve">## [1,] 0.8918391</w:t>
-      </w:r>
-      <w:r>
-        <w:br/>
-      </w:r>
-      <w:r>
-        <w:rPr>
-          <w:rStyle w:val="VerbatimChar"/>
-        </w:rPr>
-        <w:t xml:space="preserve">## [2,] 0.9293154</w:t>
-      </w:r>
-      <w:r>
-        <w:br/>
-      </w:r>
-      <w:r>
-        <w:rPr>
-          <w:rStyle w:val="VerbatimChar"/>
-        </w:rPr>
-        <w:t xml:space="preserve">## [3,] 0.9437892</w:t>
-      </w:r>
-      <w:r>
-        <w:br/>
-      </w:r>
-      <w:r>
-        <w:rPr>
-          <w:rStyle w:val="VerbatimChar"/>
-        </w:rPr>
-        <w:t xml:space="preserve">## [4,] 0.9386917</w:t>
-      </w:r>
-      <w:r>
-        <w:br/>
-      </w:r>
-      <w:r>
-        <w:rPr>
-          <w:rStyle w:val="VerbatimChar"/>
-        </w:rPr>
-        <w:t xml:space="preserve">## [5,] 0.9138660</w:t>
-      </w:r>
-      <w:r>
-        <w:br/>
-      </w:r>
-      <w:r>
-        <w:rPr>
-          <w:rStyle w:val="VerbatimChar"/>
-        </w:rPr>
-        <w:t xml:space="preserve">## [6,] 0.8661374</w:t>
+        <w:t xml:space="preserve">## [1,] 0.9010031</w:t>
+      </w:r>
+      <w:r>
+        <w:br/>
+      </w:r>
+      <w:r>
+        <w:rPr>
+          <w:rStyle w:val="VerbatimChar"/>
+        </w:rPr>
+        <w:t xml:space="preserve">## [2,] 0.9338525</w:t>
+      </w:r>
+      <w:r>
+        <w:br/>
+      </w:r>
+      <w:r>
+        <w:rPr>
+          <w:rStyle w:val="VerbatimChar"/>
+        </w:rPr>
+        <w:t xml:space="preserve">## [3,] 0.9462700</w:t>
+      </w:r>
+      <w:r>
+        <w:br/>
+      </w:r>
+      <w:r>
+        <w:rPr>
+          <w:rStyle w:val="VerbatimChar"/>
+        </w:rPr>
+        <w:t xml:space="preserve">## [4,] 0.9404269</w:t>
+      </w:r>
+      <w:r>
+        <w:br/>
+      </w:r>
+      <w:r>
+        <w:rPr>
+          <w:rStyle w:val="VerbatimChar"/>
+        </w:rPr>
+        <w:t xml:space="preserve">## [5,] 0.9147875</w:t>
+      </w:r>
+      <w:r>
+        <w:br/>
+      </w:r>
+      <w:r>
+        <w:rPr>
+          <w:rStyle w:val="VerbatimChar"/>
+        </w:rPr>
+        <w:t xml:space="preserve">## [6,] 0.8633735</w:t>
       </w:r>
       <w:r>
         <w:br/>
@@ -1627,52 +1846,52 @@
         <w:rPr>
           <w:rStyle w:val="VerbatimChar"/>
         </w:rPr>
-        <w:t xml:space="preserve">## [1,] 0.9092640</w:t>
-      </w:r>
-      <w:r>
-        <w:br/>
-      </w:r>
-      <w:r>
-        <w:rPr>
-          <w:rStyle w:val="VerbatimChar"/>
-        </w:rPr>
-        <w:t xml:space="preserve">## [2,] 0.9375620</w:t>
-      </w:r>
-      <w:r>
-        <w:br/>
-      </w:r>
-      <w:r>
-        <w:rPr>
-          <w:rStyle w:val="VerbatimChar"/>
-        </w:rPr>
-        <w:t xml:space="preserve">## [3,] 0.9458276</w:t>
-      </w:r>
-      <w:r>
-        <w:br/>
-      </w:r>
-      <w:r>
-        <w:rPr>
-          <w:rStyle w:val="VerbatimChar"/>
-        </w:rPr>
-        <w:t xml:space="preserve">## [4,] 0.9357274</w:t>
-      </w:r>
-      <w:r>
-        <w:br/>
-      </w:r>
-      <w:r>
-        <w:rPr>
-          <w:rStyle w:val="VerbatimChar"/>
-        </w:rPr>
-        <w:t xml:space="preserve">## [5,] 0.9057326</w:t>
-      </w:r>
-      <w:r>
-        <w:br/>
-      </w:r>
-      <w:r>
-        <w:rPr>
-          <w:rStyle w:val="VerbatimChar"/>
-        </w:rPr>
-        <w:t xml:space="preserve">## [6,] 0.8516767</w:t>
+        <w:t xml:space="preserve">## [1,] 0.9138924</w:t>
+      </w:r>
+      <w:r>
+        <w:br/>
+      </w:r>
+      <w:r>
+        <w:rPr>
+          <w:rStyle w:val="VerbatimChar"/>
+        </w:rPr>
+        <w:t xml:space="preserve">## [2,] 0.9529793</w:t>
+      </w:r>
+      <w:r>
+        <w:br/>
+      </w:r>
+      <w:r>
+        <w:rPr>
+          <w:rStyle w:val="VerbatimChar"/>
+        </w:rPr>
+        <w:t xml:space="preserve">## [3,] 0.9692366</w:t>
+      </w:r>
+      <w:r>
+        <w:br/>
+      </w:r>
+      <w:r>
+        <w:rPr>
+          <w:rStyle w:val="VerbatimChar"/>
+        </w:rPr>
+        <w:t xml:space="preserve">## [4,] 0.9651420</w:t>
+      </w:r>
+      <w:r>
+        <w:br/>
+      </w:r>
+      <w:r>
+        <w:rPr>
+          <w:rStyle w:val="VerbatimChar"/>
+        </w:rPr>
+        <w:t xml:space="preserve">## [5,] 0.9395254</w:t>
+      </w:r>
+      <w:r>
+        <w:br/>
+      </w:r>
+      <w:r>
+        <w:rPr>
+          <w:rStyle w:val="VerbatimChar"/>
+        </w:rPr>
+        <w:t xml:space="preserve">## [6,] 0.8865620</w:t>
       </w:r>
       <w:r>
         <w:br/>
@@ -1717,52 +1936,52 @@
         <w:rPr>
           <w:rStyle w:val="VerbatimChar"/>
         </w:rPr>
-        <w:t xml:space="preserve">## [1,] 0.9071558</w:t>
-      </w:r>
-      <w:r>
-        <w:br/>
-      </w:r>
-      <w:r>
-        <w:rPr>
-          <w:rStyle w:val="VerbatimChar"/>
-        </w:rPr>
-        <w:t xml:space="preserve">## [2,] 0.9331184</w:t>
-      </w:r>
-      <w:r>
-        <w:br/>
-      </w:r>
-      <w:r>
-        <w:rPr>
-          <w:rStyle w:val="VerbatimChar"/>
-        </w:rPr>
-        <w:t xml:space="preserve">## [3,] 0.9389370</w:t>
-      </w:r>
-      <w:r>
-        <w:br/>
-      </w:r>
-      <w:r>
-        <w:rPr>
-          <w:rStyle w:val="VerbatimChar"/>
-        </w:rPr>
-        <w:t xml:space="preserve">## [4,] 0.9257099</w:t>
-      </w:r>
-      <w:r>
-        <w:br/>
-      </w:r>
-      <w:r>
-        <w:rPr>
-          <w:rStyle w:val="VerbatimChar"/>
-        </w:rPr>
-        <w:t xml:space="preserve">## [5,] 0.8910845</w:t>
-      </w:r>
-      <w:r>
-        <w:br/>
-      </w:r>
-      <w:r>
-        <w:rPr>
-          <w:rStyle w:val="VerbatimChar"/>
-        </w:rPr>
-        <w:t xml:space="preserve">## [6,] 0.8298504</w:t>
+        <w:t xml:space="preserve">## [1,] 0.9583607</w:t>
+      </w:r>
+      <w:r>
+        <w:br/>
+      </w:r>
+      <w:r>
+        <w:rPr>
+          <w:rStyle w:val="VerbatimChar"/>
+        </w:rPr>
+        <w:t xml:space="preserve">## [2,] 0.9891376</w:t>
+      </w:r>
+      <w:r>
+        <w:br/>
+      </w:r>
+      <w:r>
+        <w:rPr>
+          <w:rStyle w:val="VerbatimChar"/>
+        </w:rPr>
+        <w:t xml:space="preserve">## [3,] 0.9974000</w:t>
+      </w:r>
+      <w:r>
+        <w:br/>
+      </w:r>
+      <w:r>
+        <w:rPr>
+          <w:rStyle w:val="VerbatimChar"/>
+        </w:rPr>
+        <w:t xml:space="preserve">## [4,] 0.9844563</w:t>
+      </w:r>
+      <w:r>
+        <w:br/>
+      </w:r>
+      <w:r>
+        <w:rPr>
+          <w:rStyle w:val="VerbatimChar"/>
+        </w:rPr>
+        <w:t xml:space="preserve">## [5,] 0.9467825</w:t>
+      </w:r>
+      <w:r>
+        <w:br/>
+      </w:r>
+      <w:r>
+        <w:rPr>
+          <w:rStyle w:val="VerbatimChar"/>
+        </w:rPr>
+        <w:t xml:space="preserve">## [6,] 0.8752095</w:t>
       </w:r>
     </w:p>
     <w:p>
@@ -2207,43 +2426,43 @@
         <w:rPr>
           <w:rStyle w:val="VerbatimChar"/>
         </w:rPr>
-        <w:t xml:space="preserve">## [1] "t4 R2 test: 0.704932650736031 MAPE: 0.0789724077908845"</w:t>
-      </w:r>
-      <w:r>
-        <w:br/>
-      </w:r>
-      <w:r>
-        <w:rPr>
-          <w:rStyle w:val="VerbatimChar"/>
-        </w:rPr>
-        <w:t xml:space="preserve">## [1] "t3 R2 test: 0.914348717511827 MAPE: 0.0612411461063713"</w:t>
-      </w:r>
-      <w:r>
-        <w:br/>
-      </w:r>
-      <w:r>
-        <w:rPr>
-          <w:rStyle w:val="VerbatimChar"/>
-        </w:rPr>
-        <w:t xml:space="preserve">## [1] "t2 R2 test: 0.995621715371083 MAPE: 0.0415433229357838"</w:t>
-      </w:r>
-      <w:r>
-        <w:br/>
-      </w:r>
-      <w:r>
-        <w:rPr>
-          <w:rStyle w:val="VerbatimChar"/>
-        </w:rPr>
-        <w:t xml:space="preserve">## [1] "t1 R2 test: 0.97762908805292 MAPE: 0.077925187054149"</w:t>
-      </w:r>
-      <w:r>
-        <w:br/>
-      </w:r>
-      <w:r>
-        <w:rPr>
-          <w:rStyle w:val="VerbatimChar"/>
-        </w:rPr>
-        <w:t xml:space="preserve">## [1] "t0 R2 test: 0.937715114087285 MAPE: 0.188102096602558"</w:t>
+        <w:t xml:space="preserve">## [1] "t4 R2 test: 0.861528764636645 MAPE: 0.0618812504975658"</w:t>
+      </w:r>
+      <w:r>
+        <w:br/>
+      </w:r>
+      <w:r>
+        <w:rPr>
+          <w:rStyle w:val="VerbatimChar"/>
+        </w:rPr>
+        <w:t xml:space="preserve">## [1] "t3 R2 test: 0.852665921744416 MAPE: 0.151815635135767"</w:t>
+      </w:r>
+      <w:r>
+        <w:br/>
+      </w:r>
+      <w:r>
+        <w:rPr>
+          <w:rStyle w:val="VerbatimChar"/>
+        </w:rPr>
+        <w:t xml:space="preserve">## [1] "t2 R2 test: 0.99535267880048 MAPE: 0.0565194766179203"</w:t>
+      </w:r>
+      <w:r>
+        <w:br/>
+      </w:r>
+      <w:r>
+        <w:rPr>
+          <w:rStyle w:val="VerbatimChar"/>
+        </w:rPr>
+        <w:t xml:space="preserve">## [1] "t1 R2 test: 0.966059401096351 MAPE: 0.0957343469800099"</w:t>
+      </w:r>
+      <w:r>
+        <w:br/>
+      </w:r>
+      <w:r>
+        <w:rPr>
+          <w:rStyle w:val="VerbatimChar"/>
+        </w:rPr>
+        <w:t xml:space="preserve">## [1] "t0 R2 test: 0.937960872607521 MAPE: 0.171424374740637"</w:t>
       </w:r>
     </w:p>
     <w:p>
@@ -2331,10 +2550,10 @@
         <w:rPr>
           <w:rStyle w:val="VerbatimChar"/>
         </w:rPr>
-        <w:t xml:space="preserve">## [1] "Means R2 test: 0.906049457151829 MAPE: 0.0895568320979493"</w:t>
+        <w:t xml:space="preserve">## [1] "Means R2 test: 0.922713527777083 MAPE: 0.10747501679438"</w:t>
       </w:r>
     </w:p>
-    <w:bookmarkStart w:id="23" w:name="method"/>
+    <w:bookmarkStart w:id="12" w:name="method"/>
     <w:p>
       <w:pPr>
         <w:pStyle w:val="Heading3"/>
@@ -2351,8 +2570,8 @@
         <w:t xml:space="preserve">An LSTM encoder summarizes each window into a compact state that a decoder uses to reconstruct the original sequence. Training minimizes reconstruction loss, encouraging the latent state to retain information about temporal dynamics in the window.</w:t>
       </w:r>
     </w:p>
-    <w:bookmarkEnd w:id="23"/>
-    <w:bookmarkStart w:id="24" w:name="references"/>
+    <w:bookmarkEnd w:id="12"/>
+    <w:bookmarkStart w:id="13" w:name="references"/>
     <w:p>
       <w:pPr>
         <w:pStyle w:val="Heading3"/>
@@ -2373,8 +2592,8 @@
         <w:t xml:space="preserve">Hochreiter, S., &amp; Schmidhuber, J. (1997). Long short-term memory. Neural Computation, 9(8), 1735–1780.</w:t>
       </w:r>
     </w:p>
-    <w:bookmarkEnd w:id="24"/>
-    <w:bookmarkEnd w:id="25"/>
+    <w:bookmarkEnd w:id="13"/>
+    <w:bookmarkEnd w:id="14"/>
     <w:sectPr>
       <w:footnotePr>
         <w:numRestart w:val="eachSect"/>
@@ -2602,10 +2821,10 @@
   <w:docDefaults>
     <w:rPrDefault>
       <w:rPr>
-        <w:rFonts w:asciiTheme="minorHAnsi" w:cstheme="minorBidi" w:eastAsiaTheme="minorHAnsi" w:hAnsiTheme="minorHAnsi"/>
+        <w:rFonts w:asciiTheme="minorHAnsi" w:cstheme="minorBidi" w:eastAsiaTheme="minorEastAsia" w:hAnsiTheme="minorHAnsi"/>
         <w:sz w:val="24"/>
         <w:szCs w:val="24"/>
-        <w:lang w:bidi="ar-SA" w:eastAsia="en-US" w:val="en-US"/>
+        <w:lang w:bidi="ar-SA" w:eastAsia="zh-CN" w:val="en-US"/>
       </w:rPr>
     </w:rPrDefault>
     <w:pPrDefault>
@@ -3146,13 +3365,6 @@
       </w:tblCellMar>
     </w:tblPr>
     <w:tblStylePr w:type="firstRow">
-      <w:tblPr>
-        <w:jc w:val="left"/>
-        <w:tblInd w:type="dxa" w:w="0"/>
-      </w:tblPr>
-      <w:trPr>
-        <w:jc w:val="left"/>
-      </w:trPr>
       <w:tcPr>
         <w:tcBorders>
           <w:bottom w:val="single"/>

--- a/examples/autoencoder/doc/autoenc_lstm_ed.docx
+++ b/examples/autoencoder/doc/autoenc_lstm_ed.docx
@@ -763,7 +763,7 @@
         <w:rPr>
           <w:rStyle w:val="AttributeTok"/>
         </w:rPr>
-        <w:t xml:space="preserve">num_epochs =</w:t>
+        <w:t xml:space="preserve">epochs =</w:t>
       </w:r>
       <w:r>
         <w:rPr>
@@ -827,6 +827,185 @@
           <w:rStyle w:val="NormalTok"/>
         </w:rPr>
         <w:t xml:space="preserve">(auto, train)</w:t>
+      </w:r>
+    </w:p>
+    <w:p>
+      <w:pPr>
+        <w:pStyle w:val="FirstParagraph"/>
+      </w:pPr>
+      <w:r>
+        <w:t xml:space="preserve">Constructor configuration</w:t>
+      </w:r>
+      <w:r>
+        <w:t xml:space="preserve"> </w:t>
+      </w:r>
+      <w:r>
+        <w:t xml:space="preserve">- Fixed-epoch baseline: set</w:t>
+      </w:r>
+      <w:r>
+        <w:t xml:space="preserve"> </w:t>
+      </w:r>
+      <w:r>
+        <w:rPr>
+          <w:rStyle w:val="VerbatimChar"/>
+        </w:rPr>
+        <w:t xml:space="preserve">epochs</w:t>
+      </w:r>
+      <w:r>
+        <w:t xml:space="preserve"> </w:t>
+      </w:r>
+      <w:r>
+        <w:t xml:space="preserve">and keep</w:t>
+      </w:r>
+      <w:r>
+        <w:t xml:space="preserve"> </w:t>
+      </w:r>
+      <w:r>
+        <w:rPr>
+          <w:rStyle w:val="VerbatimChar"/>
+        </w:rPr>
+        <w:t xml:space="preserve">validation_strategy = "static"</w:t>
+      </w:r>
+      <w:r>
+        <w:t xml:space="preserve"> </w:t>
+      </w:r>
+      <w:r>
+        <w:t xml:space="preserve">with</w:t>
+      </w:r>
+      <w:r>
+        <w:t xml:space="preserve"> </w:t>
+      </w:r>
+      <w:r>
+        <w:rPr>
+          <w:rStyle w:val="VerbatimChar"/>
+        </w:rPr>
+        <w:t xml:space="preserve">stopping_rule = "none"</w:t>
+      </w:r>
+      <w:r>
+        <w:t xml:space="preserve">.</w:t>
+      </w:r>
+      <w:r>
+        <w:t xml:space="preserve"> </w:t>
+      </w:r>
+      <w:r>
+        <w:t xml:space="preserve">- Static early stopping: keep</w:t>
+      </w:r>
+      <w:r>
+        <w:t xml:space="preserve"> </w:t>
+      </w:r>
+      <w:r>
+        <w:rPr>
+          <w:rStyle w:val="VerbatimChar"/>
+        </w:rPr>
+        <w:t xml:space="preserve">validation_strategy = "static"</w:t>
+      </w:r>
+      <w:r>
+        <w:t xml:space="preserve"> </w:t>
+      </w:r>
+      <w:r>
+        <w:t xml:space="preserve">and choose</w:t>
+      </w:r>
+      <w:r>
+        <w:t xml:space="preserve"> </w:t>
+      </w:r>
+      <w:r>
+        <w:rPr>
+          <w:rStyle w:val="VerbatimChar"/>
+        </w:rPr>
+        <w:t xml:space="preserve">stopping_rule = "patience"</w:t>
+      </w:r>
+      <w:r>
+        <w:t xml:space="preserve">,</w:t>
+      </w:r>
+      <w:r>
+        <w:t xml:space="preserve"> </w:t>
+      </w:r>
+      <w:r>
+        <w:rPr>
+          <w:rStyle w:val="VerbatimChar"/>
+        </w:rPr>
+        <w:t xml:space="preserve">"sma"</w:t>
+      </w:r>
+      <w:r>
+        <w:t xml:space="preserve">,</w:t>
+      </w:r>
+      <w:r>
+        <w:t xml:space="preserve"> </w:t>
+      </w:r>
+      <w:r>
+        <w:rPr>
+          <w:rStyle w:val="VerbatimChar"/>
+        </w:rPr>
+        <w:t xml:space="preserve">"ema"</w:t>
+      </w:r>
+      <w:r>
+        <w:t xml:space="preserve">, or</w:t>
+      </w:r>
+      <w:r>
+        <w:t xml:space="preserve"> </w:t>
+      </w:r>
+      <w:r>
+        <w:rPr>
+          <w:rStyle w:val="VerbatimChar"/>
+        </w:rPr>
+        <w:t xml:space="preserve">"h"</w:t>
+      </w:r>
+      <w:r>
+        <w:t xml:space="preserve">.</w:t>
+      </w:r>
+      <w:r>
+        <w:t xml:space="preserve"> </w:t>
+      </w:r>
+      <w:r>
+        <w:t xml:space="preserve">- Dynamic early stopping: switch</w:t>
+      </w:r>
+      <w:r>
+        <w:t xml:space="preserve"> </w:t>
+      </w:r>
+      <w:r>
+        <w:rPr>
+          <w:rStyle w:val="VerbatimChar"/>
+        </w:rPr>
+        <w:t xml:space="preserve">validation_strategy = "dynamic"</w:t>
+      </w:r>
+      <w:r>
+        <w:t xml:space="preserve"> </w:t>
+      </w:r>
+      <w:r>
+        <w:t xml:space="preserve">and reuse the same stopping rules.</w:t>
+      </w:r>
+      <w:r>
+        <w:t xml:space="preserve"> </w:t>
+      </w:r>
+      <w:r>
+        <w:t xml:space="preserve">- The loss plot below always shows</w:t>
+      </w:r>
+      <w:r>
+        <w:t xml:space="preserve"> </w:t>
+      </w:r>
+      <w:r>
+        <w:rPr>
+          <w:rStyle w:val="VerbatimChar"/>
+        </w:rPr>
+        <w:t xml:space="preserve">train_loss</w:t>
+      </w:r>
+      <w:r>
+        <w:t xml:space="preserve">; it adds</w:t>
+      </w:r>
+      <w:r>
+        <w:t xml:space="preserve"> </w:t>
+      </w:r>
+      <w:r>
+        <w:rPr>
+          <w:rStyle w:val="VerbatimChar"/>
+        </w:rPr>
+        <w:t xml:space="preserve">val_loss</w:t>
+      </w:r>
+      <w:r>
+        <w:t xml:space="preserve"> </w:t>
+      </w:r>
+      <w:r>
+        <w:t xml:space="preserve">when validation is active.</w:t>
       </w:r>
     </w:p>
     <w:p>

--- a/examples/autoencoder/doc/autoenc_lstm_ed.docx
+++ b/examples/autoencoder/doc/autoenc_lstm_ed.docx
@@ -757,30 +757,6 @@
         <w:rPr>
           <w:rStyle w:val="NormalTok"/>
         </w:rPr>
-        <w:t xml:space="preserve">, </w:t>
-      </w:r>
-      <w:r>
-        <w:rPr>
-          <w:rStyle w:val="AttributeTok"/>
-        </w:rPr>
-        <w:t xml:space="preserve">epochs =</w:t>
-      </w:r>
-      <w:r>
-        <w:rPr>
-          <w:rStyle w:val="NormalTok"/>
-        </w:rPr>
-        <w:t xml:space="preserve"> </w:t>
-      </w:r>
-      <w:r>
-        <w:rPr>
-          <w:rStyle w:val="DecValTok"/>
-        </w:rPr>
-        <w:t xml:space="preserve">1500</w:t>
-      </w:r>
-      <w:r>
-        <w:rPr>
-          <w:rStyle w:val="NormalTok"/>
-        </w:rPr>
         <w:t xml:space="preserve">)</w:t>
       </w:r>
       <w:r>
@@ -840,7 +816,7 @@
         <w:t xml:space="preserve"> </w:t>
       </w:r>
       <w:r>
-        <w:t xml:space="preserve">- Fixed-epoch baseline: set</w:t>
+        <w:t xml:space="preserve">- Fixed-epoch baseline: omit</w:t>
       </w:r>
       <w:r>
         <w:t xml:space="preserve"> </w:t>
@@ -855,7 +831,7 @@
         <w:t xml:space="preserve"> </w:t>
       </w:r>
       <w:r>
-        <w:t xml:space="preserve">and keep</w:t>
+        <w:t xml:space="preserve">to use the default value and keep</w:t>
       </w:r>
       <w:r>
         <w:t xml:space="preserve"> </w:t>
@@ -1513,7 +1489,7 @@
               <a:graphicData uri="http://schemas.openxmlformats.org/drawingml/2006/picture">
                 <pic:pic>
                   <pic:nvPicPr>
-                    <pic:cNvPr descr="C:\Git\dal\daltoolboxdp\examples\autoencoder\doc\autoenc_lstm_ed_files/385662c63795a28c3b7975601833cdb6d68d9909.png" id="11" name="Picture"/>
+                    <pic:cNvPr descr="C:\Git\dal\daltoolboxdp\examples\autoencoder\doc\autoenc_lstm_ed_files/32ea000accacf136ff6abc0db8f7349eb94a964d.png" id="11" name="Picture"/>
                     <pic:cNvPicPr>
                       <a:picLocks noChangeArrowheads="1" noChangeAspect="1"/>
                     </pic:cNvPicPr>
@@ -1755,52 +1731,52 @@
         <w:rPr>
           <w:rStyle w:val="VerbatimChar"/>
         </w:rPr>
-        <w:t xml:space="preserve">## [1,] 0.7744137</w:t>
-      </w:r>
-      <w:r>
-        <w:br/>
-      </w:r>
-      <w:r>
-        <w:rPr>
-          <w:rStyle w:val="VerbatimChar"/>
-        </w:rPr>
-        <w:t xml:space="preserve">## [2,] 0.8441548</w:t>
-      </w:r>
-      <w:r>
-        <w:br/>
-      </w:r>
-      <w:r>
-        <w:rPr>
-          <w:rStyle w:val="VerbatimChar"/>
-        </w:rPr>
-        <w:t xml:space="preserve">## [3,] 0.8858889</w:t>
-      </w:r>
-      <w:r>
-        <w:br/>
-      </w:r>
-      <w:r>
-        <w:rPr>
-          <w:rStyle w:val="VerbatimChar"/>
-        </w:rPr>
-        <w:t xml:space="preserve">## [4,] 0.9060367</w:t>
-      </w:r>
-      <w:r>
-        <w:br/>
-      </w:r>
-      <w:r>
-        <w:rPr>
-          <w:rStyle w:val="VerbatimChar"/>
-        </w:rPr>
-        <w:t xml:space="preserve">## [5,] 0.9099289</w:t>
-      </w:r>
-      <w:r>
-        <w:br/>
-      </w:r>
-      <w:r>
-        <w:rPr>
-          <w:rStyle w:val="VerbatimChar"/>
-        </w:rPr>
-        <w:t xml:space="preserve">## [6,] 0.9001518</w:t>
+        <w:t xml:space="preserve">## [1,] 0.5097203</w:t>
+      </w:r>
+      <w:r>
+        <w:br/>
+      </w:r>
+      <w:r>
+        <w:rPr>
+          <w:rStyle w:val="VerbatimChar"/>
+        </w:rPr>
+        <w:t xml:space="preserve">## [2,] 0.5101187</w:t>
+      </w:r>
+      <w:r>
+        <w:br/>
+      </w:r>
+      <w:r>
+        <w:rPr>
+          <w:rStyle w:val="VerbatimChar"/>
+        </w:rPr>
+        <w:t xml:space="preserve">## [3,] 0.5103691</w:t>
+      </w:r>
+      <w:r>
+        <w:br/>
+      </w:r>
+      <w:r>
+        <w:rPr>
+          <w:rStyle w:val="VerbatimChar"/>
+        </w:rPr>
+        <w:t xml:space="preserve">## [4,] 0.5104804</w:t>
+      </w:r>
+      <w:r>
+        <w:br/>
+      </w:r>
+      <w:r>
+        <w:rPr>
+          <w:rStyle w:val="VerbatimChar"/>
+        </w:rPr>
+        <w:t xml:space="preserve">## [5,] 0.5104613</w:t>
+      </w:r>
+      <w:r>
+        <w:br/>
+      </w:r>
+      <w:r>
+        <w:rPr>
+          <w:rStyle w:val="VerbatimChar"/>
+        </w:rPr>
+        <w:t xml:space="preserve">## [6,] 0.5103155</w:t>
       </w:r>
       <w:r>
         <w:br/>
@@ -1836,61 +1812,61 @@
         <w:rPr>
           <w:rStyle w:val="VerbatimChar"/>
         </w:rPr>
-        <w:t xml:space="preserve">##           [,1]</w:t>
-      </w:r>
-      <w:r>
-        <w:br/>
-      </w:r>
-      <w:r>
-        <w:rPr>
-          <w:rStyle w:val="VerbatimChar"/>
-        </w:rPr>
-        <w:t xml:space="preserve">## [1,] 0.8673224</w:t>
-      </w:r>
-      <w:r>
-        <w:br/>
-      </w:r>
-      <w:r>
-        <w:rPr>
-          <w:rStyle w:val="VerbatimChar"/>
-        </w:rPr>
-        <w:t xml:space="preserve">## [2,] 0.8992999</w:t>
-      </w:r>
-      <w:r>
-        <w:br/>
-      </w:r>
-      <w:r>
-        <w:rPr>
-          <w:rStyle w:val="VerbatimChar"/>
-        </w:rPr>
-        <w:t xml:space="preserve">## [3,] 0.9113175</w:t>
-      </w:r>
-      <w:r>
-        <w:br/>
-      </w:r>
-      <w:r>
-        <w:rPr>
-          <w:rStyle w:val="VerbatimChar"/>
-        </w:rPr>
-        <w:t xml:space="preserve">## [4,] 0.9052237</w:t>
-      </w:r>
-      <w:r>
-        <w:br/>
-      </w:r>
-      <w:r>
-        <w:rPr>
-          <w:rStyle w:val="VerbatimChar"/>
-        </w:rPr>
-        <w:t xml:space="preserve">## [5,] 0.8793273</w:t>
-      </w:r>
-      <w:r>
-        <w:br/>
-      </w:r>
-      <w:r>
-        <w:rPr>
-          <w:rStyle w:val="VerbatimChar"/>
-        </w:rPr>
-        <w:t xml:space="preserve">## [6,] 0.8275697</w:t>
+        <w:t xml:space="preserve">##             [,1]</w:t>
+      </w:r>
+      <w:r>
+        <w:br/>
+      </w:r>
+      <w:r>
+        <w:rPr>
+          <w:rStyle w:val="VerbatimChar"/>
+        </w:rPr>
+        <w:t xml:space="preserve">## [1,] -0.03173982</w:t>
+      </w:r>
+      <w:r>
+        <w:br/>
+      </w:r>
+      <w:r>
+        <w:rPr>
+          <w:rStyle w:val="VerbatimChar"/>
+        </w:rPr>
+        <w:t xml:space="preserve">## [2,] -0.03132353</w:t>
+      </w:r>
+      <w:r>
+        <w:br/>
+      </w:r>
+      <w:r>
+        <w:rPr>
+          <w:rStyle w:val="VerbatimChar"/>
+        </w:rPr>
+        <w:t xml:space="preserve">## [3,] -0.03110339</w:t>
+      </w:r>
+      <w:r>
+        <w:br/>
+      </w:r>
+      <w:r>
+        <w:rPr>
+          <w:rStyle w:val="VerbatimChar"/>
+        </w:rPr>
+        <w:t xml:space="preserve">## [4,] -0.03106738</w:t>
+      </w:r>
+      <w:r>
+        <w:br/>
+      </w:r>
+      <w:r>
+        <w:rPr>
+          <w:rStyle w:val="VerbatimChar"/>
+        </w:rPr>
+        <w:t xml:space="preserve">## [5,] -0.03119745</w:t>
+      </w:r>
+      <w:r>
+        <w:br/>
+      </w:r>
+      <w:r>
+        <w:rPr>
+          <w:rStyle w:val="VerbatimChar"/>
+        </w:rPr>
+        <w:t xml:space="preserve">## [6,] -0.03147291</w:t>
       </w:r>
       <w:r>
         <w:br/>
@@ -1926,61 +1902,61 @@
         <w:rPr>
           <w:rStyle w:val="VerbatimChar"/>
         </w:rPr>
-        <w:t xml:space="preserve">##           [,1]</w:t>
-      </w:r>
-      <w:r>
-        <w:br/>
-      </w:r>
-      <w:r>
-        <w:rPr>
-          <w:rStyle w:val="VerbatimChar"/>
-        </w:rPr>
-        <w:t xml:space="preserve">## [1,] 0.9010031</w:t>
-      </w:r>
-      <w:r>
-        <w:br/>
-      </w:r>
-      <w:r>
-        <w:rPr>
-          <w:rStyle w:val="VerbatimChar"/>
-        </w:rPr>
-        <w:t xml:space="preserve">## [2,] 0.9338525</w:t>
-      </w:r>
-      <w:r>
-        <w:br/>
-      </w:r>
-      <w:r>
-        <w:rPr>
-          <w:rStyle w:val="VerbatimChar"/>
-        </w:rPr>
-        <w:t xml:space="preserve">## [3,] 0.9462700</w:t>
-      </w:r>
-      <w:r>
-        <w:br/>
-      </w:r>
-      <w:r>
-        <w:rPr>
-          <w:rStyle w:val="VerbatimChar"/>
-        </w:rPr>
-        <w:t xml:space="preserve">## [4,] 0.9404269</w:t>
-      </w:r>
-      <w:r>
-        <w:br/>
-      </w:r>
-      <w:r>
-        <w:rPr>
-          <w:rStyle w:val="VerbatimChar"/>
-        </w:rPr>
-        <w:t xml:space="preserve">## [5,] 0.9147875</w:t>
-      </w:r>
-      <w:r>
-        <w:br/>
-      </w:r>
-      <w:r>
-        <w:rPr>
-          <w:rStyle w:val="VerbatimChar"/>
-        </w:rPr>
-        <w:t xml:space="preserve">## [6,] 0.8633735</w:t>
+        <w:t xml:space="preserve">##            [,1]</w:t>
+      </w:r>
+      <w:r>
+        <w:br/>
+      </w:r>
+      <w:r>
+        <w:rPr>
+          <w:rStyle w:val="VerbatimChar"/>
+        </w:rPr>
+        <w:t xml:space="preserve">## [1,] -0.1215934</w:t>
+      </w:r>
+      <w:r>
+        <w:br/>
+      </w:r>
+      <w:r>
+        <w:rPr>
+          <w:rStyle w:val="VerbatimChar"/>
+        </w:rPr>
+        <w:t xml:space="preserve">## [2,] -0.1210441</w:t>
+      </w:r>
+      <w:r>
+        <w:br/>
+      </w:r>
+      <w:r>
+        <w:rPr>
+          <w:rStyle w:val="VerbatimChar"/>
+        </w:rPr>
+        <w:t xml:space="preserve">## [3,] -0.1206744</w:t>
+      </w:r>
+      <w:r>
+        <w:br/>
+      </w:r>
+      <w:r>
+        <w:rPr>
+          <w:rStyle w:val="VerbatimChar"/>
+        </w:rPr>
+        <w:t xml:space="preserve">## [4,] -0.1204785</w:t>
+      </w:r>
+      <w:r>
+        <w:br/>
+      </w:r>
+      <w:r>
+        <w:rPr>
+          <w:rStyle w:val="VerbatimChar"/>
+        </w:rPr>
+        <w:t xml:space="preserve">## [5,] -0.1204478</w:t>
+      </w:r>
+      <w:r>
+        <w:br/>
+      </w:r>
+      <w:r>
+        <w:rPr>
+          <w:rStyle w:val="VerbatimChar"/>
+        </w:rPr>
+        <w:t xml:space="preserve">## [6,] -0.1205751</w:t>
       </w:r>
       <w:r>
         <w:br/>
@@ -2016,61 +1992,61 @@
         <w:rPr>
           <w:rStyle w:val="VerbatimChar"/>
         </w:rPr>
-        <w:t xml:space="preserve">##           [,1]</w:t>
-      </w:r>
-      <w:r>
-        <w:br/>
-      </w:r>
-      <w:r>
-        <w:rPr>
-          <w:rStyle w:val="VerbatimChar"/>
-        </w:rPr>
-        <w:t xml:space="preserve">## [1,] 0.9138924</w:t>
-      </w:r>
-      <w:r>
-        <w:br/>
-      </w:r>
-      <w:r>
-        <w:rPr>
-          <w:rStyle w:val="VerbatimChar"/>
-        </w:rPr>
-        <w:t xml:space="preserve">## [2,] 0.9529793</w:t>
-      </w:r>
-      <w:r>
-        <w:br/>
-      </w:r>
-      <w:r>
-        <w:rPr>
-          <w:rStyle w:val="VerbatimChar"/>
-        </w:rPr>
-        <w:t xml:space="preserve">## [3,] 0.9692366</w:t>
-      </w:r>
-      <w:r>
-        <w:br/>
-      </w:r>
-      <w:r>
-        <w:rPr>
-          <w:rStyle w:val="VerbatimChar"/>
-        </w:rPr>
-        <w:t xml:space="preserve">## [4,] 0.9651420</w:t>
-      </w:r>
-      <w:r>
-        <w:br/>
-      </w:r>
-      <w:r>
-        <w:rPr>
-          <w:rStyle w:val="VerbatimChar"/>
-        </w:rPr>
-        <w:t xml:space="preserve">## [5,] 0.9395254</w:t>
-      </w:r>
-      <w:r>
-        <w:br/>
-      </w:r>
-      <w:r>
-        <w:rPr>
-          <w:rStyle w:val="VerbatimChar"/>
-        </w:rPr>
-        <w:t xml:space="preserve">## [6,] 0.8865620</w:t>
+        <w:t xml:space="preserve">##            [,1]</w:t>
+      </w:r>
+      <w:r>
+        <w:br/>
+      </w:r>
+      <w:r>
+        <w:rPr>
+          <w:rStyle w:val="VerbatimChar"/>
+        </w:rPr>
+        <w:t xml:space="preserve">## [1,] -0.4799506</w:t>
+      </w:r>
+      <w:r>
+        <w:br/>
+      </w:r>
+      <w:r>
+        <w:rPr>
+          <w:rStyle w:val="VerbatimChar"/>
+        </w:rPr>
+        <w:t xml:space="preserve">## [2,] -0.4798331</w:t>
+      </w:r>
+      <w:r>
+        <w:br/>
+      </w:r>
+      <w:r>
+        <w:rPr>
+          <w:rStyle w:val="VerbatimChar"/>
+        </w:rPr>
+        <w:t xml:space="preserve">## [3,] -0.4797075</w:t>
+      </w:r>
+      <w:r>
+        <w:br/>
+      </w:r>
+      <w:r>
+        <w:rPr>
+          <w:rStyle w:val="VerbatimChar"/>
+        </w:rPr>
+        <w:t xml:space="preserve">## [4,] -0.4795803</w:t>
+      </w:r>
+      <w:r>
+        <w:br/>
+      </w:r>
+      <w:r>
+        <w:rPr>
+          <w:rStyle w:val="VerbatimChar"/>
+        </w:rPr>
+        <w:t xml:space="preserve">## [5,] -0.4794577</w:t>
+      </w:r>
+      <w:r>
+        <w:br/>
+      </w:r>
+      <w:r>
+        <w:rPr>
+          <w:rStyle w:val="VerbatimChar"/>
+        </w:rPr>
+        <w:t xml:space="preserve">## [6,] -0.4793457</w:t>
       </w:r>
       <w:r>
         <w:br/>
@@ -2106,61 +2082,61 @@
         <w:rPr>
           <w:rStyle w:val="VerbatimChar"/>
         </w:rPr>
-        <w:t xml:space="preserve">##           [,1]</w:t>
-      </w:r>
-      <w:r>
-        <w:br/>
-      </w:r>
-      <w:r>
-        <w:rPr>
-          <w:rStyle w:val="VerbatimChar"/>
-        </w:rPr>
-        <w:t xml:space="preserve">## [1,] 0.9583607</w:t>
-      </w:r>
-      <w:r>
-        <w:br/>
-      </w:r>
-      <w:r>
-        <w:rPr>
-          <w:rStyle w:val="VerbatimChar"/>
-        </w:rPr>
-        <w:t xml:space="preserve">## [2,] 0.9891376</w:t>
-      </w:r>
-      <w:r>
-        <w:br/>
-      </w:r>
-      <w:r>
-        <w:rPr>
-          <w:rStyle w:val="VerbatimChar"/>
-        </w:rPr>
-        <w:t xml:space="preserve">## [3,] 0.9974000</w:t>
-      </w:r>
-      <w:r>
-        <w:br/>
-      </w:r>
-      <w:r>
-        <w:rPr>
-          <w:rStyle w:val="VerbatimChar"/>
-        </w:rPr>
-        <w:t xml:space="preserve">## [4,] 0.9844563</w:t>
-      </w:r>
-      <w:r>
-        <w:br/>
-      </w:r>
-      <w:r>
-        <w:rPr>
-          <w:rStyle w:val="VerbatimChar"/>
-        </w:rPr>
-        <w:t xml:space="preserve">## [5,] 0.9467825</w:t>
-      </w:r>
-      <w:r>
-        <w:br/>
-      </w:r>
-      <w:r>
-        <w:rPr>
-          <w:rStyle w:val="VerbatimChar"/>
-        </w:rPr>
-        <w:t xml:space="preserve">## [6,] 0.8752095</w:t>
+        <w:t xml:space="preserve">##            [,1]</w:t>
+      </w:r>
+      <w:r>
+        <w:br/>
+      </w:r>
+      <w:r>
+        <w:rPr>
+          <w:rStyle w:val="VerbatimChar"/>
+        </w:rPr>
+        <w:t xml:space="preserve">## [1,] -0.1216212</w:t>
+      </w:r>
+      <w:r>
+        <w:br/>
+      </w:r>
+      <w:r>
+        <w:rPr>
+          <w:rStyle w:val="VerbatimChar"/>
+        </w:rPr>
+        <w:t xml:space="preserve">## [2,] -0.1193128</w:t>
+      </w:r>
+      <w:r>
+        <w:br/>
+      </w:r>
+      <w:r>
+        <w:rPr>
+          <w:rStyle w:val="VerbatimChar"/>
+        </w:rPr>
+        <w:t xml:space="preserve">## [3,] -0.1176094</w:t>
+      </w:r>
+      <w:r>
+        <w:br/>
+      </w:r>
+      <w:r>
+        <w:rPr>
+          <w:rStyle w:val="VerbatimChar"/>
+        </w:rPr>
+        <w:t xml:space="preserve">## [4,] -0.1165029</w:t>
+      </w:r>
+      <w:r>
+        <w:br/>
+      </w:r>
+      <w:r>
+        <w:rPr>
+          <w:rStyle w:val="VerbatimChar"/>
+        </w:rPr>
+        <w:t xml:space="preserve">## [5,] -0.1159876</w:t>
+      </w:r>
+      <w:r>
+        <w:br/>
+      </w:r>
+      <w:r>
+        <w:rPr>
+          <w:rStyle w:val="VerbatimChar"/>
+        </w:rPr>
+        <w:t xml:space="preserve">## [6,] -0.1160750</w:t>
       </w:r>
     </w:p>
     <w:p>
@@ -2605,43 +2581,43 @@
         <w:rPr>
           <w:rStyle w:val="VerbatimChar"/>
         </w:rPr>
-        <w:t xml:space="preserve">## [1] "t4 R2 test: 0.861528764636645 MAPE: 0.0618812504975658"</w:t>
-      </w:r>
-      <w:r>
-        <w:br/>
-      </w:r>
-      <w:r>
-        <w:rPr>
-          <w:rStyle w:val="VerbatimChar"/>
-        </w:rPr>
-        <w:t xml:space="preserve">## [1] "t3 R2 test: 0.852665921744416 MAPE: 0.151815635135767"</w:t>
-      </w:r>
-      <w:r>
-        <w:br/>
-      </w:r>
-      <w:r>
-        <w:rPr>
-          <w:rStyle w:val="VerbatimChar"/>
-        </w:rPr>
-        <w:t xml:space="preserve">## [1] "t2 R2 test: 0.99535267880048 MAPE: 0.0565194766179203"</w:t>
-      </w:r>
-      <w:r>
-        <w:br/>
-      </w:r>
-      <w:r>
-        <w:rPr>
-          <w:rStyle w:val="VerbatimChar"/>
-        </w:rPr>
-        <w:t xml:space="preserve">## [1] "t1 R2 test: 0.966059401096351 MAPE: 0.0957343469800099"</w:t>
-      </w:r>
-      <w:r>
-        <w:br/>
-      </w:r>
-      <w:r>
-        <w:rPr>
-          <w:rStyle w:val="VerbatimChar"/>
-        </w:rPr>
-        <w:t xml:space="preserve">## [1] "t0 R2 test: 0.937960872607521 MAPE: 0.171424374740637"</w:t>
+        <w:t xml:space="preserve">## [1] "t4 R2 test: 0.630851977961866 MAPE: 0.413251883942734"</w:t>
+      </w:r>
+      <w:r>
+        <w:br/>
+      </w:r>
+      <w:r>
+        <w:rPr>
+          <w:rStyle w:val="VerbatimChar"/>
+        </w:rPr>
+        <w:t xml:space="preserve">## [1] "t3 R2 test: 0.947282248829215 MAPE: 1.03789339725692"</w:t>
+      </w:r>
+      <w:r>
+        <w:br/>
+      </w:r>
+      <w:r>
+        <w:rPr>
+          <w:rStyle w:val="VerbatimChar"/>
+        </w:rPr>
+        <w:t xml:space="preserve">## [1] "t2 R2 test: 0.750048503275706 MAPE: 1.15513703057517"</w:t>
+      </w:r>
+      <w:r>
+        <w:br/>
+      </w:r>
+      <w:r>
+        <w:rPr>
+          <w:rStyle w:val="VerbatimChar"/>
+        </w:rPr>
+        <w:t xml:space="preserve">## [1] "t1 R2 test: 0.776407540433353 MAPE: 1.7013255753787"</w:t>
+      </w:r>
+      <w:r>
+        <w:br/>
+      </w:r>
+      <w:r>
+        <w:rPr>
+          <w:rStyle w:val="VerbatimChar"/>
+        </w:rPr>
+        <w:t xml:space="preserve">## [1] "t0 R2 test: 0.133162857702452 MAPE: 1.21471038877327"</w:t>
       </w:r>
     </w:p>
     <w:p>
@@ -2729,7 +2705,7 @@
         <w:rPr>
           <w:rStyle w:val="VerbatimChar"/>
         </w:rPr>
-        <w:t xml:space="preserve">## [1] "Means R2 test: 0.922713527777083 MAPE: 0.10747501679438"</w:t>
+        <w:t xml:space="preserve">## [1] "Means R2 test: 0.647550625640518 MAPE: 1.10446365518536"</w:t>
       </w:r>
     </w:p>
     <w:bookmarkStart w:id="12" w:name="method"/>

--- a/examples/autoencoder/doc/autoenc_lstm_ed.docx
+++ b/examples/autoencoder/doc/autoenc_lstm_ed.docx
@@ -982,6 +982,44 @@
       </w:r>
       <w:r>
         <w:t xml:space="preserve">when validation is active.</w:t>
+      </w:r>
+    </w:p>
+    <w:p>
+      <w:pPr>
+        <w:pStyle w:val="BodyText"/>
+      </w:pPr>
+      <w:r>
+        <w:t xml:space="preserve">Architecture variations</w:t>
+      </w:r>
+      <w:r>
+        <w:t xml:space="preserve"> </w:t>
+      </w:r>
+      <w:r>
+        <w:t xml:space="preserve">- The encode-decode LSTM variant uses the same recurrent controls as</w:t>
+      </w:r>
+      <w:r>
+        <w:t xml:space="preserve"> </w:t>
+      </w:r>
+      <w:r>
+        <w:rPr>
+          <w:rStyle w:val="VerbatimChar"/>
+        </w:rPr>
+        <w:t xml:space="preserve">autoenc_lstm_e</w:t>
+      </w:r>
+      <w:r>
+        <w:t xml:space="preserve">, but reconstruction quality becomes especially sensitive to</w:t>
+      </w:r>
+      <w:r>
+        <w:t xml:space="preserve"> </w:t>
+      </w:r>
+      <w:r>
+        <w:rPr>
+          <w:rStyle w:val="VerbatimChar"/>
+        </w:rPr>
+        <w:t xml:space="preserve">sequence_length</w:t>
+      </w:r>
+      <w:r>
+        <w:t xml:space="preserve">.</w:t>
       </w:r>
     </w:p>
     <w:p>
@@ -1489,7 +1527,7 @@
               <a:graphicData uri="http://schemas.openxmlformats.org/drawingml/2006/picture">
                 <pic:pic>
                   <pic:nvPicPr>
-                    <pic:cNvPr descr="C:\Git\dal\daltoolboxdp\examples\autoencoder\doc\autoenc_lstm_ed_files/32ea000accacf136ff6abc0db8f7349eb94a964d.png" id="11" name="Picture"/>
+                    <pic:cNvPr descr="/home/gpca/daltoolboxdp/examples/autoencoder/doc/autoenc_lstm_ed_files/8086efde2e58e134b9c08651f39b36ae7909d50b.png" id="11" name="Picture"/>
                     <pic:cNvPicPr>
                       <a:picLocks noChangeArrowheads="1" noChangeAspect="1"/>
                     </pic:cNvPicPr>
@@ -1704,439 +1742,61 @@
         <w:rPr>
           <w:rStyle w:val="VerbatimChar"/>
         </w:rPr>
-        <w:t xml:space="preserve">## , , 1</w:t>
-      </w:r>
-      <w:r>
-        <w:br/>
-      </w:r>
-      <w:r>
-        <w:rPr>
-          <w:rStyle w:val="VerbatimChar"/>
-        </w:rPr>
-        <w:t xml:space="preserve">## </w:t>
-      </w:r>
-      <w:r>
-        <w:br/>
-      </w:r>
-      <w:r>
-        <w:rPr>
-          <w:rStyle w:val="VerbatimChar"/>
-        </w:rPr>
-        <w:t xml:space="preserve">##           [,1]</w:t>
-      </w:r>
-      <w:r>
-        <w:br/>
-      </w:r>
-      <w:r>
-        <w:rPr>
-          <w:rStyle w:val="VerbatimChar"/>
-        </w:rPr>
-        <w:t xml:space="preserve">## [1,] 0.5097203</w:t>
-      </w:r>
-      <w:r>
-        <w:br/>
-      </w:r>
-      <w:r>
-        <w:rPr>
-          <w:rStyle w:val="VerbatimChar"/>
-        </w:rPr>
-        <w:t xml:space="preserve">## [2,] 0.5101187</w:t>
-      </w:r>
-      <w:r>
-        <w:br/>
-      </w:r>
-      <w:r>
-        <w:rPr>
-          <w:rStyle w:val="VerbatimChar"/>
-        </w:rPr>
-        <w:t xml:space="preserve">## [3,] 0.5103691</w:t>
-      </w:r>
-      <w:r>
-        <w:br/>
-      </w:r>
-      <w:r>
-        <w:rPr>
-          <w:rStyle w:val="VerbatimChar"/>
-        </w:rPr>
-        <w:t xml:space="preserve">## [4,] 0.5104804</w:t>
-      </w:r>
-      <w:r>
-        <w:br/>
-      </w:r>
-      <w:r>
-        <w:rPr>
-          <w:rStyle w:val="VerbatimChar"/>
-        </w:rPr>
-        <w:t xml:space="preserve">## [5,] 0.5104613</w:t>
-      </w:r>
-      <w:r>
-        <w:br/>
-      </w:r>
-      <w:r>
-        <w:rPr>
-          <w:rStyle w:val="VerbatimChar"/>
-        </w:rPr>
-        <w:t xml:space="preserve">## [6,] 0.5103155</w:t>
-      </w:r>
-      <w:r>
-        <w:br/>
-      </w:r>
-      <w:r>
-        <w:rPr>
-          <w:rStyle w:val="VerbatimChar"/>
-        </w:rPr>
-        <w:t xml:space="preserve">## </w:t>
-      </w:r>
-      <w:r>
-        <w:br/>
-      </w:r>
-      <w:r>
-        <w:rPr>
-          <w:rStyle w:val="VerbatimChar"/>
-        </w:rPr>
-        <w:t xml:space="preserve">## , , 2</w:t>
-      </w:r>
-      <w:r>
-        <w:br/>
-      </w:r>
-      <w:r>
-        <w:rPr>
-          <w:rStyle w:val="VerbatimChar"/>
-        </w:rPr>
-        <w:t xml:space="preserve">## </w:t>
-      </w:r>
-      <w:r>
-        <w:br/>
-      </w:r>
-      <w:r>
-        <w:rPr>
-          <w:rStyle w:val="VerbatimChar"/>
-        </w:rPr>
-        <w:t xml:space="preserve">##             [,1]</w:t>
-      </w:r>
-      <w:r>
-        <w:br/>
-      </w:r>
-      <w:r>
-        <w:rPr>
-          <w:rStyle w:val="VerbatimChar"/>
-        </w:rPr>
-        <w:t xml:space="preserve">## [1,] -0.03173982</w:t>
-      </w:r>
-      <w:r>
-        <w:br/>
-      </w:r>
-      <w:r>
-        <w:rPr>
-          <w:rStyle w:val="VerbatimChar"/>
-        </w:rPr>
-        <w:t xml:space="preserve">## [2,] -0.03132353</w:t>
-      </w:r>
-      <w:r>
-        <w:br/>
-      </w:r>
-      <w:r>
-        <w:rPr>
-          <w:rStyle w:val="VerbatimChar"/>
-        </w:rPr>
-        <w:t xml:space="preserve">## [3,] -0.03110339</w:t>
-      </w:r>
-      <w:r>
-        <w:br/>
-      </w:r>
-      <w:r>
-        <w:rPr>
-          <w:rStyle w:val="VerbatimChar"/>
-        </w:rPr>
-        <w:t xml:space="preserve">## [4,] -0.03106738</w:t>
-      </w:r>
-      <w:r>
-        <w:br/>
-      </w:r>
-      <w:r>
-        <w:rPr>
-          <w:rStyle w:val="VerbatimChar"/>
-        </w:rPr>
-        <w:t xml:space="preserve">## [5,] -0.03119745</w:t>
-      </w:r>
-      <w:r>
-        <w:br/>
-      </w:r>
-      <w:r>
-        <w:rPr>
-          <w:rStyle w:val="VerbatimChar"/>
-        </w:rPr>
-        <w:t xml:space="preserve">## [6,] -0.03147291</w:t>
-      </w:r>
-      <w:r>
-        <w:br/>
-      </w:r>
-      <w:r>
-        <w:rPr>
-          <w:rStyle w:val="VerbatimChar"/>
-        </w:rPr>
-        <w:t xml:space="preserve">## </w:t>
-      </w:r>
-      <w:r>
-        <w:br/>
-      </w:r>
-      <w:r>
-        <w:rPr>
-          <w:rStyle w:val="VerbatimChar"/>
-        </w:rPr>
-        <w:t xml:space="preserve">## , , 3</w:t>
-      </w:r>
-      <w:r>
-        <w:br/>
-      </w:r>
-      <w:r>
-        <w:rPr>
-          <w:rStyle w:val="VerbatimChar"/>
-        </w:rPr>
-        <w:t xml:space="preserve">## </w:t>
-      </w:r>
-      <w:r>
-        <w:br/>
-      </w:r>
-      <w:r>
-        <w:rPr>
-          <w:rStyle w:val="VerbatimChar"/>
-        </w:rPr>
-        <w:t xml:space="preserve">##            [,1]</w:t>
-      </w:r>
-      <w:r>
-        <w:br/>
-      </w:r>
-      <w:r>
-        <w:rPr>
-          <w:rStyle w:val="VerbatimChar"/>
-        </w:rPr>
-        <w:t xml:space="preserve">## [1,] -0.1215934</w:t>
-      </w:r>
-      <w:r>
-        <w:br/>
-      </w:r>
-      <w:r>
-        <w:rPr>
-          <w:rStyle w:val="VerbatimChar"/>
-        </w:rPr>
-        <w:t xml:space="preserve">## [2,] -0.1210441</w:t>
-      </w:r>
-      <w:r>
-        <w:br/>
-      </w:r>
-      <w:r>
-        <w:rPr>
-          <w:rStyle w:val="VerbatimChar"/>
-        </w:rPr>
-        <w:t xml:space="preserve">## [3,] -0.1206744</w:t>
-      </w:r>
-      <w:r>
-        <w:br/>
-      </w:r>
-      <w:r>
-        <w:rPr>
-          <w:rStyle w:val="VerbatimChar"/>
-        </w:rPr>
-        <w:t xml:space="preserve">## [4,] -0.1204785</w:t>
-      </w:r>
-      <w:r>
-        <w:br/>
-      </w:r>
-      <w:r>
-        <w:rPr>
-          <w:rStyle w:val="VerbatimChar"/>
-        </w:rPr>
-        <w:t xml:space="preserve">## [5,] -0.1204478</w:t>
-      </w:r>
-      <w:r>
-        <w:br/>
-      </w:r>
-      <w:r>
-        <w:rPr>
-          <w:rStyle w:val="VerbatimChar"/>
-        </w:rPr>
-        <w:t xml:space="preserve">## [6,] -0.1205751</w:t>
-      </w:r>
-      <w:r>
-        <w:br/>
-      </w:r>
-      <w:r>
-        <w:rPr>
-          <w:rStyle w:val="VerbatimChar"/>
-        </w:rPr>
-        <w:t xml:space="preserve">## </w:t>
-      </w:r>
-      <w:r>
-        <w:br/>
-      </w:r>
-      <w:r>
-        <w:rPr>
-          <w:rStyle w:val="VerbatimChar"/>
-        </w:rPr>
-        <w:t xml:space="preserve">## , , 4</w:t>
-      </w:r>
-      <w:r>
-        <w:br/>
-      </w:r>
-      <w:r>
-        <w:rPr>
-          <w:rStyle w:val="VerbatimChar"/>
-        </w:rPr>
-        <w:t xml:space="preserve">## </w:t>
-      </w:r>
-      <w:r>
-        <w:br/>
-      </w:r>
-      <w:r>
-        <w:rPr>
-          <w:rStyle w:val="VerbatimChar"/>
-        </w:rPr>
-        <w:t xml:space="preserve">##            [,1]</w:t>
-      </w:r>
-      <w:r>
-        <w:br/>
-      </w:r>
-      <w:r>
-        <w:rPr>
-          <w:rStyle w:val="VerbatimChar"/>
-        </w:rPr>
-        <w:t xml:space="preserve">## [1,] -0.4799506</w:t>
-      </w:r>
-      <w:r>
-        <w:br/>
-      </w:r>
-      <w:r>
-        <w:rPr>
-          <w:rStyle w:val="VerbatimChar"/>
-        </w:rPr>
-        <w:t xml:space="preserve">## [2,] -0.4798331</w:t>
-      </w:r>
-      <w:r>
-        <w:br/>
-      </w:r>
-      <w:r>
-        <w:rPr>
-          <w:rStyle w:val="VerbatimChar"/>
-        </w:rPr>
-        <w:t xml:space="preserve">## [3,] -0.4797075</w:t>
-      </w:r>
-      <w:r>
-        <w:br/>
-      </w:r>
-      <w:r>
-        <w:rPr>
-          <w:rStyle w:val="VerbatimChar"/>
-        </w:rPr>
-        <w:t xml:space="preserve">## [4,] -0.4795803</w:t>
-      </w:r>
-      <w:r>
-        <w:br/>
-      </w:r>
-      <w:r>
-        <w:rPr>
-          <w:rStyle w:val="VerbatimChar"/>
-        </w:rPr>
-        <w:t xml:space="preserve">## [5,] -0.4794577</w:t>
-      </w:r>
-      <w:r>
-        <w:br/>
-      </w:r>
-      <w:r>
-        <w:rPr>
-          <w:rStyle w:val="VerbatimChar"/>
-        </w:rPr>
-        <w:t xml:space="preserve">## [6,] -0.4793457</w:t>
-      </w:r>
-      <w:r>
-        <w:br/>
-      </w:r>
-      <w:r>
-        <w:rPr>
-          <w:rStyle w:val="VerbatimChar"/>
-        </w:rPr>
-        <w:t xml:space="preserve">## </w:t>
-      </w:r>
-      <w:r>
-        <w:br/>
-      </w:r>
-      <w:r>
-        <w:rPr>
-          <w:rStyle w:val="VerbatimChar"/>
-        </w:rPr>
-        <w:t xml:space="preserve">## , , 5</w:t>
-      </w:r>
-      <w:r>
-        <w:br/>
-      </w:r>
-      <w:r>
-        <w:rPr>
-          <w:rStyle w:val="VerbatimChar"/>
-        </w:rPr>
-        <w:t xml:space="preserve">## </w:t>
-      </w:r>
-      <w:r>
-        <w:br/>
-      </w:r>
-      <w:r>
-        <w:rPr>
-          <w:rStyle w:val="VerbatimChar"/>
-        </w:rPr>
-        <w:t xml:space="preserve">##            [,1]</w:t>
-      </w:r>
-      <w:r>
-        <w:br/>
-      </w:r>
-      <w:r>
-        <w:rPr>
-          <w:rStyle w:val="VerbatimChar"/>
-        </w:rPr>
-        <w:t xml:space="preserve">## [1,] -0.1216212</w:t>
-      </w:r>
-      <w:r>
-        <w:br/>
-      </w:r>
-      <w:r>
-        <w:rPr>
-          <w:rStyle w:val="VerbatimChar"/>
-        </w:rPr>
-        <w:t xml:space="preserve">## [2,] -0.1193128</w:t>
-      </w:r>
-      <w:r>
-        <w:br/>
-      </w:r>
-      <w:r>
-        <w:rPr>
-          <w:rStyle w:val="VerbatimChar"/>
-        </w:rPr>
-        <w:t xml:space="preserve">## [3,] -0.1176094</w:t>
-      </w:r>
-      <w:r>
-        <w:br/>
-      </w:r>
-      <w:r>
-        <w:rPr>
-          <w:rStyle w:val="VerbatimChar"/>
-        </w:rPr>
-        <w:t xml:space="preserve">## [4,] -0.1165029</w:t>
-      </w:r>
-      <w:r>
-        <w:br/>
-      </w:r>
-      <w:r>
-        <w:rPr>
-          <w:rStyle w:val="VerbatimChar"/>
-        </w:rPr>
-        <w:t xml:space="preserve">## [5,] -0.1159876</w:t>
-      </w:r>
-      <w:r>
-        <w:br/>
-      </w:r>
-      <w:r>
-        <w:rPr>
-          <w:rStyle w:val="VerbatimChar"/>
-        </w:rPr>
-        <w:t xml:space="preserve">## [6,] -0.1160750</w:t>
+        <w:t xml:space="preserve">##            [,1]      [,2]      [,3]       [,4]      [,5]</w:t>
+      </w:r>
+      <w:r>
+        <w:br/>
+      </w:r>
+      <w:r>
+        <w:rPr>
+          <w:rStyle w:val="VerbatimChar"/>
+        </w:rPr>
+        <w:t xml:space="preserve">## [1,] -0.1236760 0.1928266 0.4885542 -0.2129956 0.2566809</w:t>
+      </w:r>
+      <w:r>
+        <w:br/>
+      </w:r>
+      <w:r>
+        <w:rPr>
+          <w:rStyle w:val="VerbatimChar"/>
+        </w:rPr>
+        <w:t xml:space="preserve">## [2,] -0.1228106 0.1935897 0.4879884 -0.2124107 0.2570767</w:t>
+      </w:r>
+      <w:r>
+        <w:br/>
+      </w:r>
+      <w:r>
+        <w:rPr>
+          <w:rStyle w:val="VerbatimChar"/>
+        </w:rPr>
+        <w:t xml:space="preserve">## [3,] -0.1220713 0.1943054 0.4875085 -0.2118745 0.2574098</w:t>
+      </w:r>
+      <w:r>
+        <w:br/>
+      </w:r>
+      <w:r>
+        <w:rPr>
+          <w:rStyle w:val="VerbatimChar"/>
+        </w:rPr>
+        <w:t xml:space="preserve">## [4,] -0.1214681 0.1949572 0.4871206 -0.2113981 0.2576762</w:t>
+      </w:r>
+      <w:r>
+        <w:br/>
+      </w:r>
+      <w:r>
+        <w:rPr>
+          <w:rStyle w:val="VerbatimChar"/>
+        </w:rPr>
+        <w:t xml:space="preserve">## [5,] -0.1210141 0.1955227 0.4868330 -0.2109969 0.2578704</w:t>
+      </w:r>
+      <w:r>
+        <w:br/>
+      </w:r>
+      <w:r>
+        <w:rPr>
+          <w:rStyle w:val="VerbatimChar"/>
+        </w:rPr>
+        <w:t xml:space="preserve">## [6,] -0.1207310 0.1959704 0.4866593 -0.2106929 0.2579834</w:t>
       </w:r>
     </w:p>
     <w:p>
@@ -2581,43 +2241,43 @@
         <w:rPr>
           <w:rStyle w:val="VerbatimChar"/>
         </w:rPr>
-        <w:t xml:space="preserve">## [1] "t4 R2 test: 0.630851977961866 MAPE: 0.413251883942734"</w:t>
-      </w:r>
-      <w:r>
-        <w:br/>
-      </w:r>
-      <w:r>
-        <w:rPr>
-          <w:rStyle w:val="VerbatimChar"/>
-        </w:rPr>
-        <w:t xml:space="preserve">## [1] "t3 R2 test: 0.947282248829215 MAPE: 1.03789339725692"</w:t>
-      </w:r>
-      <w:r>
-        <w:br/>
-      </w:r>
-      <w:r>
-        <w:rPr>
-          <w:rStyle w:val="VerbatimChar"/>
-        </w:rPr>
-        <w:t xml:space="preserve">## [1] "t2 R2 test: 0.750048503275706 MAPE: 1.15513703057517"</w:t>
-      </w:r>
-      <w:r>
-        <w:br/>
-      </w:r>
-      <w:r>
-        <w:rPr>
-          <w:rStyle w:val="VerbatimChar"/>
-        </w:rPr>
-        <w:t xml:space="preserve">## [1] "t1 R2 test: 0.776407540433353 MAPE: 1.7013255753787"</w:t>
-      </w:r>
-      <w:r>
-        <w:br/>
-      </w:r>
-      <w:r>
-        <w:rPr>
-          <w:rStyle w:val="VerbatimChar"/>
-        </w:rPr>
-        <w:t xml:space="preserve">## [1] "t0 R2 test: 0.133162857702452 MAPE: 1.21471038877327"</w:t>
+        <w:t xml:space="preserve">## [1] "t4 R2 test: 0.475497356397994 MAPE: 1.14007894792947"</w:t>
+      </w:r>
+      <w:r>
+        <w:br/>
+      </w:r>
+      <w:r>
+        <w:rPr>
+          <w:rStyle w:val="VerbatimChar"/>
+        </w:rPr>
+        <w:t xml:space="preserve">## [1] "t3 R2 test: 0.0561473685754342 MAPE: 0.768967941841427"</w:t>
+      </w:r>
+      <w:r>
+        <w:br/>
+      </w:r>
+      <w:r>
+        <w:rPr>
+          <w:rStyle w:val="VerbatimChar"/>
+        </w:rPr>
+        <w:t xml:space="preserve">## [1] "t2 R2 test: 0.0321844704692927 MAPE: 0.387548978446317"</w:t>
+      </w:r>
+      <w:r>
+        <w:br/>
+      </w:r>
+      <w:r>
+        <w:rPr>
+          <w:rStyle w:val="VerbatimChar"/>
+        </w:rPr>
+        <w:t xml:space="preserve">## [1] "t1 R2 test: 0.423289485723205 MAPE: 1.30890170028726"</w:t>
+      </w:r>
+      <w:r>
+        <w:br/>
+      </w:r>
+      <w:r>
+        <w:rPr>
+          <w:rStyle w:val="VerbatimChar"/>
+        </w:rPr>
+        <w:t xml:space="preserve">## [1] "t0 R2 test: 0.193718098625527 MAPE: 0.562458748632022"</w:t>
       </w:r>
     </w:p>
     <w:p>
@@ -2705,7 +2365,7 @@
         <w:rPr>
           <w:rStyle w:val="VerbatimChar"/>
         </w:rPr>
-        <w:t xml:space="preserve">## [1] "Means R2 test: 0.647550625640518 MAPE: 1.10446365518536"</w:t>
+        <w:t xml:space="preserve">## [1] "Means R2 test: 0.236167355958291 MAPE: 0.833591263427299"</w:t>
       </w:r>
     </w:p>
     <w:bookmarkStart w:id="12" w:name="method"/>

--- a/examples/autoencoder/doc/autoenc_lstm_ed.docx
+++ b/examples/autoencoder/doc/autoenc_lstm_ed.docx
@@ -707,6 +707,15 @@
       </w:r>
       <w:r>
         <w:rPr>
+          <w:rStyle w:val="CommentTok"/>
+        </w:rPr>
+        <w:t xml:space="preserve"># - this example intentionally increases the number of epochs above the library default</w:t>
+      </w:r>
+      <w:r>
+        <w:br/>
+      </w:r>
+      <w:r>
+        <w:rPr>
           <w:rStyle w:val="NormalTok"/>
         </w:rPr>
         <w:t xml:space="preserve">auto </w:t>
@@ -736,6 +745,15 @@
         <w:t xml:space="preserve">(</w:t>
       </w:r>
       <w:r>
+        <w:br/>
+      </w:r>
+      <w:r>
+        <w:rPr>
+          <w:rStyle w:val="NormalTok"/>
+        </w:rPr>
+        <w:t xml:space="preserve">  </w:t>
+      </w:r>
+      <w:r>
         <w:rPr>
           <w:rStyle w:val="DecValTok"/>
         </w:rPr>
@@ -752,6 +770,126 @@
           <w:rStyle w:val="DecValTok"/>
         </w:rPr>
         <w:t xml:space="preserve">3</w:t>
+      </w:r>
+      <w:r>
+        <w:rPr>
+          <w:rStyle w:val="NormalTok"/>
+        </w:rPr>
+        <w:t xml:space="preserve">,</w:t>
+      </w:r>
+      <w:r>
+        <w:br/>
+      </w:r>
+      <w:r>
+        <w:rPr>
+          <w:rStyle w:val="NormalTok"/>
+        </w:rPr>
+        <w:t xml:space="preserve">  </w:t>
+      </w:r>
+      <w:r>
+        <w:rPr>
+          <w:rStyle w:val="AttributeTok"/>
+        </w:rPr>
+        <w:t xml:space="preserve">sequence_length =</w:t>
+      </w:r>
+      <w:r>
+        <w:rPr>
+          <w:rStyle w:val="NormalTok"/>
+        </w:rPr>
+        <w:t xml:space="preserve"> </w:t>
+      </w:r>
+      <w:r>
+        <w:rPr>
+          <w:rStyle w:val="DecValTok"/>
+        </w:rPr>
+        <w:t xml:space="preserve">5</w:t>
+      </w:r>
+      <w:r>
+        <w:rPr>
+          <w:rStyle w:val="DataTypeTok"/>
+        </w:rPr>
+        <w:t xml:space="preserve">L</w:t>
+      </w:r>
+      <w:r>
+        <w:rPr>
+          <w:rStyle w:val="NormalTok"/>
+        </w:rPr>
+        <w:t xml:space="preserve">,</w:t>
+      </w:r>
+      <w:r>
+        <w:br/>
+      </w:r>
+      <w:r>
+        <w:rPr>
+          <w:rStyle w:val="NormalTok"/>
+        </w:rPr>
+        <w:t xml:space="preserve">  </w:t>
+      </w:r>
+      <w:r>
+        <w:rPr>
+          <w:rStyle w:val="AttributeTok"/>
+        </w:rPr>
+        <w:t xml:space="preserve">lstm_hidden_size =</w:t>
+      </w:r>
+      <w:r>
+        <w:rPr>
+          <w:rStyle w:val="NormalTok"/>
+        </w:rPr>
+        <w:t xml:space="preserve"> </w:t>
+      </w:r>
+      <w:r>
+        <w:rPr>
+          <w:rStyle w:val="DecValTok"/>
+        </w:rPr>
+        <w:t xml:space="preserve">16</w:t>
+      </w:r>
+      <w:r>
+        <w:rPr>
+          <w:rStyle w:val="DataTypeTok"/>
+        </w:rPr>
+        <w:t xml:space="preserve">L</w:t>
+      </w:r>
+      <w:r>
+        <w:rPr>
+          <w:rStyle w:val="NormalTok"/>
+        </w:rPr>
+        <w:t xml:space="preserve">,</w:t>
+      </w:r>
+      <w:r>
+        <w:br/>
+      </w:r>
+      <w:r>
+        <w:rPr>
+          <w:rStyle w:val="NormalTok"/>
+        </w:rPr>
+        <w:t xml:space="preserve">  </w:t>
+      </w:r>
+      <w:r>
+        <w:rPr>
+          <w:rStyle w:val="AttributeTok"/>
+        </w:rPr>
+        <w:t xml:space="preserve">epochs =</w:t>
+      </w:r>
+      <w:r>
+        <w:rPr>
+          <w:rStyle w:val="NormalTok"/>
+        </w:rPr>
+        <w:t xml:space="preserve"> </w:t>
+      </w:r>
+      <w:r>
+        <w:rPr>
+          <w:rStyle w:val="DecValTok"/>
+        </w:rPr>
+        <w:t xml:space="preserve">200</w:t>
+      </w:r>
+      <w:r>
+        <w:rPr>
+          <w:rStyle w:val="DataTypeTok"/>
+        </w:rPr>
+        <w:t xml:space="preserve">L</w:t>
+      </w:r>
+      <w:r>
+        <w:br/>
       </w:r>
       <w:r>
         <w:rPr>
@@ -831,7 +969,22 @@
         <w:t xml:space="preserve"> </w:t>
       </w:r>
       <w:r>
-        <w:t xml:space="preserve">to use the default value and keep</w:t>
+        <w:t xml:space="preserve">to use the default value of</w:t>
+      </w:r>
+      <w:r>
+        <w:t xml:space="preserve"> </w:t>
+      </w:r>
+      <w:r>
+        <w:rPr>
+          <w:rStyle w:val="VerbatimChar"/>
+        </w:rPr>
+        <w:t xml:space="preserve">100L</w:t>
+      </w:r>
+      <w:r>
+        <w:t xml:space="preserve"> </w:t>
+      </w:r>
+      <w:r>
+        <w:t xml:space="preserve">and keep</w:t>
       </w:r>
       <w:r>
         <w:t xml:space="preserve"> </w:t>
@@ -1527,7 +1680,7 @@
               <a:graphicData uri="http://schemas.openxmlformats.org/drawingml/2006/picture">
                 <pic:pic>
                   <pic:nvPicPr>
-                    <pic:cNvPr descr="/home/gpca/daltoolboxdp/examples/autoencoder/doc/autoenc_lstm_ed_files/8086efde2e58e134b9c08651f39b36ae7909d50b.png" id="11" name="Picture"/>
+                    <pic:cNvPr descr="/home/gpca/daltoolboxdp/examples/autoencoder/doc/autoenc_lstm_ed_files/d34562416f9ac64cfb3d631af1877eac1c90b1a7.png" id="11" name="Picture"/>
                     <pic:cNvPicPr>
                       <a:picLocks noChangeArrowheads="1" noChangeAspect="1"/>
                     </pic:cNvPicPr>
@@ -1742,61 +1895,61 @@
         <w:rPr>
           <w:rStyle w:val="VerbatimChar"/>
         </w:rPr>
-        <w:t xml:space="preserve">##            [,1]      [,2]      [,3]       [,4]      [,5]</w:t>
-      </w:r>
-      <w:r>
-        <w:br/>
-      </w:r>
-      <w:r>
-        <w:rPr>
-          <w:rStyle w:val="VerbatimChar"/>
-        </w:rPr>
-        <w:t xml:space="preserve">## [1,] -0.1236760 0.1928266 0.4885542 -0.2129956 0.2566809</w:t>
-      </w:r>
-      <w:r>
-        <w:br/>
-      </w:r>
-      <w:r>
-        <w:rPr>
-          <w:rStyle w:val="VerbatimChar"/>
-        </w:rPr>
-        <w:t xml:space="preserve">## [2,] -0.1228106 0.1935897 0.4879884 -0.2124107 0.2570767</w:t>
-      </w:r>
-      <w:r>
-        <w:br/>
-      </w:r>
-      <w:r>
-        <w:rPr>
-          <w:rStyle w:val="VerbatimChar"/>
-        </w:rPr>
-        <w:t xml:space="preserve">## [3,] -0.1220713 0.1943054 0.4875085 -0.2118745 0.2574098</w:t>
-      </w:r>
-      <w:r>
-        <w:br/>
-      </w:r>
-      <w:r>
-        <w:rPr>
-          <w:rStyle w:val="VerbatimChar"/>
-        </w:rPr>
-        <w:t xml:space="preserve">## [4,] -0.1214681 0.1949572 0.4871206 -0.2113981 0.2576762</w:t>
-      </w:r>
-      <w:r>
-        <w:br/>
-      </w:r>
-      <w:r>
-        <w:rPr>
-          <w:rStyle w:val="VerbatimChar"/>
-        </w:rPr>
-        <w:t xml:space="preserve">## [5,] -0.1210141 0.1955227 0.4868330 -0.2109969 0.2578704</w:t>
-      </w:r>
-      <w:r>
-        <w:br/>
-      </w:r>
-      <w:r>
-        <w:rPr>
-          <w:rStyle w:val="VerbatimChar"/>
-        </w:rPr>
-        <w:t xml:space="preserve">## [6,] -0.1207310 0.1959704 0.4866593 -0.2106929 0.2579834</w:t>
+        <w:t xml:space="preserve">##           [,1]      [,2]      [,3]      [,4]      [,5]</w:t>
+      </w:r>
+      <w:r>
+        <w:br/>
+      </w:r>
+      <w:r>
+        <w:rPr>
+          <w:rStyle w:val="VerbatimChar"/>
+        </w:rPr>
+        <w:t xml:space="preserve">## [1,] 0.8040059 0.9103663 0.9085211 0.8938085 0.8827338</w:t>
+      </w:r>
+      <w:r>
+        <w:br/>
+      </w:r>
+      <w:r>
+        <w:rPr>
+          <w:rStyle w:val="VerbatimChar"/>
+        </w:rPr>
+        <w:t xml:space="preserve">## [2,] 0.8382092 0.9515531 0.9487075 0.9324941 0.9207430</w:t>
+      </w:r>
+      <w:r>
+        <w:br/>
+      </w:r>
+      <w:r>
+        <w:rPr>
+          <w:rStyle w:val="VerbatimChar"/>
+        </w:rPr>
+        <w:t xml:space="preserve">## [3,] 0.8542729 0.9706618 0.9672009 0.9502169 0.9381310</w:t>
+      </w:r>
+      <w:r>
+        <w:br/>
+      </w:r>
+      <w:r>
+        <w:rPr>
+          <w:rStyle w:val="VerbatimChar"/>
+        </w:rPr>
+        <w:t xml:space="preserve">## [4,] 0.8543822 0.9702017 0.9664368 0.9494026 0.9373508</w:t>
+      </w:r>
+      <w:r>
+        <w:br/>
+      </w:r>
+      <w:r>
+        <w:rPr>
+          <w:rStyle w:val="VerbatimChar"/>
+        </w:rPr>
+        <w:t xml:space="preserve">## [5,] 0.8388515 0.9505527 0.9468001 0.9304248 0.9187636</w:t>
+      </w:r>
+      <w:r>
+        <w:br/>
+      </w:r>
+      <w:r>
+        <w:rPr>
+          <w:rStyle w:val="VerbatimChar"/>
+        </w:rPr>
+        <w:t xml:space="preserve">## [6,] 0.8060559 0.9098929 0.9065513 0.8915296 0.8805629</w:t>
       </w:r>
     </w:p>
     <w:p>
@@ -2241,43 +2394,43 @@
         <w:rPr>
           <w:rStyle w:val="VerbatimChar"/>
         </w:rPr>
-        <w:t xml:space="preserve">## [1] "t4 R2 test: 0.475497356397994 MAPE: 1.14007894792947"</w:t>
-      </w:r>
-      <w:r>
-        <w:br/>
-      </w:r>
-      <w:r>
-        <w:rPr>
-          <w:rStyle w:val="VerbatimChar"/>
-        </w:rPr>
-        <w:t xml:space="preserve">## [1] "t3 R2 test: 0.0561473685754342 MAPE: 0.768967941841427"</w:t>
-      </w:r>
-      <w:r>
-        <w:br/>
-      </w:r>
-      <w:r>
-        <w:rPr>
-          <w:rStyle w:val="VerbatimChar"/>
-        </w:rPr>
-        <w:t xml:space="preserve">## [1] "t2 R2 test: 0.0321844704692927 MAPE: 0.387548978446317"</w:t>
-      </w:r>
-      <w:r>
-        <w:br/>
-      </w:r>
-      <w:r>
-        <w:rPr>
-          <w:rStyle w:val="VerbatimChar"/>
-        </w:rPr>
-        <w:t xml:space="preserve">## [1] "t1 R2 test: 0.423289485723205 MAPE: 1.30890170028726"</w:t>
-      </w:r>
-      <w:r>
-        <w:br/>
-      </w:r>
-      <w:r>
-        <w:rPr>
-          <w:rStyle w:val="VerbatimChar"/>
-        </w:rPr>
-        <w:t xml:space="preserve">## [1] "t0 R2 test: 0.193718098625527 MAPE: 0.562458748632022"</w:t>
+        <w:t xml:space="preserve">## [1] "t4 R2 test: 0.353552305338186 MAPE: 0.176903235597001"</w:t>
+      </w:r>
+      <w:r>
+        <w:br/>
+      </w:r>
+      <w:r>
+        <w:rPr>
+          <w:rStyle w:val="VerbatimChar"/>
+        </w:rPr>
+        <w:t xml:space="preserve">## [1] "t3 R2 test: 0.9046898873966 MAPE: 0.0708696365648956"</w:t>
+      </w:r>
+      <w:r>
+        <w:br/>
+      </w:r>
+      <w:r>
+        <w:rPr>
+          <w:rStyle w:val="VerbatimChar"/>
+        </w:rPr>
+        <w:t xml:space="preserve">## [1] "t2 R2 test: 0.988419697570328 MAPE: 0.0285374904846622"</w:t>
+      </w:r>
+      <w:r>
+        <w:br/>
+      </w:r>
+      <w:r>
+        <w:rPr>
+          <w:rStyle w:val="VerbatimChar"/>
+        </w:rPr>
+        <w:t xml:space="preserve">## [1] "t1 R2 test: 0.931850891356267 MAPE: 0.14507371199229"</w:t>
+      </w:r>
+      <w:r>
+        <w:br/>
+      </w:r>
+      <w:r>
+        <w:rPr>
+          <w:rStyle w:val="VerbatimChar"/>
+        </w:rPr>
+        <w:t xml:space="preserve">## [1] "t0 R2 test: 0.857872041959809 MAPE: 0.338666710881192"</w:t>
       </w:r>
     </w:p>
     <w:p>
@@ -2365,7 +2518,7 @@
         <w:rPr>
           <w:rStyle w:val="VerbatimChar"/>
         </w:rPr>
-        <w:t xml:space="preserve">## [1] "Means R2 test: 0.236167355958291 MAPE: 0.833591263427299"</w:t>
+        <w:t xml:space="preserve">## [1] "Means R2 test: 0.807276964724238 MAPE: 0.152010157104008"</w:t>
       </w:r>
     </w:p>
     <w:bookmarkStart w:id="12" w:name="method"/>

--- a/examples/autoencoder/doc/autoenc_lstm_ed.docx
+++ b/examples/autoencoder/doc/autoenc_lstm_ed.docx
@@ -1680,7 +1680,7 @@
               <a:graphicData uri="http://schemas.openxmlformats.org/drawingml/2006/picture">
                 <pic:pic>
                   <pic:nvPicPr>
-                    <pic:cNvPr descr="/home/gpca/daltoolboxdp/examples/autoencoder/doc/autoenc_lstm_ed_files/d34562416f9ac64cfb3d631af1877eac1c90b1a7.png" id="11" name="Picture"/>
+                    <pic:cNvPr descr="C:\Git\dal\daltoolboxdp\examples\autoencoder\doc\autoenc_lstm_ed_files/fb59e07827ca5a783f2a67f9b0d639f7e91e35aa.png" id="11" name="Picture"/>
                     <pic:cNvPicPr>
                       <a:picLocks noChangeArrowheads="1" noChangeAspect="1"/>
                     </pic:cNvPicPr>
@@ -1904,52 +1904,52 @@
         <w:rPr>
           <w:rStyle w:val="VerbatimChar"/>
         </w:rPr>
-        <w:t xml:space="preserve">## [1,] 0.8040059 0.9103663 0.9085211 0.8938085 0.8827338</w:t>
-      </w:r>
-      <w:r>
-        <w:br/>
-      </w:r>
-      <w:r>
-        <w:rPr>
-          <w:rStyle w:val="VerbatimChar"/>
-        </w:rPr>
-        <w:t xml:space="preserve">## [2,] 0.8382092 0.9515531 0.9487075 0.9324941 0.9207430</w:t>
-      </w:r>
-      <w:r>
-        <w:br/>
-      </w:r>
-      <w:r>
-        <w:rPr>
-          <w:rStyle w:val="VerbatimChar"/>
-        </w:rPr>
-        <w:t xml:space="preserve">## [3,] 0.8542729 0.9706618 0.9672009 0.9502169 0.9381310</w:t>
-      </w:r>
-      <w:r>
-        <w:br/>
-      </w:r>
-      <w:r>
-        <w:rPr>
-          <w:rStyle w:val="VerbatimChar"/>
-        </w:rPr>
-        <w:t xml:space="preserve">## [4,] 0.8543822 0.9702017 0.9664368 0.9494026 0.9373508</w:t>
-      </w:r>
-      <w:r>
-        <w:br/>
-      </w:r>
-      <w:r>
-        <w:rPr>
-          <w:rStyle w:val="VerbatimChar"/>
-        </w:rPr>
-        <w:t xml:space="preserve">## [5,] 0.8388515 0.9505527 0.9468001 0.9304248 0.9187636</w:t>
-      </w:r>
-      <w:r>
-        <w:br/>
-      </w:r>
-      <w:r>
-        <w:rPr>
-          <w:rStyle w:val="VerbatimChar"/>
-        </w:rPr>
-        <w:t xml:space="preserve">## [6,] 0.8060559 0.9098929 0.9065513 0.8915296 0.8805629</w:t>
+        <w:t xml:space="preserve">## [1,] 0.8040059 0.9103662 0.9085209 0.8938084 0.8827337</w:t>
+      </w:r>
+      <w:r>
+        <w:br/>
+      </w:r>
+      <w:r>
+        <w:rPr>
+          <w:rStyle w:val="VerbatimChar"/>
+        </w:rPr>
+        <w:t xml:space="preserve">## [2,] 0.8382093 0.9515531 0.9487076 0.9324941 0.9207429</w:t>
+      </w:r>
+      <w:r>
+        <w:br/>
+      </w:r>
+      <w:r>
+        <w:rPr>
+          <w:rStyle w:val="VerbatimChar"/>
+        </w:rPr>
+        <w:t xml:space="preserve">## [3,] 0.8542728 0.9706618 0.9672008 0.9502168 0.9381309</w:t>
+      </w:r>
+      <w:r>
+        <w:br/>
+      </w:r>
+      <w:r>
+        <w:rPr>
+          <w:rStyle w:val="VerbatimChar"/>
+        </w:rPr>
+        <w:t xml:space="preserve">## [4,] 0.8543822 0.9702017 0.9664369 0.9494026 0.9373507</w:t>
+      </w:r>
+      <w:r>
+        <w:br/>
+      </w:r>
+      <w:r>
+        <w:rPr>
+          <w:rStyle w:val="VerbatimChar"/>
+        </w:rPr>
+        <w:t xml:space="preserve">## [5,] 0.8388514 0.9505526 0.9468000 0.9304247 0.9187635</w:t>
+      </w:r>
+      <w:r>
+        <w:br/>
+      </w:r>
+      <w:r>
+        <w:rPr>
+          <w:rStyle w:val="VerbatimChar"/>
+        </w:rPr>
+        <w:t xml:space="preserve">## [6,] 0.8060560 0.9098929 0.9065514 0.8915296 0.8805630</w:t>
       </w:r>
     </w:p>
     <w:p>
@@ -2394,43 +2394,43 @@
         <w:rPr>
           <w:rStyle w:val="VerbatimChar"/>
         </w:rPr>
-        <w:t xml:space="preserve">## [1] "t4 R2 test: 0.353552305338186 MAPE: 0.176903235597001"</w:t>
-      </w:r>
-      <w:r>
-        <w:br/>
-      </w:r>
-      <w:r>
-        <w:rPr>
-          <w:rStyle w:val="VerbatimChar"/>
-        </w:rPr>
-        <w:t xml:space="preserve">## [1] "t3 R2 test: 0.9046898873966 MAPE: 0.0708696365648956"</w:t>
-      </w:r>
-      <w:r>
-        <w:br/>
-      </w:r>
-      <w:r>
-        <w:rPr>
-          <w:rStyle w:val="VerbatimChar"/>
-        </w:rPr>
-        <w:t xml:space="preserve">## [1] "t2 R2 test: 0.988419697570328 MAPE: 0.0285374904846622"</w:t>
-      </w:r>
-      <w:r>
-        <w:br/>
-      </w:r>
-      <w:r>
-        <w:rPr>
-          <w:rStyle w:val="VerbatimChar"/>
-        </w:rPr>
-        <w:t xml:space="preserve">## [1] "t1 R2 test: 0.931850891356267 MAPE: 0.14507371199229"</w:t>
-      </w:r>
-      <w:r>
-        <w:br/>
-      </w:r>
-      <w:r>
-        <w:rPr>
-          <w:rStyle w:val="VerbatimChar"/>
-        </w:rPr>
-        <w:t xml:space="preserve">## [1] "t0 R2 test: 0.857872041959809 MAPE: 0.338666710881192"</w:t>
+        <w:t xml:space="preserve">## [1] "t4 R2 test: 0.35355220449651 MAPE: 0.176903277221047"</w:t>
+      </w:r>
+      <w:r>
+        <w:br/>
+      </w:r>
+      <w:r>
+        <w:rPr>
+          <w:rStyle w:val="VerbatimChar"/>
+        </w:rPr>
+        <w:t xml:space="preserve">## [1] "t3 R2 test: 0.90468996532675 MAPE: 0.0708696264715472"</w:t>
+      </w:r>
+      <w:r>
+        <w:br/>
+      </w:r>
+      <w:r>
+        <w:rPr>
+          <w:rStyle w:val="VerbatimChar"/>
+        </w:rPr>
+        <w:t xml:space="preserve">## [1] "t2 R2 test: 0.988419703266723 MAPE: 0.0285374833808785"</w:t>
+      </w:r>
+      <w:r>
+        <w:br/>
+      </w:r>
+      <w:r>
+        <w:rPr>
+          <w:rStyle w:val="VerbatimChar"/>
+        </w:rPr>
+        <w:t xml:space="preserve">## [1] "t1 R2 test: 0.931850820177454 MAPE: 0.145073698586272"</w:t>
+      </w:r>
+      <w:r>
+        <w:br/>
+      </w:r>
+      <w:r>
+        <w:rPr>
+          <w:rStyle w:val="VerbatimChar"/>
+        </w:rPr>
+        <w:t xml:space="preserve">## [1] "t0 R2 test: 0.857871912543932 MAPE: 0.338666684893429"</w:t>
       </w:r>
     </w:p>
     <w:p>
@@ -2518,7 +2518,7 @@
         <w:rPr>
           <w:rStyle w:val="VerbatimChar"/>
         </w:rPr>
-        <w:t xml:space="preserve">## [1] "Means R2 test: 0.807276964724238 MAPE: 0.152010157104008"</w:t>
+        <w:t xml:space="preserve">## [1] "Means R2 test: 0.807276921162274 MAPE: 0.152010154110635"</w:t>
       </w:r>
     </w:p>
     <w:bookmarkStart w:id="12" w:name="method"/>
